--- a/Artigo RSP/Artigo RSP.docx
+++ b/Artigo RSP/Artigo RSP.docx
@@ -697,17 +697,1550 @@
     </w:p>
     <w:p>
       <w:pPr>
+        <w:pStyle w:val="Sumrio1"/>
+        <w:tabs>
+          <w:tab w:val="left" w:pos="480"/>
+          <w:tab w:val="right" w:leader="dot" w:pos="8493"/>
+        </w:tabs>
+        <w:rPr>
+          <w:rFonts w:eastAsiaTheme="minorEastAsia"/>
+          <w:noProof/>
+          <w:kern w:val="2"/>
+          <w:szCs w:val="24"/>
+          <w:lang w:eastAsia="pt-BR"/>
+          <w14:ligatures w14:val="standardContextual"/>
+        </w:rPr>
+      </w:pPr>
+      <w:r>
+        <w:rPr>
+          <w:rFonts w:ascii="Times New Roman" w:eastAsia="Calibri" w:hAnsi="Times New Roman" w:cs="Times New Roman"/>
+          <w:b/>
+          <w:szCs w:val="24"/>
+        </w:rPr>
+        <w:fldChar w:fldCharType="begin"/>
+      </w:r>
+      <w:r>
+        <w:rPr>
+          <w:rFonts w:ascii="Times New Roman" w:eastAsia="Calibri" w:hAnsi="Times New Roman" w:cs="Times New Roman"/>
+          <w:b/>
+          <w:szCs w:val="24"/>
+        </w:rPr>
+        <w:instrText xml:space="preserve"> TOC \h \z \t "rsp_Título_1;1;rsp_Título_2;2" </w:instrText>
+      </w:r>
+      <w:r>
+        <w:rPr>
+          <w:rFonts w:ascii="Times New Roman" w:eastAsia="Calibri" w:hAnsi="Times New Roman" w:cs="Times New Roman"/>
+          <w:b/>
+          <w:szCs w:val="24"/>
+        </w:rPr>
+        <w:fldChar w:fldCharType="separate"/>
+      </w:r>
+      <w:hyperlink w:anchor="_Toc224143503" w:history="1">
+        <w:r>
+          <w:rPr>
+            <w:rStyle w:val="Hyperlink"/>
+            <w:noProof/>
+          </w:rPr>
+          <w:t>1.</w:t>
+        </w:r>
+        <w:r>
+          <w:rPr>
+            <w:rFonts w:eastAsiaTheme="minorEastAsia"/>
+            <w:noProof/>
+            <w:kern w:val="2"/>
+            <w:szCs w:val="24"/>
+            <w:lang w:eastAsia="pt-BR"/>
+            <w14:ligatures w14:val="standardContextual"/>
+          </w:rPr>
+          <w:tab/>
+        </w:r>
+        <w:r>
+          <w:rPr>
+            <w:rStyle w:val="Hyperlink"/>
+            <w:noProof/>
+          </w:rPr>
+          <w:t>Introdução</w:t>
+        </w:r>
+        <w:r>
+          <w:rPr>
+            <w:noProof/>
+            <w:webHidden/>
+          </w:rPr>
+          <w:tab/>
+        </w:r>
+        <w:r>
+          <w:rPr>
+            <w:noProof/>
+            <w:webHidden/>
+          </w:rPr>
+          <w:fldChar w:fldCharType="begin"/>
+        </w:r>
+        <w:r>
+          <w:rPr>
+            <w:noProof/>
+            <w:webHidden/>
+          </w:rPr>
+          <w:instrText xml:space="preserve"> PAGEREF _Toc224143503 \h </w:instrText>
+        </w:r>
+        <w:r>
+          <w:rPr>
+            <w:noProof/>
+            <w:webHidden/>
+          </w:rPr>
+        </w:r>
+        <w:r>
+          <w:rPr>
+            <w:noProof/>
+            <w:webHidden/>
+          </w:rPr>
+          <w:fldChar w:fldCharType="separate"/>
+        </w:r>
+        <w:r>
+          <w:rPr>
+            <w:noProof/>
+            <w:webHidden/>
+          </w:rPr>
+          <w:t>2</w:t>
+        </w:r>
+        <w:r>
+          <w:rPr>
+            <w:noProof/>
+            <w:webHidden/>
+          </w:rPr>
+          <w:fldChar w:fldCharType="end"/>
+        </w:r>
+      </w:hyperlink>
+    </w:p>
+    <w:p>
+      <w:pPr>
+        <w:pStyle w:val="Sumrio1"/>
+        <w:tabs>
+          <w:tab w:val="left" w:pos="480"/>
+          <w:tab w:val="right" w:leader="dot" w:pos="8493"/>
+        </w:tabs>
+        <w:rPr>
+          <w:rFonts w:eastAsiaTheme="minorEastAsia"/>
+          <w:noProof/>
+          <w:kern w:val="2"/>
+          <w:szCs w:val="24"/>
+          <w:lang w:eastAsia="pt-BR"/>
+          <w14:ligatures w14:val="standardContextual"/>
+        </w:rPr>
+      </w:pPr>
+      <w:hyperlink w:anchor="_Toc224143504" w:history="1">
+        <w:r>
+          <w:rPr>
+            <w:rStyle w:val="Hyperlink"/>
+            <w:noProof/>
+          </w:rPr>
+          <w:t>2.</w:t>
+        </w:r>
+        <w:r>
+          <w:rPr>
+            <w:rFonts w:eastAsiaTheme="minorEastAsia"/>
+            <w:noProof/>
+            <w:kern w:val="2"/>
+            <w:szCs w:val="24"/>
+            <w:lang w:eastAsia="pt-BR"/>
+            <w14:ligatures w14:val="standardContextual"/>
+          </w:rPr>
+          <w:tab/>
+        </w:r>
+        <w:r>
+          <w:rPr>
+            <w:rStyle w:val="Hyperlink"/>
+            <w:noProof/>
+          </w:rPr>
+          <w:t>Referencial teórico</w:t>
+        </w:r>
+        <w:r>
+          <w:rPr>
+            <w:noProof/>
+            <w:webHidden/>
+          </w:rPr>
+          <w:tab/>
+        </w:r>
+        <w:r>
+          <w:rPr>
+            <w:noProof/>
+            <w:webHidden/>
+          </w:rPr>
+          <w:fldChar w:fldCharType="begin"/>
+        </w:r>
+        <w:r>
+          <w:rPr>
+            <w:noProof/>
+            <w:webHidden/>
+          </w:rPr>
+          <w:instrText xml:space="preserve"> PAGEREF _Toc224143504 \h </w:instrText>
+        </w:r>
+        <w:r>
+          <w:rPr>
+            <w:noProof/>
+            <w:webHidden/>
+          </w:rPr>
+        </w:r>
+        <w:r>
+          <w:rPr>
+            <w:noProof/>
+            <w:webHidden/>
+          </w:rPr>
+          <w:fldChar w:fldCharType="separate"/>
+        </w:r>
+        <w:r>
+          <w:rPr>
+            <w:noProof/>
+            <w:webHidden/>
+          </w:rPr>
+          <w:t>3</w:t>
+        </w:r>
+        <w:r>
+          <w:rPr>
+            <w:noProof/>
+            <w:webHidden/>
+          </w:rPr>
+          <w:fldChar w:fldCharType="end"/>
+        </w:r>
+      </w:hyperlink>
+    </w:p>
+    <w:p>
+      <w:pPr>
+        <w:pStyle w:val="Sumrio2"/>
+        <w:tabs>
+          <w:tab w:val="left" w:pos="960"/>
+          <w:tab w:val="right" w:leader="dot" w:pos="8493"/>
+        </w:tabs>
+        <w:rPr>
+          <w:rFonts w:eastAsiaTheme="minorEastAsia"/>
+          <w:noProof/>
+          <w:kern w:val="2"/>
+          <w:szCs w:val="24"/>
+          <w:lang w:eastAsia="pt-BR"/>
+          <w14:ligatures w14:val="standardContextual"/>
+        </w:rPr>
+      </w:pPr>
+      <w:hyperlink w:anchor="_Toc224143505" w:history="1">
+        <w:r>
+          <w:rPr>
+            <w:rStyle w:val="Hyperlink"/>
+            <w:noProof/>
+          </w:rPr>
+          <w:t>2.1.</w:t>
+        </w:r>
+        <w:r>
+          <w:rPr>
+            <w:rFonts w:eastAsiaTheme="minorEastAsia"/>
+            <w:noProof/>
+            <w:kern w:val="2"/>
+            <w:szCs w:val="24"/>
+            <w:lang w:eastAsia="pt-BR"/>
+            <w14:ligatures w14:val="standardContextual"/>
+          </w:rPr>
+          <w:tab/>
+        </w:r>
+        <w:r>
+          <w:rPr>
+            <w:rStyle w:val="Hyperlink"/>
+            <w:noProof/>
+          </w:rPr>
+          <w:t>Do Cadastro Descritivo (CIATA) ao Modelo Multifinalitário (CTM)</w:t>
+        </w:r>
+        <w:r>
+          <w:rPr>
+            <w:noProof/>
+            <w:webHidden/>
+          </w:rPr>
+          <w:tab/>
+        </w:r>
+        <w:r>
+          <w:rPr>
+            <w:noProof/>
+            <w:webHidden/>
+          </w:rPr>
+          <w:fldChar w:fldCharType="begin"/>
+        </w:r>
+        <w:r>
+          <w:rPr>
+            <w:noProof/>
+            <w:webHidden/>
+          </w:rPr>
+          <w:instrText xml:space="preserve"> PAGEREF _Toc224143505 \h </w:instrText>
+        </w:r>
+        <w:r>
+          <w:rPr>
+            <w:noProof/>
+            <w:webHidden/>
+          </w:rPr>
+        </w:r>
+        <w:r>
+          <w:rPr>
+            <w:noProof/>
+            <w:webHidden/>
+          </w:rPr>
+          <w:fldChar w:fldCharType="separate"/>
+        </w:r>
+        <w:r>
+          <w:rPr>
+            <w:noProof/>
+            <w:webHidden/>
+          </w:rPr>
+          <w:t>3</w:t>
+        </w:r>
+        <w:r>
+          <w:rPr>
+            <w:noProof/>
+            <w:webHidden/>
+          </w:rPr>
+          <w:fldChar w:fldCharType="end"/>
+        </w:r>
+      </w:hyperlink>
+    </w:p>
+    <w:p>
+      <w:pPr>
+        <w:pStyle w:val="Sumrio2"/>
+        <w:tabs>
+          <w:tab w:val="left" w:pos="960"/>
+          <w:tab w:val="right" w:leader="dot" w:pos="8493"/>
+        </w:tabs>
+        <w:rPr>
+          <w:rFonts w:eastAsiaTheme="minorEastAsia"/>
+          <w:noProof/>
+          <w:kern w:val="2"/>
+          <w:szCs w:val="24"/>
+          <w:lang w:eastAsia="pt-BR"/>
+          <w14:ligatures w14:val="standardContextual"/>
+        </w:rPr>
+      </w:pPr>
+      <w:hyperlink w:anchor="_Toc224143506" w:history="1">
+        <w:r>
+          <w:rPr>
+            <w:rStyle w:val="Hyperlink"/>
+            <w:noProof/>
+          </w:rPr>
+          <w:t>2.2.</w:t>
+        </w:r>
+        <w:r>
+          <w:rPr>
+            <w:rFonts w:eastAsiaTheme="minorEastAsia"/>
+            <w:noProof/>
+            <w:kern w:val="2"/>
+            <w:szCs w:val="24"/>
+            <w:lang w:eastAsia="pt-BR"/>
+            <w14:ligatures w14:val="standardContextual"/>
+          </w:rPr>
+          <w:tab/>
+        </w:r>
+        <w:r>
+          <w:rPr>
+            <w:rStyle w:val="Hyperlink"/>
+            <w:noProof/>
+          </w:rPr>
+          <w:t>O Marco Regulatório e o SINTER</w:t>
+        </w:r>
+        <w:r>
+          <w:rPr>
+            <w:noProof/>
+            <w:webHidden/>
+          </w:rPr>
+          <w:tab/>
+        </w:r>
+        <w:r>
+          <w:rPr>
+            <w:noProof/>
+            <w:webHidden/>
+          </w:rPr>
+          <w:fldChar w:fldCharType="begin"/>
+        </w:r>
+        <w:r>
+          <w:rPr>
+            <w:noProof/>
+            <w:webHidden/>
+          </w:rPr>
+          <w:instrText xml:space="preserve"> PAGEREF _Toc224143506 \h </w:instrText>
+        </w:r>
+        <w:r>
+          <w:rPr>
+            <w:noProof/>
+            <w:webHidden/>
+          </w:rPr>
+        </w:r>
+        <w:r>
+          <w:rPr>
+            <w:noProof/>
+            <w:webHidden/>
+          </w:rPr>
+          <w:fldChar w:fldCharType="separate"/>
+        </w:r>
+        <w:r>
+          <w:rPr>
+            <w:noProof/>
+            <w:webHidden/>
+          </w:rPr>
+          <w:t>3</w:t>
+        </w:r>
+        <w:r>
+          <w:rPr>
+            <w:noProof/>
+            <w:webHidden/>
+          </w:rPr>
+          <w:fldChar w:fldCharType="end"/>
+        </w:r>
+      </w:hyperlink>
+    </w:p>
+    <w:p>
+      <w:pPr>
+        <w:pStyle w:val="Sumrio2"/>
+        <w:tabs>
+          <w:tab w:val="left" w:pos="960"/>
+          <w:tab w:val="right" w:leader="dot" w:pos="8493"/>
+        </w:tabs>
+        <w:rPr>
+          <w:rFonts w:eastAsiaTheme="minorEastAsia"/>
+          <w:noProof/>
+          <w:kern w:val="2"/>
+          <w:szCs w:val="24"/>
+          <w:lang w:eastAsia="pt-BR"/>
+          <w14:ligatures w14:val="standardContextual"/>
+        </w:rPr>
+      </w:pPr>
+      <w:hyperlink w:anchor="_Toc224143507" w:history="1">
+        <w:r>
+          <w:rPr>
+            <w:rStyle w:val="Hyperlink"/>
+            <w:noProof/>
+          </w:rPr>
+          <w:t>2.3.</w:t>
+        </w:r>
+        <w:r>
+          <w:rPr>
+            <w:rFonts w:eastAsiaTheme="minorEastAsia"/>
+            <w:noProof/>
+            <w:kern w:val="2"/>
+            <w:szCs w:val="24"/>
+            <w:lang w:eastAsia="pt-BR"/>
+            <w14:ligatures w14:val="standardContextual"/>
+          </w:rPr>
+          <w:tab/>
+        </w:r>
+        <w:r>
+          <w:rPr>
+            <w:rStyle w:val="Hyperlink"/>
+            <w:noProof/>
+          </w:rPr>
+          <w:t>Tecnologias de Informação Geográfica e Dados Abertos</w:t>
+        </w:r>
+        <w:r>
+          <w:rPr>
+            <w:noProof/>
+            <w:webHidden/>
+          </w:rPr>
+          <w:tab/>
+        </w:r>
+        <w:r>
+          <w:rPr>
+            <w:noProof/>
+            <w:webHidden/>
+          </w:rPr>
+          <w:fldChar w:fldCharType="begin"/>
+        </w:r>
+        <w:r>
+          <w:rPr>
+            <w:noProof/>
+            <w:webHidden/>
+          </w:rPr>
+          <w:instrText xml:space="preserve"> PAGEREF _Toc224143507 \h </w:instrText>
+        </w:r>
+        <w:r>
+          <w:rPr>
+            <w:noProof/>
+            <w:webHidden/>
+          </w:rPr>
+        </w:r>
+        <w:r>
+          <w:rPr>
+            <w:noProof/>
+            <w:webHidden/>
+          </w:rPr>
+          <w:fldChar w:fldCharType="separate"/>
+        </w:r>
+        <w:r>
+          <w:rPr>
+            <w:noProof/>
+            <w:webHidden/>
+          </w:rPr>
+          <w:t>4</w:t>
+        </w:r>
+        <w:r>
+          <w:rPr>
+            <w:noProof/>
+            <w:webHidden/>
+          </w:rPr>
+          <w:fldChar w:fldCharType="end"/>
+        </w:r>
+      </w:hyperlink>
+    </w:p>
+    <w:p>
+      <w:pPr>
+        <w:pStyle w:val="Sumrio1"/>
+        <w:tabs>
+          <w:tab w:val="left" w:pos="480"/>
+          <w:tab w:val="right" w:leader="dot" w:pos="8493"/>
+        </w:tabs>
+        <w:rPr>
+          <w:rFonts w:eastAsiaTheme="minorEastAsia"/>
+          <w:noProof/>
+          <w:kern w:val="2"/>
+          <w:szCs w:val="24"/>
+          <w:lang w:eastAsia="pt-BR"/>
+          <w14:ligatures w14:val="standardContextual"/>
+        </w:rPr>
+      </w:pPr>
+      <w:hyperlink w:anchor="_Toc224143508" w:history="1">
+        <w:r>
+          <w:rPr>
+            <w:rStyle w:val="Hyperlink"/>
+            <w:noProof/>
+          </w:rPr>
+          <w:t>3.</w:t>
+        </w:r>
+        <w:r>
+          <w:rPr>
+            <w:rFonts w:eastAsiaTheme="minorEastAsia"/>
+            <w:noProof/>
+            <w:kern w:val="2"/>
+            <w:szCs w:val="24"/>
+            <w:lang w:eastAsia="pt-BR"/>
+            <w14:ligatures w14:val="standardContextual"/>
+          </w:rPr>
+          <w:tab/>
+        </w:r>
+        <w:r>
+          <w:rPr>
+            <w:rStyle w:val="Hyperlink"/>
+            <w:noProof/>
+          </w:rPr>
+          <w:t>Metodologia</w:t>
+        </w:r>
+        <w:r>
+          <w:rPr>
+            <w:noProof/>
+            <w:webHidden/>
+          </w:rPr>
+          <w:tab/>
+        </w:r>
+        <w:r>
+          <w:rPr>
+            <w:noProof/>
+            <w:webHidden/>
+          </w:rPr>
+          <w:fldChar w:fldCharType="begin"/>
+        </w:r>
+        <w:r>
+          <w:rPr>
+            <w:noProof/>
+            <w:webHidden/>
+          </w:rPr>
+          <w:instrText xml:space="preserve"> PAGEREF _Toc224143508 \h </w:instrText>
+        </w:r>
+        <w:r>
+          <w:rPr>
+            <w:noProof/>
+            <w:webHidden/>
+          </w:rPr>
+        </w:r>
+        <w:r>
+          <w:rPr>
+            <w:noProof/>
+            <w:webHidden/>
+          </w:rPr>
+          <w:fldChar w:fldCharType="separate"/>
+        </w:r>
+        <w:r>
+          <w:rPr>
+            <w:noProof/>
+            <w:webHidden/>
+          </w:rPr>
+          <w:t>4</w:t>
+        </w:r>
+        <w:r>
+          <w:rPr>
+            <w:noProof/>
+            <w:webHidden/>
+          </w:rPr>
+          <w:fldChar w:fldCharType="end"/>
+        </w:r>
+      </w:hyperlink>
+    </w:p>
+    <w:p>
+      <w:pPr>
+        <w:pStyle w:val="Sumrio2"/>
+        <w:tabs>
+          <w:tab w:val="left" w:pos="960"/>
+          <w:tab w:val="right" w:leader="dot" w:pos="8493"/>
+        </w:tabs>
+        <w:rPr>
+          <w:rFonts w:eastAsiaTheme="minorEastAsia"/>
+          <w:noProof/>
+          <w:kern w:val="2"/>
+          <w:szCs w:val="24"/>
+          <w:lang w:eastAsia="pt-BR"/>
+          <w14:ligatures w14:val="standardContextual"/>
+        </w:rPr>
+      </w:pPr>
+      <w:hyperlink w:anchor="_Toc224143509" w:history="1">
+        <w:r>
+          <w:rPr>
+            <w:rStyle w:val="Hyperlink"/>
+            <w:noProof/>
+          </w:rPr>
+          <w:t>3.1.</w:t>
+        </w:r>
+        <w:r>
+          <w:rPr>
+            <w:rFonts w:eastAsiaTheme="minorEastAsia"/>
+            <w:noProof/>
+            <w:kern w:val="2"/>
+            <w:szCs w:val="24"/>
+            <w:lang w:eastAsia="pt-BR"/>
+            <w14:ligatures w14:val="standardContextual"/>
+          </w:rPr>
+          <w:tab/>
+        </w:r>
+        <w:r>
+          <w:rPr>
+            <w:rStyle w:val="Hyperlink"/>
+            <w:noProof/>
+          </w:rPr>
+          <w:t>Preparação, Harmonização e Normalização de Dados</w:t>
+        </w:r>
+        <w:r>
+          <w:rPr>
+            <w:noProof/>
+            <w:webHidden/>
+          </w:rPr>
+          <w:tab/>
+        </w:r>
+        <w:r>
+          <w:rPr>
+            <w:noProof/>
+            <w:webHidden/>
+          </w:rPr>
+          <w:fldChar w:fldCharType="begin"/>
+        </w:r>
+        <w:r>
+          <w:rPr>
+            <w:noProof/>
+            <w:webHidden/>
+          </w:rPr>
+          <w:instrText xml:space="preserve"> PAGEREF _Toc224143509 \h </w:instrText>
+        </w:r>
+        <w:r>
+          <w:rPr>
+            <w:noProof/>
+            <w:webHidden/>
+          </w:rPr>
+        </w:r>
+        <w:r>
+          <w:rPr>
+            <w:noProof/>
+            <w:webHidden/>
+          </w:rPr>
+          <w:fldChar w:fldCharType="separate"/>
+        </w:r>
+        <w:r>
+          <w:rPr>
+            <w:noProof/>
+            <w:webHidden/>
+          </w:rPr>
+          <w:t>4</w:t>
+        </w:r>
+        <w:r>
+          <w:rPr>
+            <w:noProof/>
+            <w:webHidden/>
+          </w:rPr>
+          <w:fldChar w:fldCharType="end"/>
+        </w:r>
+      </w:hyperlink>
+    </w:p>
+    <w:p>
+      <w:pPr>
+        <w:pStyle w:val="Sumrio2"/>
+        <w:tabs>
+          <w:tab w:val="left" w:pos="960"/>
+          <w:tab w:val="right" w:leader="dot" w:pos="8493"/>
+        </w:tabs>
+        <w:rPr>
+          <w:rFonts w:eastAsiaTheme="minorEastAsia"/>
+          <w:noProof/>
+          <w:kern w:val="2"/>
+          <w:szCs w:val="24"/>
+          <w:lang w:eastAsia="pt-BR"/>
+          <w14:ligatures w14:val="standardContextual"/>
+        </w:rPr>
+      </w:pPr>
+      <w:hyperlink w:anchor="_Toc224143510" w:history="1">
+        <w:r>
+          <w:rPr>
+            <w:rStyle w:val="Hyperlink"/>
+            <w:noProof/>
+          </w:rPr>
+          <w:t>3.2.</w:t>
+        </w:r>
+        <w:r>
+          <w:rPr>
+            <w:rFonts w:eastAsiaTheme="minorEastAsia"/>
+            <w:noProof/>
+            <w:kern w:val="2"/>
+            <w:szCs w:val="24"/>
+            <w:lang w:eastAsia="pt-BR"/>
+            <w14:ligatures w14:val="standardContextual"/>
+          </w:rPr>
+          <w:tab/>
+        </w:r>
+        <w:r>
+          <w:rPr>
+            <w:rStyle w:val="Hyperlink"/>
+            <w:noProof/>
+          </w:rPr>
+          <w:t>Espacialização via Geocodificação de Faces de Quadra</w:t>
+        </w:r>
+        <w:r>
+          <w:rPr>
+            <w:noProof/>
+            <w:webHidden/>
+          </w:rPr>
+          <w:tab/>
+        </w:r>
+        <w:r>
+          <w:rPr>
+            <w:noProof/>
+            <w:webHidden/>
+          </w:rPr>
+          <w:fldChar w:fldCharType="begin"/>
+        </w:r>
+        <w:r>
+          <w:rPr>
+            <w:noProof/>
+            <w:webHidden/>
+          </w:rPr>
+          <w:instrText xml:space="preserve"> PAGEREF _Toc224143510 \h </w:instrText>
+        </w:r>
+        <w:r>
+          <w:rPr>
+            <w:noProof/>
+            <w:webHidden/>
+          </w:rPr>
+        </w:r>
+        <w:r>
+          <w:rPr>
+            <w:noProof/>
+            <w:webHidden/>
+          </w:rPr>
+          <w:fldChar w:fldCharType="separate"/>
+        </w:r>
+        <w:r>
+          <w:rPr>
+            <w:noProof/>
+            <w:webHidden/>
+          </w:rPr>
+          <w:t>5</w:t>
+        </w:r>
+        <w:r>
+          <w:rPr>
+            <w:noProof/>
+            <w:webHidden/>
+          </w:rPr>
+          <w:fldChar w:fldCharType="end"/>
+        </w:r>
+      </w:hyperlink>
+    </w:p>
+    <w:p>
+      <w:pPr>
+        <w:pStyle w:val="Sumrio2"/>
+        <w:tabs>
+          <w:tab w:val="left" w:pos="960"/>
+          <w:tab w:val="right" w:leader="dot" w:pos="8493"/>
+        </w:tabs>
+        <w:rPr>
+          <w:rFonts w:eastAsiaTheme="minorEastAsia"/>
+          <w:noProof/>
+          <w:kern w:val="2"/>
+          <w:szCs w:val="24"/>
+          <w:lang w:eastAsia="pt-BR"/>
+          <w14:ligatures w14:val="standardContextual"/>
+        </w:rPr>
+      </w:pPr>
+      <w:hyperlink w:anchor="_Toc224143511" w:history="1">
+        <w:r>
+          <w:rPr>
+            <w:rStyle w:val="Hyperlink"/>
+            <w:noProof/>
+          </w:rPr>
+          <w:t>3.3.</w:t>
+        </w:r>
+        <w:r>
+          <w:rPr>
+            <w:rFonts w:eastAsiaTheme="minorEastAsia"/>
+            <w:noProof/>
+            <w:kern w:val="2"/>
+            <w:szCs w:val="24"/>
+            <w:lang w:eastAsia="pt-BR"/>
+            <w14:ligatures w14:val="standardContextual"/>
+          </w:rPr>
+          <w:tab/>
+        </w:r>
+        <w:r>
+          <w:rPr>
+            <w:rStyle w:val="Hyperlink"/>
+            <w:noProof/>
+          </w:rPr>
+          <w:t xml:space="preserve">Usando dados do </w:t>
+        </w:r>
+        <w:r>
+          <w:rPr>
+            <w:rStyle w:val="Hyperlink"/>
+            <w:i/>
+            <w:iCs/>
+            <w:noProof/>
+          </w:rPr>
+          <w:t>OpenStreetMap</w:t>
+        </w:r>
+        <w:r>
+          <w:rPr>
+            <w:rStyle w:val="Hyperlink"/>
+            <w:noProof/>
+          </w:rPr>
+          <w:t xml:space="preserve"> (OSM) para ajuste dos vértices</w:t>
+        </w:r>
+        <w:r>
+          <w:rPr>
+            <w:noProof/>
+            <w:webHidden/>
+          </w:rPr>
+          <w:tab/>
+        </w:r>
+        <w:r>
+          <w:rPr>
+            <w:noProof/>
+            <w:webHidden/>
+          </w:rPr>
+          <w:fldChar w:fldCharType="begin"/>
+        </w:r>
+        <w:r>
+          <w:rPr>
+            <w:noProof/>
+            <w:webHidden/>
+          </w:rPr>
+          <w:instrText xml:space="preserve"> PAGEREF _Toc224143511 \h </w:instrText>
+        </w:r>
+        <w:r>
+          <w:rPr>
+            <w:noProof/>
+            <w:webHidden/>
+          </w:rPr>
+        </w:r>
+        <w:r>
+          <w:rPr>
+            <w:noProof/>
+            <w:webHidden/>
+          </w:rPr>
+          <w:fldChar w:fldCharType="separate"/>
+        </w:r>
+        <w:r>
+          <w:rPr>
+            <w:noProof/>
+            <w:webHidden/>
+          </w:rPr>
+          <w:t>9</w:t>
+        </w:r>
+        <w:r>
+          <w:rPr>
+            <w:noProof/>
+            <w:webHidden/>
+          </w:rPr>
+          <w:fldChar w:fldCharType="end"/>
+        </w:r>
+      </w:hyperlink>
+    </w:p>
+    <w:p>
+      <w:pPr>
+        <w:pStyle w:val="Sumrio2"/>
+        <w:tabs>
+          <w:tab w:val="left" w:pos="960"/>
+          <w:tab w:val="right" w:leader="dot" w:pos="8493"/>
+        </w:tabs>
+        <w:rPr>
+          <w:rFonts w:eastAsiaTheme="minorEastAsia"/>
+          <w:noProof/>
+          <w:kern w:val="2"/>
+          <w:szCs w:val="24"/>
+          <w:lang w:eastAsia="pt-BR"/>
+          <w14:ligatures w14:val="standardContextual"/>
+        </w:rPr>
+      </w:pPr>
+      <w:hyperlink w:anchor="_Toc224143512" w:history="1">
+        <w:r>
+          <w:rPr>
+            <w:rStyle w:val="Hyperlink"/>
+            <w:noProof/>
+          </w:rPr>
+          <w:t>3.4.</w:t>
+        </w:r>
+        <w:r>
+          <w:rPr>
+            <w:rFonts w:eastAsiaTheme="minorEastAsia"/>
+            <w:noProof/>
+            <w:kern w:val="2"/>
+            <w:szCs w:val="24"/>
+            <w:lang w:eastAsia="pt-BR"/>
+            <w14:ligatures w14:val="standardContextual"/>
+          </w:rPr>
+          <w:tab/>
+        </w:r>
+        <w:r>
+          <w:rPr>
+            <w:rStyle w:val="Hyperlink"/>
+            <w:noProof/>
+          </w:rPr>
+          <w:t>Validação e Avaliação de Acurácia</w:t>
+        </w:r>
+        <w:r>
+          <w:rPr>
+            <w:noProof/>
+            <w:webHidden/>
+          </w:rPr>
+          <w:tab/>
+        </w:r>
+        <w:r>
+          <w:rPr>
+            <w:noProof/>
+            <w:webHidden/>
+          </w:rPr>
+          <w:fldChar w:fldCharType="begin"/>
+        </w:r>
+        <w:r>
+          <w:rPr>
+            <w:noProof/>
+            <w:webHidden/>
+          </w:rPr>
+          <w:instrText xml:space="preserve"> PAGEREF _Toc224143512 \h </w:instrText>
+        </w:r>
+        <w:r>
+          <w:rPr>
+            <w:noProof/>
+            <w:webHidden/>
+          </w:rPr>
+        </w:r>
+        <w:r>
+          <w:rPr>
+            <w:noProof/>
+            <w:webHidden/>
+          </w:rPr>
+          <w:fldChar w:fldCharType="separate"/>
+        </w:r>
+        <w:r>
+          <w:rPr>
+            <w:noProof/>
+            <w:webHidden/>
+          </w:rPr>
+          <w:t>14</w:t>
+        </w:r>
+        <w:r>
+          <w:rPr>
+            <w:noProof/>
+            <w:webHidden/>
+          </w:rPr>
+          <w:fldChar w:fldCharType="end"/>
+        </w:r>
+      </w:hyperlink>
+    </w:p>
+    <w:p>
+      <w:pPr>
+        <w:pStyle w:val="Sumrio1"/>
+        <w:tabs>
+          <w:tab w:val="left" w:pos="480"/>
+          <w:tab w:val="right" w:leader="dot" w:pos="8493"/>
+        </w:tabs>
+        <w:rPr>
+          <w:rFonts w:eastAsiaTheme="minorEastAsia"/>
+          <w:noProof/>
+          <w:kern w:val="2"/>
+          <w:szCs w:val="24"/>
+          <w:lang w:eastAsia="pt-BR"/>
+          <w14:ligatures w14:val="standardContextual"/>
+        </w:rPr>
+      </w:pPr>
+      <w:hyperlink w:anchor="_Toc224143513" w:history="1">
+        <w:r>
+          <w:rPr>
+            <w:rStyle w:val="Hyperlink"/>
+            <w:noProof/>
+          </w:rPr>
+          <w:t>4.</w:t>
+        </w:r>
+        <w:r>
+          <w:rPr>
+            <w:rFonts w:eastAsiaTheme="minorEastAsia"/>
+            <w:noProof/>
+            <w:kern w:val="2"/>
+            <w:szCs w:val="24"/>
+            <w:lang w:eastAsia="pt-BR"/>
+            <w14:ligatures w14:val="standardContextual"/>
+          </w:rPr>
+          <w:tab/>
+        </w:r>
+        <w:r>
+          <w:rPr>
+            <w:rStyle w:val="Hyperlink"/>
+            <w:noProof/>
+          </w:rPr>
+          <w:t>Resultados e discussão</w:t>
+        </w:r>
+        <w:r>
+          <w:rPr>
+            <w:noProof/>
+            <w:webHidden/>
+          </w:rPr>
+          <w:tab/>
+        </w:r>
+        <w:r>
+          <w:rPr>
+            <w:noProof/>
+            <w:webHidden/>
+          </w:rPr>
+          <w:fldChar w:fldCharType="begin"/>
+        </w:r>
+        <w:r>
+          <w:rPr>
+            <w:noProof/>
+            <w:webHidden/>
+          </w:rPr>
+          <w:instrText xml:space="preserve"> PAGEREF _Toc224143513 \h </w:instrText>
+        </w:r>
+        <w:r>
+          <w:rPr>
+            <w:noProof/>
+            <w:webHidden/>
+          </w:rPr>
+        </w:r>
+        <w:r>
+          <w:rPr>
+            <w:noProof/>
+            <w:webHidden/>
+          </w:rPr>
+          <w:fldChar w:fldCharType="separate"/>
+        </w:r>
+        <w:r>
+          <w:rPr>
+            <w:noProof/>
+            <w:webHidden/>
+          </w:rPr>
+          <w:t>14</w:t>
+        </w:r>
+        <w:r>
+          <w:rPr>
+            <w:noProof/>
+            <w:webHidden/>
+          </w:rPr>
+          <w:fldChar w:fldCharType="end"/>
+        </w:r>
+      </w:hyperlink>
+    </w:p>
+    <w:p>
+      <w:pPr>
+        <w:pStyle w:val="Sumrio2"/>
+        <w:tabs>
+          <w:tab w:val="left" w:pos="960"/>
+          <w:tab w:val="right" w:leader="dot" w:pos="8493"/>
+        </w:tabs>
+        <w:rPr>
+          <w:rFonts w:eastAsiaTheme="minorEastAsia"/>
+          <w:noProof/>
+          <w:kern w:val="2"/>
+          <w:szCs w:val="24"/>
+          <w:lang w:eastAsia="pt-BR"/>
+          <w14:ligatures w14:val="standardContextual"/>
+        </w:rPr>
+      </w:pPr>
+      <w:hyperlink w:anchor="_Toc224143514" w:history="1">
+        <w:r>
+          <w:rPr>
+            <w:rStyle w:val="Hyperlink"/>
+            <w:noProof/>
+          </w:rPr>
+          <w:t>4.1.</w:t>
+        </w:r>
+        <w:r>
+          <w:rPr>
+            <w:rFonts w:eastAsiaTheme="minorEastAsia"/>
+            <w:noProof/>
+            <w:kern w:val="2"/>
+            <w:szCs w:val="24"/>
+            <w:lang w:eastAsia="pt-BR"/>
+            <w14:ligatures w14:val="standardContextual"/>
+          </w:rPr>
+          <w:tab/>
+        </w:r>
+        <w:r>
+          <w:rPr>
+            <w:rStyle w:val="Hyperlink"/>
+            <w:noProof/>
+          </w:rPr>
+          <w:t>Eficiência na Espacialização em Larga Escala</w:t>
+        </w:r>
+        <w:r>
+          <w:rPr>
+            <w:noProof/>
+            <w:webHidden/>
+          </w:rPr>
+          <w:tab/>
+        </w:r>
+        <w:r>
+          <w:rPr>
+            <w:noProof/>
+            <w:webHidden/>
+          </w:rPr>
+          <w:fldChar w:fldCharType="begin"/>
+        </w:r>
+        <w:r>
+          <w:rPr>
+            <w:noProof/>
+            <w:webHidden/>
+          </w:rPr>
+          <w:instrText xml:space="preserve"> PAGEREF _Toc224143514 \h </w:instrText>
+        </w:r>
+        <w:r>
+          <w:rPr>
+            <w:noProof/>
+            <w:webHidden/>
+          </w:rPr>
+        </w:r>
+        <w:r>
+          <w:rPr>
+            <w:noProof/>
+            <w:webHidden/>
+          </w:rPr>
+          <w:fldChar w:fldCharType="separate"/>
+        </w:r>
+        <w:r>
+          <w:rPr>
+            <w:noProof/>
+            <w:webHidden/>
+          </w:rPr>
+          <w:t>14</w:t>
+        </w:r>
+        <w:r>
+          <w:rPr>
+            <w:noProof/>
+            <w:webHidden/>
+          </w:rPr>
+          <w:fldChar w:fldCharType="end"/>
+        </w:r>
+      </w:hyperlink>
+    </w:p>
+    <w:p>
+      <w:pPr>
+        <w:pStyle w:val="Sumrio2"/>
+        <w:tabs>
+          <w:tab w:val="left" w:pos="960"/>
+          <w:tab w:val="right" w:leader="dot" w:pos="8493"/>
+        </w:tabs>
+        <w:rPr>
+          <w:rFonts w:eastAsiaTheme="minorEastAsia"/>
+          <w:noProof/>
+          <w:kern w:val="2"/>
+          <w:szCs w:val="24"/>
+          <w:lang w:eastAsia="pt-BR"/>
+          <w14:ligatures w14:val="standardContextual"/>
+        </w:rPr>
+      </w:pPr>
+      <w:hyperlink w:anchor="_Toc224143515" w:history="1">
+        <w:r>
+          <w:rPr>
+            <w:rStyle w:val="Hyperlink"/>
+            <w:noProof/>
+          </w:rPr>
+          <w:t>4.2.</w:t>
+        </w:r>
+        <w:r>
+          <w:rPr>
+            <w:rFonts w:eastAsiaTheme="minorEastAsia"/>
+            <w:noProof/>
+            <w:kern w:val="2"/>
+            <w:szCs w:val="24"/>
+            <w:lang w:eastAsia="pt-BR"/>
+            <w14:ligatures w14:val="standardContextual"/>
+          </w:rPr>
+          <w:tab/>
+        </w:r>
+        <w:r>
+          <w:rPr>
+            <w:rStyle w:val="Hyperlink"/>
+            <w:noProof/>
+          </w:rPr>
+          <w:t>Análise de Acurácia e Aplicabilidade Administrativa</w:t>
+        </w:r>
+        <w:r>
+          <w:rPr>
+            <w:noProof/>
+            <w:webHidden/>
+          </w:rPr>
+          <w:tab/>
+        </w:r>
+        <w:r>
+          <w:rPr>
+            <w:noProof/>
+            <w:webHidden/>
+          </w:rPr>
+          <w:fldChar w:fldCharType="begin"/>
+        </w:r>
+        <w:r>
+          <w:rPr>
+            <w:noProof/>
+            <w:webHidden/>
+          </w:rPr>
+          <w:instrText xml:space="preserve"> PAGEREF _Toc224143515 \h </w:instrText>
+        </w:r>
+        <w:r>
+          <w:rPr>
+            <w:noProof/>
+            <w:webHidden/>
+          </w:rPr>
+        </w:r>
+        <w:r>
+          <w:rPr>
+            <w:noProof/>
+            <w:webHidden/>
+          </w:rPr>
+          <w:fldChar w:fldCharType="separate"/>
+        </w:r>
+        <w:r>
+          <w:rPr>
+            <w:noProof/>
+            <w:webHidden/>
+          </w:rPr>
+          <w:t>15</w:t>
+        </w:r>
+        <w:r>
+          <w:rPr>
+            <w:noProof/>
+            <w:webHidden/>
+          </w:rPr>
+          <w:fldChar w:fldCharType="end"/>
+        </w:r>
+      </w:hyperlink>
+    </w:p>
+    <w:p>
+      <w:pPr>
+        <w:pStyle w:val="Sumrio2"/>
+        <w:tabs>
+          <w:tab w:val="left" w:pos="960"/>
+          <w:tab w:val="right" w:leader="dot" w:pos="8493"/>
+        </w:tabs>
+        <w:rPr>
+          <w:rFonts w:eastAsiaTheme="minorEastAsia"/>
+          <w:noProof/>
+          <w:kern w:val="2"/>
+          <w:szCs w:val="24"/>
+          <w:lang w:eastAsia="pt-BR"/>
+          <w14:ligatures w14:val="standardContextual"/>
+        </w:rPr>
+      </w:pPr>
+      <w:hyperlink w:anchor="_Toc224143516" w:history="1">
+        <w:r>
+          <w:rPr>
+            <w:rStyle w:val="Hyperlink"/>
+            <w:noProof/>
+          </w:rPr>
+          <w:t>4.3.</w:t>
+        </w:r>
+        <w:r>
+          <w:rPr>
+            <w:rFonts w:eastAsiaTheme="minorEastAsia"/>
+            <w:noProof/>
+            <w:kern w:val="2"/>
+            <w:szCs w:val="24"/>
+            <w:lang w:eastAsia="pt-BR"/>
+            <w14:ligatures w14:val="standardContextual"/>
+          </w:rPr>
+          <w:tab/>
+        </w:r>
+        <w:r>
+          <w:rPr>
+            <w:rStyle w:val="Hyperlink"/>
+            <w:noProof/>
+          </w:rPr>
+          <w:t>Viabilidade Económica e Autonomia Tecnológica</w:t>
+        </w:r>
+        <w:r>
+          <w:rPr>
+            <w:noProof/>
+            <w:webHidden/>
+          </w:rPr>
+          <w:tab/>
+        </w:r>
+        <w:r>
+          <w:rPr>
+            <w:noProof/>
+            <w:webHidden/>
+          </w:rPr>
+          <w:fldChar w:fldCharType="begin"/>
+        </w:r>
+        <w:r>
+          <w:rPr>
+            <w:noProof/>
+            <w:webHidden/>
+          </w:rPr>
+          <w:instrText xml:space="preserve"> PAGEREF _Toc224143516 \h </w:instrText>
+        </w:r>
+        <w:r>
+          <w:rPr>
+            <w:noProof/>
+            <w:webHidden/>
+          </w:rPr>
+        </w:r>
+        <w:r>
+          <w:rPr>
+            <w:noProof/>
+            <w:webHidden/>
+          </w:rPr>
+          <w:fldChar w:fldCharType="separate"/>
+        </w:r>
+        <w:r>
+          <w:rPr>
+            <w:noProof/>
+            <w:webHidden/>
+          </w:rPr>
+          <w:t>15</w:t>
+        </w:r>
+        <w:r>
+          <w:rPr>
+            <w:noProof/>
+            <w:webHidden/>
+          </w:rPr>
+          <w:fldChar w:fldCharType="end"/>
+        </w:r>
+      </w:hyperlink>
+    </w:p>
+    <w:p>
+      <w:pPr>
+        <w:pStyle w:val="Sumrio2"/>
+        <w:tabs>
+          <w:tab w:val="left" w:pos="960"/>
+          <w:tab w:val="right" w:leader="dot" w:pos="8493"/>
+        </w:tabs>
+        <w:rPr>
+          <w:rFonts w:eastAsiaTheme="minorEastAsia"/>
+          <w:noProof/>
+          <w:kern w:val="2"/>
+          <w:szCs w:val="24"/>
+          <w:lang w:eastAsia="pt-BR"/>
+          <w14:ligatures w14:val="standardContextual"/>
+        </w:rPr>
+      </w:pPr>
+      <w:hyperlink w:anchor="_Toc224143517" w:history="1">
+        <w:r>
+          <w:rPr>
+            <w:rStyle w:val="Hyperlink"/>
+            <w:noProof/>
+          </w:rPr>
+          <w:t>4.4.</w:t>
+        </w:r>
+        <w:r>
+          <w:rPr>
+            <w:rFonts w:eastAsiaTheme="minorEastAsia"/>
+            <w:noProof/>
+            <w:kern w:val="2"/>
+            <w:szCs w:val="24"/>
+            <w:lang w:eastAsia="pt-BR"/>
+            <w14:ligatures w14:val="standardContextual"/>
+          </w:rPr>
+          <w:tab/>
+        </w:r>
+        <w:r>
+          <w:rPr>
+            <w:rStyle w:val="Hyperlink"/>
+            <w:noProof/>
+          </w:rPr>
+          <w:t>Integração com Sistemas Federais (SINTER)</w:t>
+        </w:r>
+        <w:r>
+          <w:rPr>
+            <w:noProof/>
+            <w:webHidden/>
+          </w:rPr>
+          <w:tab/>
+        </w:r>
+        <w:r>
+          <w:rPr>
+            <w:noProof/>
+            <w:webHidden/>
+          </w:rPr>
+          <w:fldChar w:fldCharType="begin"/>
+        </w:r>
+        <w:r>
+          <w:rPr>
+            <w:noProof/>
+            <w:webHidden/>
+          </w:rPr>
+          <w:instrText xml:space="preserve"> PAGEREF _Toc224143517 \h </w:instrText>
+        </w:r>
+        <w:r>
+          <w:rPr>
+            <w:noProof/>
+            <w:webHidden/>
+          </w:rPr>
+        </w:r>
+        <w:r>
+          <w:rPr>
+            <w:noProof/>
+            <w:webHidden/>
+          </w:rPr>
+          <w:fldChar w:fldCharType="separate"/>
+        </w:r>
+        <w:r>
+          <w:rPr>
+            <w:noProof/>
+            <w:webHidden/>
+          </w:rPr>
+          <w:t>15</w:t>
+        </w:r>
+        <w:r>
+          <w:rPr>
+            <w:noProof/>
+            <w:webHidden/>
+          </w:rPr>
+          <w:fldChar w:fldCharType="end"/>
+        </w:r>
+      </w:hyperlink>
+    </w:p>
+    <w:p>
+      <w:pPr>
+        <w:pStyle w:val="Sumrio1"/>
+        <w:tabs>
+          <w:tab w:val="left" w:pos="480"/>
+          <w:tab w:val="right" w:leader="dot" w:pos="8493"/>
+        </w:tabs>
+        <w:rPr>
+          <w:rFonts w:eastAsiaTheme="minorEastAsia"/>
+          <w:noProof/>
+          <w:kern w:val="2"/>
+          <w:szCs w:val="24"/>
+          <w:lang w:eastAsia="pt-BR"/>
+          <w14:ligatures w14:val="standardContextual"/>
+        </w:rPr>
+      </w:pPr>
+      <w:hyperlink w:anchor="_Toc224143518" w:history="1">
+        <w:r>
+          <w:rPr>
+            <w:rStyle w:val="Hyperlink"/>
+            <w:noProof/>
+          </w:rPr>
+          <w:t>5.</w:t>
+        </w:r>
+        <w:r>
+          <w:rPr>
+            <w:rFonts w:eastAsiaTheme="minorEastAsia"/>
+            <w:noProof/>
+            <w:kern w:val="2"/>
+            <w:szCs w:val="24"/>
+            <w:lang w:eastAsia="pt-BR"/>
+            <w14:ligatures w14:val="standardContextual"/>
+          </w:rPr>
+          <w:tab/>
+        </w:r>
+        <w:r>
+          <w:rPr>
+            <w:rStyle w:val="Hyperlink"/>
+            <w:noProof/>
+          </w:rPr>
+          <w:t>Considerações Finais</w:t>
+        </w:r>
+        <w:r>
+          <w:rPr>
+            <w:noProof/>
+            <w:webHidden/>
+          </w:rPr>
+          <w:tab/>
+        </w:r>
+        <w:r>
+          <w:rPr>
+            <w:noProof/>
+            <w:webHidden/>
+          </w:rPr>
+          <w:fldChar w:fldCharType="begin"/>
+        </w:r>
+        <w:r>
+          <w:rPr>
+            <w:noProof/>
+            <w:webHidden/>
+          </w:rPr>
+          <w:instrText xml:space="preserve"> PAGEREF _Toc224143518 \h </w:instrText>
+        </w:r>
+        <w:r>
+          <w:rPr>
+            <w:noProof/>
+            <w:webHidden/>
+          </w:rPr>
+        </w:r>
+        <w:r>
+          <w:rPr>
+            <w:noProof/>
+            <w:webHidden/>
+          </w:rPr>
+          <w:fldChar w:fldCharType="separate"/>
+        </w:r>
+        <w:r>
+          <w:rPr>
+            <w:noProof/>
+            <w:webHidden/>
+          </w:rPr>
+          <w:t>17</w:t>
+        </w:r>
+        <w:r>
+          <w:rPr>
+            <w:noProof/>
+            <w:webHidden/>
+          </w:rPr>
+          <w:fldChar w:fldCharType="end"/>
+        </w:r>
+      </w:hyperlink>
+    </w:p>
+    <w:p>
+      <w:pPr>
+        <w:spacing w:after="200" w:line="276" w:lineRule="auto"/>
+        <w:jc w:val="left"/>
+        <w:rPr>
+          <w:rFonts w:ascii="Times New Roman" w:eastAsia="Calibri" w:hAnsi="Times New Roman" w:cs="Times New Roman"/>
+          <w:b/>
+          <w:szCs w:val="24"/>
+        </w:rPr>
+      </w:pPr>
+      <w:r>
+        <w:rPr>
+          <w:rFonts w:ascii="Times New Roman" w:eastAsia="Calibri" w:hAnsi="Times New Roman" w:cs="Times New Roman"/>
+          <w:b/>
+          <w:szCs w:val="24"/>
+        </w:rPr>
+        <w:fldChar w:fldCharType="end"/>
+      </w:r>
+    </w:p>
+    <w:p>
+      <w:pPr>
         <w:pStyle w:val="rspTtulo1"/>
       </w:pPr>
+      <w:bookmarkStart w:id="0" w:name="_Toc224143503"/>
       <w:r>
         <w:t>Introdução</w:t>
       </w:r>
+      <w:bookmarkEnd w:id="0"/>
     </w:p>
     <w:p>
       <w:pPr>
         <w:pStyle w:val="rspTEXTO0"/>
       </w:pPr>
-      <w:bookmarkStart w:id="0" w:name="_Hlk32503955"/>
+      <w:bookmarkStart w:id="1" w:name="_Hlk32503955"/>
       <w:r>
         <w:t>A gestão territorial urbana no Brasil enfrenta o desafio histórico de integrar registros descritivos à realidade geográfica das cidades. Embora o Cadastro Territorial Multifinalitário (CTM) seja reconhecido como instrumento fundamental para o planejamento e a justiça fiscal, sua plena implementação esbarra na ausência de bases cartográficas georreferenciadas</w:t>
       </w:r>
@@ -718,7 +2251,7 @@
         <w:fldChar w:fldCharType="begin"/>
       </w:r>
       <w:r>
-        <w:instrText xml:space="preserve"> ADDIN ZOTERO_ITEM CSL_CITATION {"citationID":"2oHXE8Ei","properties":{"formattedCitation":"(Silva, 2023)","plainCitation":"(Silva, 2023)","noteIndex":0},"citationItems":[{"id":55,"uris":["http://zotero.org/users/15531986/items/YX4VADJB"],"itemData":{"id":55,"type":"book","abstract":"O Cadastro Territorial Multifinalitário (CTM) é considerado um instrumento essencial à gestão territorial e municipal, em que políticas de solo e outras ações municipais podem se apoiar. Todavia, dificuldades relacionadas a capaci­dade técnica e financeira, apresentam-se como os principais entraves aos avanços que os municípios necessitam promover. Esta publicação, fundamentada nas diretrizes nacionais para implementação do Cadastro Territorial Multifinalitário, dis­corre sobre os procedimentos para materialização deste importante instrumento, apresentando conceitos ancorados na evolução científica promovida nesta área do conhecimento e ao mesmo tempo os assentando na realidade dos municípios brasileiros, de modo que cada ente, em razão do estágio em que se encontra seu sistema cadastral, tenha a possibilidade de dar início ou seguimento ao CTM.","ISBN":"978-85-8328-172-6","language":"pt-BR","publisher":"Ufsc","publisher-place":"Florianópolis, SC","source":"Câmara Brasileira do Livro ISBN","title":"Cadastro Territorial Multifinalitário aplicado à gestão municipal","title-short":"CTM aplicado","editor":[{"family":"Silva","given":"Everton","dropping-particle":"da"}],"contributor":[{"family":"Carneiro","given":"Andrea Flávia Tenório"},{"family":"Fernandes","given":"Cintia Estefania"},{"family":"Cesare","given":"Claudia M.","dropping-particle":"de"},{"family":"Erba","given":"Diego Alfonso"},{"family":"Cunha","given":"Eglaísa Micheline Pontes"},{"family":"Oliveira","given":"Francisco Henrique","dropping-particle":"de"},{"family":"Silva","given":"Liane Ramos","dropping-particle":"da"},{"family":"Santos","given":"Samuel Steiner","dropping-particle":"dos"},{"family":"Eising","given":"Eduardo"},{"family":"Silva","given":"Hatan Pinheiro"},{"family":"Araujo","given":"João Francisco Maués"},{"family":"Gomes","given":"Daniel da Costa"},{"family":"Aquino","given":"Carolina de Sousa"},{"family":"Silva","given":"Claudio Oliveira","dropping-particle":"da"},{"family":"Guimaraens","given":"Cristiana Scorza"},{"family":"Rodrigues","given":"Valquíria Duarte Vieira"},{"family":"Silva","given":"Luiz Paulo de Oliveira"},{"family":"Barbosa","given":"Luciana Gill"},{"family":"Amaral","given":"Cesar Augustus de Santis"}],"issued":{"date-parts":[["2023",3,28]]}}}],"schema":"https://github.com/citation-style-language/schema/raw/master/csl-citation.json"} </w:instrText>
+        <w:instrText xml:space="preserve"> ADDIN ZOTERO_ITEM CSL_CITATION {"citationID":"2oHXE8Ei","properties":{"formattedCitation":"(Silva, 2023)","plainCitation":"(Silva, 2023)","dontUpdate":true,"noteIndex":0},"citationItems":[{"id":55,"uris":["http://zotero.org/users/15531986/items/YX4VADJB"],"itemData":{"id":55,"type":"book","abstract":"O Cadastro Territorial Multifinalitário (CTM) é considerado um instrumento essencial à gestão territorial e municipal, em que políticas de solo e outras ações municipais podem se apoiar. Todavia, dificuldades relacionadas a capaci­dade técnica e financeira, apresentam-se como os principais entraves aos avanços que os municípios necessitam promover. Esta publicação, fundamentada nas diretrizes nacionais para implementação do Cadastro Territorial Multifinalitário, dis­corre sobre os procedimentos para materialização deste importante instrumento, apresentando conceitos ancorados na evolução científica promovida nesta área do conhecimento e ao mesmo tempo os assentando na realidade dos municípios brasileiros, de modo que cada ente, em razão do estágio em que se encontra seu sistema cadastral, tenha a possibilidade de dar início ou seguimento ao CTM.","ISBN":"978-85-8328-172-6","language":"pt-BR","publisher":"Ufsc","publisher-place":"Florianópolis, SC","source":"Câmara Brasileira do Livro ISBN","title":"Cadastro Territorial Multifinalitário aplicado à gestão municipal","title-short":"CTM aplicado","editor":[{"family":"Silva","given":"Everton","dropping-particle":"da"}],"contributor":[{"family":"Carneiro","given":"Andrea Flávia Tenório"},{"family":"Fernandes","given":"Cintia Estefania"},{"family":"Cesare","given":"Claudia M.","dropping-particle":"de"},{"family":"Erba","given":"Diego Alfonso"},{"family":"Cunha","given":"Eglaísa Micheline Pontes"},{"family":"Oliveira","given":"Francisco Henrique","dropping-particle":"de"},{"family":"Silva","given":"Liane Ramos","dropping-particle":"da"},{"family":"Santos","given":"Samuel Steiner","dropping-particle":"dos"},{"family":"Eising","given":"Eduardo"},{"family":"Silva","given":"Hatan Pinheiro"},{"family":"Araujo","given":"João Francisco Maués"},{"family":"Gomes","given":"Daniel da Costa"},{"family":"Aquino","given":"Carolina de Sousa"},{"family":"Silva","given":"Claudio Oliveira","dropping-particle":"da"},{"family":"Guimaraens","given":"Cristiana Scorza"},{"family":"Rodrigues","given":"Valquíria Duarte Vieira"},{"family":"Silva","given":"Luiz Paulo de Oliveira"},{"family":"Barbosa","given":"Luciana Gill"},{"family":"Amaral","given":"Cesar Augustus de Santis"}],"issued":{"date-parts":[["2023",3,28]]}}}],"schema":"https://github.com/citation-style-language/schema/raw/master/csl-citation.json"} </w:instrText>
       </w:r>
       <w:r>
         <w:fldChar w:fldCharType="separate"/>
@@ -789,7 +2322,11 @@
         <w:t>problema de pesquisa</w:t>
       </w:r>
       <w:r>
-        <w:t xml:space="preserve"> reside na seguinte questão: como realizar o georreferenciamento de parcelas urbanas em larga escala de forma célere e com baixo custo operacional, aproveitando os dados administrativos já existentes nas prefeituras?</w:t>
+        <w:t xml:space="preserve"> reside na seguinte questão: como realizar o georreferenciamento de parcelas urbanas em larga escala de forma célere </w:t>
+      </w:r>
+      <w:r>
+        <w:lastRenderedPageBreak/>
+        <w:t>e com baixo custo operacional, aproveitando os dados administrativos já existentes nas prefeituras?</w:t>
       </w:r>
     </w:p>
     <w:p>
@@ -852,9 +2389,11 @@
       <w:pPr>
         <w:pStyle w:val="rspTtulo1"/>
       </w:pPr>
+      <w:bookmarkStart w:id="2" w:name="_Toc224143504"/>
       <w:r>
         <w:t>Referencial teórico</w:t>
       </w:r>
+      <w:bookmarkEnd w:id="2"/>
     </w:p>
     <w:p>
       <w:pPr>
@@ -875,82 +2414,121 @@
           <w:szCs w:val="24"/>
           <w:lang w:eastAsia="pt-BR"/>
         </w:rPr>
+        <w:t>O embasamento desta pesquisa sustenta-se na evolução dos modelos cadastrais brasileiros e na necessidade de integração tecnológica para a governança de terras.</w:t>
+      </w:r>
+    </w:p>
+    <w:p>
+      <w:pPr>
+        <w:pStyle w:val="rspTtulo2"/>
+      </w:pPr>
+      <w:bookmarkStart w:id="3" w:name="_Toc224143505"/>
+      <w:r>
+        <w:t>Do Cadastro Descritivo (CIATA) ao Modelo Multifinalitário (CTM)</w:t>
+      </w:r>
+      <w:bookmarkEnd w:id="3"/>
+    </w:p>
+    <w:p>
+      <w:pPr>
+        <w:pStyle w:val="rspTEXTO0"/>
+        <w:rPr>
+          <w:lang w:eastAsia="pt-BR"/>
+        </w:rPr>
+      </w:pPr>
+      <w:r>
+        <w:rPr>
+          <w:lang w:eastAsia="pt-BR"/>
+        </w:rPr>
+        <w:t>Historicamente, a gestão territorial em pequenos municípios foi moldada pelo CIATA (Convênio de Instituição de Assistência Técnica aos Municípios), um modelo focado primordialmente na arrecadação tributária por meio de dados tabulares e descritivos. Entretanto, a administração pública moderna exige a transição para o Cadastro Territorial Multifinalitário (CTM). Conforme as diretrizes federais e a literatura especializada, o CTM transcende a finalidade fiscal, integrando informações jurídicas, econômicas e sociais sobre a parcela urbana, o que só é possível através da espacialização dos dados (georreferenciamento).</w:t>
+      </w:r>
+    </w:p>
+    <w:p>
+      <w:pPr>
+        <w:pStyle w:val="rspTtulo2"/>
+      </w:pPr>
+      <w:bookmarkStart w:id="4" w:name="_Toc224143506"/>
+      <w:r>
+        <w:t>O Marco Regulatório e o SINTER</w:t>
+      </w:r>
+      <w:bookmarkEnd w:id="4"/>
+    </w:p>
+    <w:p>
+      <w:pPr>
+        <w:pStyle w:val="rspTEXTO0"/>
+        <w:rPr>
+          <w:lang w:eastAsia="pt-BR"/>
+        </w:rPr>
+      </w:pPr>
+      <w:r>
+        <w:rPr>
+          <w:lang w:eastAsia="pt-BR"/>
+        </w:rPr>
+        <w:t xml:space="preserve">A relevância da espacialização cadastral é reforçada pelo Sistema Nacional de Gestão de Informações Territoriais (SINTER), instituído pelo Decreto nº 8.764/2016. O SINTER busca o fluxo de dados entre o cadastro municipal e os registos de imóveis. Para </w:t>
+      </w:r>
+      <w:r>
+        <w:rPr>
+          <w:lang w:eastAsia="pt-BR"/>
+        </w:rPr>
         <w:lastRenderedPageBreak/>
-        <w:t>O embasamento desta pesquisa sustenta-se na evolução dos modelos cadastrais brasileiros e na necessidade de integração tecnológica para a governança de terras.</w:t>
+        <w:t>o servidor público, a conformidade com este sistema não é apenas uma obrigação legal, mas um requisito para a segurança jurídica das transações imobiliárias e para o acesso a recursos e financiamentos federais destinados ao desenvolvimento urbano.</w:t>
       </w:r>
     </w:p>
     <w:p>
       <w:pPr>
         <w:pStyle w:val="rspTtulo2"/>
       </w:pPr>
-      <w:r>
-        <w:t>Do Cadastro Descritivo (CIATA) ao Modelo Multifinalitário (CTM)</w:t>
-      </w:r>
+      <w:bookmarkStart w:id="5" w:name="_Toc224143507"/>
+      <w:r>
+        <w:t>Tecnologias de Informação Geográfica e Dados Abertos</w:t>
+      </w:r>
+      <w:bookmarkEnd w:id="5"/>
     </w:p>
     <w:p>
       <w:pPr>
         <w:pStyle w:val="rspTEXTO0"/>
         <w:rPr>
+          <w:b/>
+        </w:rPr>
+      </w:pPr>
+      <w:r>
+        <w:rPr>
           <w:lang w:eastAsia="pt-BR"/>
         </w:rPr>
-      </w:pPr>
-      <w:r>
-        <w:rPr>
-          <w:lang w:eastAsia="pt-BR"/>
-        </w:rPr>
-        <w:t>Historicamente, a gestão territorial em pequenos municípios foi moldada pelo CIATA (Convênio de Instituição de Assistência Técnica aos Municípios), um modelo focado primordialmente na arrecadação tributária por meio de dados tabulares e descritivos. Entretanto, a administração pública moderna exige a transição para o Cadastro Territorial Multifinalitário (CTM). Conforme as diretrizes federais e a literatura especializada, o CTM transcende a finalidade fiscal, integrando informações jurídicas, econômicas e sociais sobre a parcela urbana, o que só é possível através da espacialização dos dados (georreferenciamento).</w:t>
-      </w:r>
-    </w:p>
-    <w:p>
-      <w:pPr>
-        <w:pStyle w:val="rspTtulo2"/>
-      </w:pPr>
-      <w:r>
-        <w:t>O Marco Regulatório e o SINTER</w:t>
-      </w:r>
+        <w:t>A viabilidade de modernização cadastral em cenários de restrição orçamentária ampara-se no uso de Dados Abertos (Open Data) e Softwares de Código Aberto. O aproveitamento de bases como o Cadastro Nacional de Endereços para Fins Estatísticos (CNEFE/IBGE) e o projeto colaborativo OpenStreetMap (OSM) permite que a administração pública realize a geocodificação de endereços e a delimitação de faces de quadra. Esta abordagem teórica defende que a inteligência geográfica pode ser construída de forma incremental, utilizando o "Produto Mínimo Viável" (MVP) como estratégia de transição para bases cartográficas mais complexas.</w:t>
+      </w:r>
+    </w:p>
+    <w:p>
+      <w:pPr>
+        <w:pStyle w:val="rspTtulo1"/>
+      </w:pPr>
+      <w:bookmarkStart w:id="6" w:name="_Toc224143508"/>
+      <w:r>
+        <w:t>Metodologia</w:t>
+      </w:r>
+      <w:bookmarkEnd w:id="6"/>
     </w:p>
     <w:p>
       <w:pPr>
         <w:pStyle w:val="rspTEXTO0"/>
-        <w:rPr>
-          <w:lang w:eastAsia="pt-BR"/>
-        </w:rPr>
-      </w:pPr>
-      <w:r>
-        <w:rPr>
-          <w:lang w:eastAsia="pt-BR"/>
-        </w:rPr>
-        <w:t>A relevância da espacialização cadastral é reforçada pelo Sistema Nacional de Gestão de Informações Territoriais (SINTER), instituído pelo Decreto nº 8.764/2016. O SINTER busca o fluxo de dados entre o cadastro municipal e os registos de imóveis. Para o servidor público, a conformidade com este sistema não é apenas uma obrigação legal, mas um requisito para a segurança jurídica das transações imobiliárias e para o acesso a recursos e financiamentos federais destinados ao desenvolvimento urbano.</w:t>
-      </w:r>
-    </w:p>
-    <w:p>
-      <w:pPr>
-        <w:pStyle w:val="rspTtulo2"/>
-      </w:pPr>
-      <w:r>
-        <w:t>Tecnologias de Informação Geográfica e Dados Abertos</w:t>
+      </w:pPr>
+      <w:r>
+        <w:t>A metodologia adotada fundamenta-se em uma abordagem de geoprocessamento automatizado para a conversão de cadastros alfanuméricos (descritivos) em bases vetoriais georreferenciadas. O fluxo de trabalho utiliza a integração entre dados administrativos municipais e bases de dados abertas, dividindo-se em etapas que garantem a integridade e a interoperabilidade das informações.</w:t>
       </w:r>
     </w:p>
     <w:p>
       <w:pPr>
         <w:pStyle w:val="rspTEXTO0"/>
-        <w:rPr>
-          <w:b/>
-        </w:rPr>
-      </w:pPr>
-      <w:r>
-        <w:rPr>
-          <w:lang w:eastAsia="pt-BR"/>
-        </w:rPr>
-        <w:t>A viabilidade de modernização cadastral em cenários de restrição orçamentária ampara-se no uso de Dados Abertos (Open Data) e Softwares de Código Aberto. O aproveitamento de bases como o Cadastro Nacional de Endereços para Fins Estatísticos (CNEFE/IBGE) e o projeto colaborativo OpenStreetMap (OSM) permite que a administração pública realize a geocodificação de endereços e a delimitação de faces de quadra. Esta abordagem teórica defende que a inteligência geográfica pode ser construída de forma incremental, utilizando o "Produto Mínimo Viável" (MVP) como estratégia de transição para bases cartográficas mais complexas.</w:t>
-      </w:r>
-    </w:p>
-    <w:p>
-      <w:pPr>
-        <w:pStyle w:val="rspTtulo1"/>
-      </w:pPr>
-      <w:r>
-        <w:t>Metodologia</w:t>
+      </w:pPr>
+      <w:r>
+        <w:t>O ponto de partida reside na convergência de duas fontes distintas: o Cadastro Territorial Urbano (CTU</w:t>
+      </w:r>
+      <w:r>
+        <w:t>/CIATA</w:t>
+      </w:r>
+      <w:r>
+        <w:t>) municipal, que detém os atributos de dimensões e propriedade; e o Cadastro Nacional de Endereços para Fins Estatísticos (CNEFE/IBGE), que provê a componente espacial. Embora a junção dessas bases represente a solução para a espacialização do CTU, na prática, ambas foram concebidas de forma independente. Essa ausência de coordenação prévia impede a conexão direta entre as unidades imobiliárias (chaves primárias), exigindo um processo de compatibilização semântica e estrutural.</w:t>
+      </w:r>
+      <w:r>
+        <w:t xml:space="preserve"> </w:t>
       </w:r>
     </w:p>
     <w:p>
@@ -958,28 +2536,7 @@
         <w:pStyle w:val="rspTEXTO0"/>
       </w:pPr>
       <w:r>
-        <w:t xml:space="preserve">A metodologia adotada fundamenta-se em uma abordagem de geoprocessamento automatizado para a conversão de cadastros alfanuméricos (descritivos) em bases vetoriais georreferenciadas. O fluxo de trabalho utiliza a integração entre dados </w:t>
-      </w:r>
-      <w:r>
-        <w:lastRenderedPageBreak/>
-        <w:t>administrativos municipais e bases de dados abertas, dividindo-se em etapas que garantem a integridade e a interoperabilidade das informações.</w:t>
-      </w:r>
-    </w:p>
-    <w:p>
-      <w:pPr>
-        <w:pStyle w:val="rspTEXTO0"/>
-      </w:pPr>
-      <w:r>
-        <w:t>O ponto de partida reside na convergência de duas fontes distintas: o Cadastro Territorial Urbano (CTU</w:t>
-      </w:r>
-      <w:r>
-        <w:t>/CIATA</w:t>
-      </w:r>
-      <w:r>
-        <w:t>) municipal, que detém os atributos de dimensões e propriedade; e o Cadastro Nacional de Endereços para Fins Estatísticos (CNEFE/IBGE), que provê a componente espacial. Embora a junção dessas bases represente a solução para a espacialização do CTU, na prática, ambas foram concebidas de forma independente. Essa ausência de coordenação prévia impede a conexão direta entre as unidades imobiliárias (chaves primárias), exigindo um processo de compatibilização semântica e estrutural.</w:t>
-      </w:r>
-      <w:r>
-        <w:t xml:space="preserve"> Para melhor organização das tabelas e atributos optou-se pela criação de </w:t>
+        <w:t xml:space="preserve">Para melhor organização das tabelas e atributos optou-se pela criação de </w:t>
       </w:r>
       <w:r>
         <w:t xml:space="preserve">um domínio para cada </w:t>
@@ -1043,10 +2600,15 @@
     <w:p>
       <w:pPr>
         <w:pStyle w:val="rspTtulo2"/>
-      </w:pPr>
-      <w:r>
+        <w:keepNext/>
+        <w:ind w:left="794" w:hanging="85"/>
+      </w:pPr>
+      <w:bookmarkStart w:id="7" w:name="_Toc224143509"/>
+      <w:r>
+        <w:lastRenderedPageBreak/>
         <w:t>Preparação, Harmonização e Normalização de Dados</w:t>
       </w:r>
+      <w:bookmarkEnd w:id="7"/>
     </w:p>
     <w:p>
       <w:pPr>
@@ -1083,13 +2645,7 @@
         <w:fldChar w:fldCharType="separate"/>
       </w:r>
       <w:r>
-        <w:t>IBGE</w:t>
-      </w:r>
-      <w:r>
-        <w:t xml:space="preserve"> (</w:t>
-      </w:r>
-      <w:r>
-        <w:t>2019b)</w:t>
+        <w:t>(IBGE, 2019b)</w:t>
       </w:r>
       <w:r>
         <w:fldChar w:fldCharType="end"/>
@@ -1123,7 +2679,7 @@
         <w:fldChar w:fldCharType="begin"/>
       </w:r>
       <w:r>
-        <w:instrText xml:space="preserve"> ADDIN ZOTERO_ITEM CSL_CITATION {"citationID":"LVMcSr2p","properties":{"formattedCitation":"(Nunes, 2024)","plainCitation":"(Nunes, 2024)","noteIndex":0},"citationItems":[{"id":284,"uris":["http://zotero.org/users/15531986/items/HFZAYWBA"],"itemData":{"id":284,"type":"book","abstract":"Este livro aborda conhecimentos, técnicas e aplicações da área de Processamento de Linguagens Naturais para o português brasileiro. Nesta segunda edição, revisada e ampliada, o conteúdo foi estendido com seis novos capítulos, agora organizados em doze partes. O livro pode ser usado como material didático para disciplinas de cursos de Computação ou Linguística, ou áreas afins, servindo como fonte de conhecimento teórico e prático para quem está aprendendo essa ciência. Pode servir de referência a profissionais que fazem uso do PLN para criar soluções tecnológicas, servindo como fonte de técnicas e métodos para desenvolvimento de sistemas tecnológicos. Também acadêmicos e curiosos, de um modo geral, nele encontrarão uma visão geral da área de PLN, e como ela pode interagir com outras áreas de conhecimento.","edition":"2","ISBN":"978-65-00-95750-1","language":"pt-BR","publisher":"Graça Nunes","publisher-place":"São Carlos, SP","source":"Câmara Brasileira do Livro ISBN","title":"Processamento de Linguagem Natural: Conceitos, Técnicas e Aplicações em Português","title-short":"Processamento de Linguagem Natural","author":[{"family":"Nunes","given":"Maria das Graças Volpe"}],"contributor":[{"family":"Caseli","given":"Helena de Medeiros"}],"issued":{"date-parts":[["2024",3,2]]}}}],"schema":"https://github.com/citation-style-language/schema/raw/master/csl-citation.json"} </w:instrText>
+        <w:instrText xml:space="preserve"> ADDIN ZOTERO_ITEM CSL_CITATION {"citationID":"LVMcSr2p","properties":{"formattedCitation":"(Nunes, 2024)","plainCitation":"(Nunes, 2024)","dontUpdate":true,"noteIndex":0},"citationItems":[{"id":284,"uris":["http://zotero.org/users/15531986/items/HFZAYWBA"],"itemData":{"id":284,"type":"book","abstract":"Este livro aborda conhecimentos, técnicas e aplicações da área de Processamento de Linguagens Naturais para o português brasileiro. Nesta segunda edição, revisada e ampliada, o conteúdo foi estendido com seis novos capítulos, agora organizados em doze partes. O livro pode ser usado como material didático para disciplinas de cursos de Computação ou Linguística, ou áreas afins, servindo como fonte de conhecimento teórico e prático para quem está aprendendo essa ciência. Pode servir de referência a profissionais que fazem uso do PLN para criar soluções tecnológicas, servindo como fonte de técnicas e métodos para desenvolvimento de sistemas tecnológicos. Também acadêmicos e curiosos, de um modo geral, nele encontrarão uma visão geral da área de PLN, e como ela pode interagir com outras áreas de conhecimento.","edition":"2","ISBN":"978-65-00-95750-1","language":"pt-BR","publisher":"Graça Nunes","publisher-place":"São Carlos, SP","source":"Câmara Brasileira do Livro ISBN","title":"Processamento de Linguagem Natural: Conceitos, Técnicas e Aplicações em Português","title-short":"Processamento de Linguagem Natural","author":[{"family":"Nunes","given":"Maria das Graças Volpe"}],"contributor":[{"family":"Caseli","given":"Helena de Medeiros"}],"issued":{"date-parts":[["2024",3,2]]}}}],"schema":"https://github.com/citation-style-language/schema/raw/master/csl-citation.json"} </w:instrText>
       </w:r>
       <w:r>
         <w:fldChar w:fldCharType="separate"/>
@@ -1199,61 +2755,60 @@
         <w:t>d</w:t>
       </w:r>
       <w:r>
-        <w:t xml:space="preserve">as denominações dos logradouros que as circundam. Sem essa rigorosa atenção aos nomes das vias, a </w:t>
+        <w:t>as denominações dos logradouros que as circundam. Sem essa rigorosa atenção aos nomes das vias, a automação do georreferenciamento em larga escala restaria comprometida por inconsistências ortográficas.</w:t>
+      </w:r>
+    </w:p>
+    <w:p>
+      <w:pPr>
+        <w:pStyle w:val="rspTtulo2"/>
+      </w:pPr>
+      <w:bookmarkStart w:id="8" w:name="_Toc224143510"/>
+      <w:r>
+        <w:t>Espacialização via Geocodificação de Faces de Quadra</w:t>
+      </w:r>
+      <w:bookmarkEnd w:id="8"/>
+    </w:p>
+    <w:p>
+      <w:pPr>
+        <w:pStyle w:val="rspTEXTO0"/>
+      </w:pPr>
+      <w:r>
+        <w:t>A despeito da utilidade do CNEFE</w:t>
+      </w:r>
+      <w:r>
+        <w:t xml:space="preserve"> para a metodologia</w:t>
+      </w:r>
+      <w:r>
+        <w:t xml:space="preserve">, a simples associação direta entre endereços e unidades imobiliárias apresenta limitações estruturais que impedem o georreferenciamento completo do cadastro municipal. O motivo principal está na natureza da coleta do IBGE: o CNEFE é uma base voltada para fins estatísticos e censitários, o que implica que a coleta </w:t>
+      </w:r>
+      <w:r>
+        <w:t>se limita a</w:t>
+      </w:r>
+      <w:r>
+        <w:t xml:space="preserve"> domicílios e estabelecimentos com algum tipo de edificação.</w:t>
+      </w:r>
+    </w:p>
+    <w:p>
+      <w:pPr>
+        <w:pStyle w:val="rspTEXTO0"/>
+      </w:pPr>
+      <w:r>
+        <w:t xml:space="preserve">Consequentemente, terrenos baldios ou áreas em processo de parcelamento muitas vezes não constam na base de endereços georreferenciados. Além disso, por ser uma coleta realizada ocasionalmente (em ciclos censitários ou atualizações amostrais), </w:t>
+      </w:r>
+      <w:r>
+        <w:t>o CNEFE</w:t>
+      </w:r>
+      <w:r>
+        <w:t xml:space="preserve"> pode apresentar defasagem </w:t>
+      </w:r>
+      <w:r>
+        <w:t>por conta do</w:t>
+      </w:r>
+      <w:r>
+        <w:t xml:space="preserve"> dinamismo do crescimento urbano. Portanto, depender exclusivamente da "ligação de endereços" resultaria em um mapa </w:t>
       </w:r>
       <w:r>
         <w:lastRenderedPageBreak/>
-        <w:t>automação do georreferenciamento em larga escala restaria comprometida por inconsistências ortográficas.</w:t>
-      </w:r>
-    </w:p>
-    <w:p>
-      <w:pPr>
-        <w:pStyle w:val="rspTtulo2"/>
-      </w:pPr>
-      <w:r>
-        <w:t>Espacialização via Geocodificação de Faces de Quadra</w:t>
-      </w:r>
-    </w:p>
-    <w:p>
-      <w:pPr>
-        <w:pStyle w:val="rspTEXTO0"/>
-      </w:pPr>
-      <w:r>
-        <w:t xml:space="preserve">A despeito da utilidade do CNEFE, a simples associação direta entre endereços e unidades imobiliárias apresenta limitações estruturais que impedem o georreferenciamento completo do cadastro municipal. O motivo principal </w:t>
-      </w:r>
-      <w:r>
-        <w:t xml:space="preserve">está </w:t>
-      </w:r>
-      <w:r>
-        <w:t xml:space="preserve">na natureza da coleta do IBGE: o CNEFE é uma base voltada para fins estatísticos e censitários, o que implica que a coleta </w:t>
-      </w:r>
-      <w:r>
-        <w:t>se limita a</w:t>
-      </w:r>
-      <w:r>
-        <w:t xml:space="preserve"> domicílios e estabelecimentos com algum tipo de edificação.</w:t>
-      </w:r>
-    </w:p>
-    <w:p>
-      <w:pPr>
-        <w:pStyle w:val="rspTEXTO0"/>
-      </w:pPr>
-      <w:r>
-        <w:t xml:space="preserve">Consequentemente, terrenos baldios ou áreas em processo de parcelamento muitas vezes não constam na base de endereços georreferenciados. Além disso, por ser uma coleta realizada ocasionalmente (em ciclos censitários ou atualizações amostrais), </w:t>
-      </w:r>
-      <w:r>
-        <w:t>o CNEFE</w:t>
-      </w:r>
-      <w:r>
-        <w:t xml:space="preserve"> pode apresentar defasagem </w:t>
-      </w:r>
-      <w:r>
-        <w:t>por conta do</w:t>
-      </w:r>
-      <w:r>
-        <w:t xml:space="preserve"> dinamismo do crescimento urbano. Portanto, depender exclusivamente da "ligação de endereços" resultaria em um mapa </w:t>
-      </w:r>
-      <w:r>
         <w:t>parcial</w:t>
       </w:r>
       <w:r>
@@ -1354,7 +2909,7 @@
         <w:pStyle w:val="rspTEXTO0"/>
         <w:numPr>
           <w:ilvl w:val="0"/>
-          <w:numId w:val="32"/>
+          <w:numId w:val="33"/>
         </w:numPr>
       </w:pPr>
       <w:r>
@@ -1373,7 +2928,7 @@
         <w:pStyle w:val="rspTEXTO0"/>
         <w:numPr>
           <w:ilvl w:val="0"/>
-          <w:numId w:val="32"/>
+          <w:numId w:val="33"/>
         </w:numPr>
       </w:pPr>
       <w:r>
@@ -1392,7 +2947,7 @@
         <w:pStyle w:val="rspTEXTO0"/>
         <w:numPr>
           <w:ilvl w:val="0"/>
-          <w:numId w:val="32"/>
+          <w:numId w:val="33"/>
         </w:numPr>
       </w:pPr>
       <w:r>
@@ -1400,7 +2955,6 @@
           <w:b/>
           <w:bCs/>
         </w:rPr>
-        <w:lastRenderedPageBreak/>
         <w:t>Agrupamento Geográfico:</w:t>
       </w:r>
       <w:r>
@@ -1412,7 +2966,7 @@
         <w:pStyle w:val="rspTEXTO0"/>
         <w:numPr>
           <w:ilvl w:val="0"/>
-          <w:numId w:val="32"/>
+          <w:numId w:val="33"/>
         </w:numPr>
       </w:pPr>
       <w:r>
@@ -1464,7 +3018,37 @@
         <w:t>possibilita unir</w:t>
       </w:r>
       <w:r>
-        <w:t xml:space="preserve"> as dimensões físicas oriundas do CTU/CIATA com a geolocalização fornecida pelo CNEFE.</w:t>
+        <w:t xml:space="preserve"> as dimensões físicas oriundas do CTU/CIATA com a geolocalização fornecida pelo CNEFE</w:t>
+      </w:r>
+      <w:r>
+        <w:t xml:space="preserve"> (</w:t>
+      </w:r>
+      <w:r>
+        <w:fldChar w:fldCharType="begin"/>
+      </w:r>
+      <w:r>
+        <w:instrText xml:space="preserve"> REF _Ref224117843 \h </w:instrText>
+      </w:r>
+      <w:r>
+        <w:fldChar w:fldCharType="separate"/>
+      </w:r>
+      <w:r>
+        <w:t xml:space="preserve">Figura </w:t>
+      </w:r>
+      <w:r>
+        <w:rPr>
+          <w:noProof/>
+        </w:rPr>
+        <w:t>1</w:t>
+      </w:r>
+      <w:r>
+        <w:fldChar w:fldCharType="end"/>
+      </w:r>
+      <w:r>
+        <w:t>)</w:t>
+      </w:r>
+      <w:r>
+        <w:t>.</w:t>
       </w:r>
     </w:p>
     <w:p>
@@ -1474,32 +3058,2069 @@
     </w:p>
     <w:p>
       <w:pPr>
+        <w:pStyle w:val="Legenda"/>
+        <w:keepNext/>
+      </w:pPr>
+      <w:bookmarkStart w:id="9" w:name="_Ref224117843"/>
+      <w:r>
+        <w:lastRenderedPageBreak/>
+        <w:t xml:space="preserve">Figura </w:t>
+      </w:r>
+      <w:fldSimple w:instr=" SEQ Figura \* ARABIC ">
+        <w:r>
+          <w:rPr>
+            <w:noProof/>
+          </w:rPr>
+          <w:t>1</w:t>
+        </w:r>
+      </w:fldSimple>
+      <w:bookmarkEnd w:id="9"/>
+      <w:r>
+        <w:t>: Fluxo de transformações de dados.</w:t>
+      </w:r>
+    </w:p>
+    <w:tbl>
+      <w:tblPr>
+        <w:tblStyle w:val="Tabelacomgrade"/>
+        <w:tblW w:w="0" w:type="auto"/>
+        <w:tblLook w:val="04A0" w:firstRow="1" w:lastRow="0" w:firstColumn="1" w:lastColumn="0" w:noHBand="0" w:noVBand="1"/>
+      </w:tblPr>
+      <w:tblGrid>
+        <w:gridCol w:w="8493"/>
+      </w:tblGrid>
+      <w:tr>
+        <w:tc>
+          <w:tcPr>
+            <w:tcW w:w="8493" w:type="dxa"/>
+            <w:vAlign w:val="center"/>
+          </w:tcPr>
+          <w:p>
+            <w:pPr>
+              <w:pStyle w:val="rspTEXTO0"/>
+              <w:ind w:firstLine="0"/>
+              <w:jc w:val="center"/>
+            </w:pPr>
+            <w:r>
+              <w:rPr>
+                <w:noProof/>
+              </w:rPr>
+              <w:drawing>
+                <wp:inline distT="0" distB="0" distL="0" distR="0" wp14:anchorId="565CEEF2" wp14:editId="46478B36">
+                  <wp:extent cx="4715124" cy="3885555"/>
+                  <wp:effectExtent l="0" t="0" r="0" b="1270"/>
+                  <wp:docPr id="1116981123" name="Imagem 2"/>
+                  <wp:cNvGraphicFramePr>
+                    <a:graphicFrameLocks xmlns:a="http://schemas.openxmlformats.org/drawingml/2006/main" noChangeAspect="1"/>
+                  </wp:cNvGraphicFramePr>
+                  <a:graphic xmlns:a="http://schemas.openxmlformats.org/drawingml/2006/main">
+                    <a:graphicData uri="http://schemas.openxmlformats.org/drawingml/2006/picture">
+                      <pic:pic xmlns:pic="http://schemas.openxmlformats.org/drawingml/2006/picture">
+                        <pic:nvPicPr>
+                          <pic:cNvPr id="1116981123" name="Imagem 1116981123"/>
+                          <pic:cNvPicPr/>
+                        </pic:nvPicPr>
+                        <pic:blipFill>
+                          <a:blip r:embed="rId8"/>
+                          <a:stretch>
+                            <a:fillRect/>
+                          </a:stretch>
+                        </pic:blipFill>
+                        <pic:spPr>
+                          <a:xfrm>
+                            <a:off x="0" y="0"/>
+                            <a:ext cx="4730413" cy="3898154"/>
+                          </a:xfrm>
+                          <a:prstGeom prst="rect">
+                            <a:avLst/>
+                          </a:prstGeom>
+                        </pic:spPr>
+                      </pic:pic>
+                    </a:graphicData>
+                  </a:graphic>
+                </wp:inline>
+              </w:drawing>
+            </w:r>
+          </w:p>
+          <w:p>
+            <w:pPr>
+              <w:pStyle w:val="rspTEXTO0"/>
+              <w:ind w:firstLine="0"/>
+              <w:jc w:val="center"/>
+            </w:pPr>
+          </w:p>
+        </w:tc>
+      </w:tr>
+    </w:tbl>
+    <w:p>
+      <w:pPr>
+        <w:pStyle w:val="Legenda"/>
+      </w:pPr>
+      <w:r>
+        <w:t>Fonte: Os autores</w:t>
+      </w:r>
+    </w:p>
+    <w:p>
+      <w:pPr>
         <w:pStyle w:val="rspTEXTO0"/>
+        <w:ind w:firstLine="0"/>
+        <w:jc w:val="center"/>
+      </w:pPr>
+    </w:p>
+    <w:p>
+      <w:pPr>
+        <w:pStyle w:val="rspTEXTO0"/>
+      </w:pPr>
+      <w:r>
+        <w:t xml:space="preserve">Seguindo os padrões da engenharia de dados, </w:t>
+      </w:r>
+      <w:r>
+        <w:t xml:space="preserve">a metodologia preserva os domínios originais das bases </w:t>
+      </w:r>
+      <w:r>
+        <w:t>CI_ e CN_</w:t>
+      </w:r>
+      <w:r>
+        <w:t>. Em vez de alterar os registros primários, foi estruturado um novo domínio de integração, denominado SC_, destinado a coletar e registrar exclusivamente os atributos derivados do processamento</w:t>
+      </w:r>
+      <w:r>
+        <w:t xml:space="preserve"> (</w:t>
+      </w:r>
+      <w:r>
+        <w:fldChar w:fldCharType="begin"/>
+      </w:r>
+      <w:r>
+        <w:instrText xml:space="preserve"> REF _Ref224117904 \h </w:instrText>
+      </w:r>
+      <w:r>
+        <w:fldChar w:fldCharType="separate"/>
+      </w:r>
+      <w:r>
+        <w:t xml:space="preserve">Figura </w:t>
+      </w:r>
+      <w:r>
+        <w:rPr>
+          <w:noProof/>
+        </w:rPr>
+        <w:t>2</w:t>
+      </w:r>
+      <w:r>
+        <w:fldChar w:fldCharType="end"/>
+      </w:r>
+      <w:r>
+        <w:t>)</w:t>
+      </w:r>
+      <w:r>
+        <w:t>. Esta arquitetura garante a rastreabilidade da informação e permite auditorias futuras sem comprometer as bases legadas.</w:t>
+      </w:r>
+    </w:p>
+    <w:p>
+      <w:pPr>
+        <w:pStyle w:val="Legenda"/>
+        <w:keepNext/>
+      </w:pPr>
+      <w:bookmarkStart w:id="10" w:name="_Ref224117904"/>
+      <w:r>
+        <w:lastRenderedPageBreak/>
+        <w:t xml:space="preserve">Figura </w:t>
+      </w:r>
+      <w:fldSimple w:instr=" SEQ Figura \* ARABIC ">
+        <w:r>
+          <w:rPr>
+            <w:noProof/>
+          </w:rPr>
+          <w:t>2</w:t>
+        </w:r>
+      </w:fldSimple>
+      <w:bookmarkEnd w:id="10"/>
+      <w:r>
+        <w:t>: Mode</w:t>
+      </w:r>
+      <w:r>
+        <w:t xml:space="preserve">lo E-R </w:t>
+      </w:r>
+    </w:p>
+    <w:tbl>
+      <w:tblPr>
+        <w:tblStyle w:val="Tabelacomgrade"/>
+        <w:tblW w:w="0" w:type="auto"/>
+        <w:tblLook w:val="04A0" w:firstRow="1" w:lastRow="0" w:firstColumn="1" w:lastColumn="0" w:noHBand="0" w:noVBand="1"/>
+      </w:tblPr>
+      <w:tblGrid>
+        <w:gridCol w:w="8493"/>
+      </w:tblGrid>
+      <w:tr>
+        <w:tc>
+          <w:tcPr>
+            <w:tcW w:w="8493" w:type="dxa"/>
+            <w:vAlign w:val="center"/>
+          </w:tcPr>
+          <w:p>
+            <w:pPr>
+              <w:pStyle w:val="rspTEXTO0"/>
+              <w:ind w:firstLine="0"/>
+              <w:jc w:val="center"/>
+            </w:pPr>
+            <w:r>
+              <w:rPr>
+                <w:noProof/>
+              </w:rPr>
+              <w:drawing>
+                <wp:inline distT="0" distB="0" distL="0" distR="0" wp14:anchorId="12CEE854" wp14:editId="08BE0209">
+                  <wp:extent cx="4730413" cy="3494303"/>
+                  <wp:effectExtent l="0" t="0" r="0" b="0"/>
+                  <wp:docPr id="1307386743" name="Imagem 2"/>
+                  <wp:cNvGraphicFramePr>
+                    <a:graphicFrameLocks xmlns:a="http://schemas.openxmlformats.org/drawingml/2006/main" noChangeAspect="1"/>
+                  </wp:cNvGraphicFramePr>
+                  <a:graphic xmlns:a="http://schemas.openxmlformats.org/drawingml/2006/main">
+                    <a:graphicData uri="http://schemas.openxmlformats.org/drawingml/2006/picture">
+                      <pic:pic xmlns:pic="http://schemas.openxmlformats.org/drawingml/2006/picture">
+                        <pic:nvPicPr>
+                          <pic:cNvPr id="1307386743" name="Imagem 2"/>
+                          <pic:cNvPicPr/>
+                        </pic:nvPicPr>
+                        <pic:blipFill>
+                          <a:blip r:embed="rId9"/>
+                          <a:stretch>
+                            <a:fillRect/>
+                          </a:stretch>
+                        </pic:blipFill>
+                        <pic:spPr>
+                          <a:xfrm>
+                            <a:off x="0" y="0"/>
+                            <a:ext cx="4730413" cy="3494303"/>
+                          </a:xfrm>
+                          <a:prstGeom prst="rect">
+                            <a:avLst/>
+                          </a:prstGeom>
+                        </pic:spPr>
+                      </pic:pic>
+                    </a:graphicData>
+                  </a:graphic>
+                </wp:inline>
+              </w:drawing>
+            </w:r>
+          </w:p>
+          <w:p>
+            <w:pPr>
+              <w:pStyle w:val="rspTEXTO0"/>
+              <w:ind w:firstLine="0"/>
+              <w:jc w:val="center"/>
+            </w:pPr>
+          </w:p>
+        </w:tc>
+      </w:tr>
+    </w:tbl>
+    <w:p>
+      <w:pPr>
+        <w:pStyle w:val="Legenda"/>
+      </w:pPr>
+      <w:r>
+        <w:t>Fonte: Os autores</w:t>
+      </w:r>
+      <w:r>
+        <w:t xml:space="preserve">; </w:t>
+      </w:r>
+      <w:r>
+        <w:t>Ferramenta: OMTG</w:t>
+      </w:r>
+      <w:r>
+        <w:t xml:space="preserve"> </w:t>
+      </w:r>
+      <w:r>
+        <w:fldChar w:fldCharType="begin"/>
+      </w:r>
+      <w:r>
+        <w:instrText xml:space="preserve"> ADDIN ZOTERO_ITEM CSL_CITATION {"citationID":"8QDouErY","properties":{"formattedCitation":"(Nalon; Lisboa Filho; Peixoto, 2015)","plainCitation":"(Nalon; Lisboa Filho; Peixoto, 2015)","noteIndex":0},"citationItems":[{"id":353,"uris":["http://zotero.org/users/15531986/items/7EF2A4JP"],"itemData":{"id":353,"type":"article-journal","title":"Modelagem de dados geográficos utilizando um perfil UML alinhado a padrões internacionais e à abordagem MDA","author":[{"family":"Nalon","given":"Filipe"},{"family":"Lisboa Filho","given":"Jugurta"},{"family":"Peixoto","given":"Douglas"}],"issued":{"date-parts":[["2015",4]]}}}],"schema":"https://github.com/citation-style-language/schema/raw/master/csl-citation.json"} </w:instrText>
+      </w:r>
+      <w:r>
+        <w:fldChar w:fldCharType="separate"/>
+      </w:r>
+      <w:r>
+        <w:rPr>
+          <w:rFonts w:ascii="Calibri" w:hAnsi="Calibri" w:cs="Calibri"/>
+        </w:rPr>
+        <w:t>(Nalon; Lisboa Filho; Peixoto, 2015)</w:t>
+      </w:r>
+      <w:r>
+        <w:fldChar w:fldCharType="end"/>
+      </w:r>
+    </w:p>
+    <w:p/>
+    <w:p>
+      <w:pPr>
+        <w:pStyle w:val="rspTEXTO0"/>
+      </w:pPr>
+      <w:r>
+        <w:t xml:space="preserve">A </w:t>
+      </w:r>
+      <w:r>
+        <w:fldChar w:fldCharType="begin"/>
+      </w:r>
+      <w:r>
+        <w:instrText xml:space="preserve"> REF _Ref224120081 \h </w:instrText>
+      </w:r>
+      <w:r>
+        <w:fldChar w:fldCharType="separate"/>
+      </w:r>
+      <w:r>
+        <w:t xml:space="preserve">Figura </w:t>
+      </w:r>
+      <w:r>
+        <w:rPr>
+          <w:noProof/>
+        </w:rPr>
+        <w:t>3</w:t>
+      </w:r>
+      <w:r>
+        <w:fldChar w:fldCharType="end"/>
+      </w:r>
+      <w:r>
+        <w:t xml:space="preserve"> </w:t>
+      </w:r>
+      <w:r>
+        <w:t>ilustra o resultado preliminar dessa integração: uma quadra desenhada com as dimensões reais provenientes do cadastro municipal (CIATA) e posicionada conforme as coordenadas geográficas do CNEFE. Embora o posicionamento global esteja correto, observa-se que, nesta etapa, a geometria ainda não apresenta o alinhamento perfeito com o sistema viário existente (rotação zero).</w:t>
+      </w:r>
+    </w:p>
+    <w:p>
+      <w:pPr>
+        <w:pStyle w:val="Legenda"/>
+        <w:keepNext/>
+      </w:pPr>
+      <w:bookmarkStart w:id="11" w:name="_Ref224120081"/>
+      <w:r>
+        <w:lastRenderedPageBreak/>
+        <w:t xml:space="preserve">Figura </w:t>
+      </w:r>
+      <w:fldSimple w:instr=" SEQ Figura \* ARABIC ">
+        <w:r>
+          <w:rPr>
+            <w:noProof/>
+          </w:rPr>
+          <w:t>3</w:t>
+        </w:r>
+      </w:fldSimple>
+      <w:bookmarkEnd w:id="11"/>
+      <w:r>
+        <w:t xml:space="preserve">: </w:t>
+      </w:r>
+      <w:r>
+        <w:t xml:space="preserve">Quadra </w:t>
+      </w:r>
+      <w:r>
+        <w:t>desenhada a partir dos domínios CI_ e CN_</w:t>
+      </w:r>
+      <w:r>
+        <w:t xml:space="preserve"> </w:t>
+      </w:r>
+    </w:p>
+    <w:p>
+      <w:r>
+        <w:rPr>
+          <w:noProof/>
+        </w:rPr>
+        <w:drawing>
+          <wp:inline distT="0" distB="0" distL="0" distR="0" wp14:anchorId="063D5243" wp14:editId="5431DBC8">
+            <wp:extent cx="5399405" cy="2788105"/>
+            <wp:effectExtent l="0" t="0" r="0" b="0"/>
+            <wp:docPr id="1208139722" name="Imagem 1"/>
+            <wp:cNvGraphicFramePr>
+              <a:graphicFrameLocks xmlns:a="http://schemas.openxmlformats.org/drawingml/2006/main" noChangeAspect="1"/>
+            </wp:cNvGraphicFramePr>
+            <a:graphic xmlns:a="http://schemas.openxmlformats.org/drawingml/2006/main">
+              <a:graphicData uri="http://schemas.openxmlformats.org/drawingml/2006/picture">
+                <pic:pic xmlns:pic="http://schemas.openxmlformats.org/drawingml/2006/picture">
+                  <pic:nvPicPr>
+                    <pic:cNvPr id="1208139722" name="Imagem 1"/>
+                    <pic:cNvPicPr/>
+                  </pic:nvPicPr>
+                  <pic:blipFill>
+                    <a:blip r:embed="rId10"/>
+                    <a:stretch>
+                      <a:fillRect/>
+                    </a:stretch>
+                  </pic:blipFill>
+                  <pic:spPr>
+                    <a:xfrm>
+                      <a:off x="0" y="0"/>
+                      <a:ext cx="5399405" cy="2788105"/>
+                    </a:xfrm>
+                    <a:prstGeom prst="rect">
+                      <a:avLst/>
+                    </a:prstGeom>
+                  </pic:spPr>
+                </pic:pic>
+              </a:graphicData>
+            </a:graphic>
+          </wp:inline>
+        </w:drawing>
+      </w:r>
+    </w:p>
+    <w:p>
+      <w:pPr>
+        <w:pStyle w:val="Legenda"/>
+      </w:pPr>
+      <w:r>
+        <w:t xml:space="preserve">Fonte: </w:t>
+      </w:r>
+      <w:r>
+        <w:fldChar w:fldCharType="begin"/>
+      </w:r>
+      <w:r>
+        <w:instrText xml:space="preserve"> ADDIN ZOTERO_ITEM CSL_CITATION {"citationID":"DZ7idfEF","properties":{"formattedCitation":"(\\uc0\\u8220{}SIGWEB-Capanema\\uc0\\u8221{}, 2025)","plainCitation":"(“SIGWEB-Capanema”, 2025)","noteIndex":0},"citationItems":[{"id":286,"uris":["http://zotero.org/users/15531986/items/W89LG5YN"],"itemData":{"id":286,"type":"webpage","title":"SIGWEB-Capanema","URL":"https://capanema.ctmgeo.com.br/geo-view/index.ctm","accessed":{"date-parts":[["2025",12,14]]},"issued":{"date-parts":[["2025"]]}}}],"schema":"https://github.com/citation-style-language/schema/raw/master/csl-citation.json"} </w:instrText>
+      </w:r>
+      <w:r>
+        <w:fldChar w:fldCharType="separate"/>
+      </w:r>
+      <w:r>
+        <w:rPr>
+          <w:rFonts w:ascii="Calibri" w:hAnsi="Calibri" w:cs="Calibri"/>
+        </w:rPr>
+        <w:t>(“SIGWEB-Capanema”, 2025)</w:t>
+      </w:r>
+      <w:r>
+        <w:fldChar w:fldCharType="end"/>
+      </w:r>
+      <w:r>
+        <w:t xml:space="preserve">; Elaboração: </w:t>
+      </w:r>
+      <w:r>
+        <w:t>Os autores</w:t>
+      </w:r>
+    </w:p>
+    <w:p>
+      <w:pPr>
+        <w:pStyle w:val="rspTEXTO0"/>
+      </w:pPr>
+      <w:r>
+        <w:t xml:space="preserve">Para solucionar esse desalinhamento, considerou-se inicialmente o uso de fórmulas de regressão baseadas nos pontos do CNEFE para cada face de quadra. Entretanto, visando maior confiabilidade e qualidade técnica, optou-se pela incorporação de um novo domínio de dados oriundo do </w:t>
+      </w:r>
+      <w:r>
+        <w:rPr>
+          <w:i/>
+          <w:iCs/>
+        </w:rPr>
+        <w:t>OpenStreetMap</w:t>
+      </w:r>
+      <w:r>
+        <w:t xml:space="preserve"> (OSM). A utilização do OSM como referencial de suporte permite o ajuste angular preciso das quadras, assegurando que a representação digital reflita a orientação das vias públicas e a morfologia urbana real.</w:t>
+      </w:r>
+    </w:p>
+    <w:p>
+      <w:pPr>
+        <w:pStyle w:val="rspTEXTO0"/>
       </w:pPr>
     </w:p>
     <w:p>
       <w:pPr>
         <w:pStyle w:val="rspTtulo2"/>
       </w:pPr>
-      <w:r>
-        <w:t>Algoritmo de Rotação e Ajuste de Vértices</w:t>
-      </w:r>
+      <w:bookmarkStart w:id="12" w:name="_Toc224143511"/>
+      <w:r>
+        <w:t xml:space="preserve">Usando dados do </w:t>
+      </w:r>
+      <w:r>
+        <w:rPr>
+          <w:i/>
+          <w:iCs/>
+        </w:rPr>
+        <w:t>OpenStreetMap</w:t>
+      </w:r>
+      <w:r>
+        <w:t xml:space="preserve"> (OSM)</w:t>
+      </w:r>
+      <w:r>
+        <w:t xml:space="preserve"> </w:t>
+      </w:r>
+      <w:r>
+        <w:t>para a</w:t>
+      </w:r>
+      <w:r>
+        <w:t>juste d</w:t>
+      </w:r>
+      <w:r>
+        <w:t>os</w:t>
+      </w:r>
+      <w:r>
+        <w:t xml:space="preserve"> </w:t>
+      </w:r>
+      <w:r>
+        <w:t>vértices</w:t>
+      </w:r>
+      <w:bookmarkEnd w:id="12"/>
     </w:p>
     <w:p>
       <w:pPr>
         <w:pStyle w:val="rspTEXTO0"/>
       </w:pPr>
       <w:r>
-        <w:t>Para garantir que a representação gráfica das parcelas respeite a orientação real do tecido urbano, foi aplicado um modelo matemático de rotação de coordenadas. Este algoritmo calcula o azimute da face da quadra e rotaciona automaticamente os vértices das unidades imobiliárias, alinhando a geometria teórica do cadastro à cartografia existente.</w:t>
-      </w:r>
+        <w:t xml:space="preserve">As coordenadas dos logradouros provenientes do </w:t>
+      </w:r>
+      <w:r>
+        <w:rPr>
+          <w:i/>
+          <w:iCs/>
+        </w:rPr>
+        <w:t>OpenStreetMap</w:t>
+      </w:r>
+      <w:r>
+        <w:t xml:space="preserve"> (OSM) são utilizadas para calcular o azimute de cada segmento de via (face da quadra), estabelecendo sua orientação angular em relação ao Norte Geográfico. Este parâmetro é fundamental para o ajuste geométrico do polígono gerado a partir do Cadastro Territorial Urbano</w:t>
+      </w:r>
+      <w:r>
+        <w:t xml:space="preserve"> (CTU/CIATA)</w:t>
+      </w:r>
+      <w:r>
+        <w:t>, permitindo que a rotação e o alinhamento das faces de quadra se assemelhem à realidade da malha viária.</w:t>
+      </w:r>
+    </w:p>
+    <w:p>
+      <w:pPr>
+        <w:pStyle w:val="rspTEXTO0"/>
+      </w:pPr>
+      <w:r>
+        <w:t xml:space="preserve">As coordenadas também podem ser usadas para a translação do </w:t>
+      </w:r>
+      <w:r>
+        <w:t>polígono para</w:t>
+      </w:r>
+      <w:r>
+        <w:t xml:space="preserve"> o centroide calculado, permitindo a coincidência posicional das quadras dos domínios SC_ e OSM_.</w:t>
+      </w:r>
+    </w:p>
+    <w:p>
+      <w:pPr>
+        <w:pStyle w:val="rspTEXTO0"/>
+      </w:pPr>
+      <w:r>
+        <w:t xml:space="preserve">O </w:t>
+      </w:r>
+      <w:r>
+        <w:rPr>
+          <w:i/>
+          <w:iCs/>
+        </w:rPr>
+        <w:t>OpenStreetMap</w:t>
+      </w:r>
+      <w:r>
+        <w:t xml:space="preserve"> (OSM) é utilizado como base de referência devido à sua natureza colaborativa e alta taxa de atualização em centros urbanos </w:t>
+      </w:r>
+      <w:r>
+        <w:fldChar w:fldCharType="begin"/>
+      </w:r>
+      <w:r>
+        <w:instrText xml:space="preserve"> ADDIN ZOTERO_ITEM CSL_CITATION {"citationID":"5mmyvoaf","properties":{"formattedCitation":"(Haklay, 2010)","plainCitation":"(Haklay, 2010)","dontUpdate":true,"noteIndex":0},"citationItems":[{"id":218,"uris":["http://zotero.org/users/15531986/items/G88VAM2Y"],"itemData":{"id":218,"type":"article-journal","abstract":"Within the framework of Web 2.0 mapping applications, the most striking example of a geographical application is the OpenStreetMap (OSM) project. OSM aims to create a free digital map of the world and is implemented through the engagement of participants in a mode similar to software development in Open Source projects. The information is collected by many participants, collated on a central database, and distributed in multiple digital formats through the World Wide Web. This type of information was termed ‘Volunteered Geographical Information’ (VGI) by Goodchild, 2007. However, to date there has been no systematic analysis of the quality of VGI. This study aims to fill this gap by analysing OSM information. The examination focuses on analysis of its quality through a comparison with Ordnance Survey (OS) datasets. The analysis focuses on London and England, since OSM started in London in August 2004 and therefore the study of these geographies provides the best understanding of the achievements and difficulties of VGI. The analysis shows that OSM information can be fairly accurate: on average within about 6 m of the position recorded by the OS, and with approximately 80% overlap of motorway objects between the two datasets. In the space of four years, OSM has captured about 29% of the area of England, of which approximately 24% are digitised lines without a complete set of attributes. The paper concludes with a discussion of the implications of the findings to the study of VGI as well as suggesting future research directions.","container-title":"Environment and Planning B: Planning and Design","DOI":"10.1068/b35097","ISSN":"0265-8135, 1472-3417","issue":"4","journalAbbreviation":"Environ Plann B Plann Des","language":"en","license":"https://journals.sagepub.com/page/policies/text-and-data-mining-license","page":"682-703","source":"DOI.org (Crossref)","title":"How Good is Volunteered Geographical Information? A Comparative Study of OpenStreetMap and Ordnance Survey Datasets","title-short":"How Good is Volunteered Geographical Information?","volume":"37","author":[{"family":"Haklay","given":"Mordechai"}],"issued":{"date-parts":[["2010",8]]}}}],"schema":"https://github.com/citation-style-language/schema/raw/master/csl-citation.json"} </w:instrText>
+      </w:r>
+      <w:r>
+        <w:fldChar w:fldCharType="separate"/>
+      </w:r>
+      <w:r>
+        <w:t>(</w:t>
+      </w:r>
+      <w:r>
+        <w:t>HAKLAY</w:t>
+      </w:r>
+      <w:r>
+        <w:t>, 2010)</w:t>
+      </w:r>
+      <w:r>
+        <w:fldChar w:fldCharType="end"/>
+      </w:r>
+      <w:r>
+        <w:t xml:space="preserve">. </w:t>
+      </w:r>
+      <w:r>
+        <w:lastRenderedPageBreak/>
+        <w:t xml:space="preserve">Através de requisições à </w:t>
+      </w:r>
+      <w:r>
+        <w:rPr>
+          <w:i/>
+          <w:iCs/>
+        </w:rPr>
+        <w:t>API</w:t>
+      </w:r>
+      <w:r>
+        <w:t xml:space="preserve"> </w:t>
+      </w:r>
+      <w:r>
+        <w:rPr>
+          <w:i/>
+          <w:iCs/>
+        </w:rPr>
+        <w:t>Overpass</w:t>
+      </w:r>
+      <w:r>
+        <w:t xml:space="preserve">, o sistema extrai as primitivas geométricas do tipo </w:t>
+      </w:r>
+      <w:r>
+        <w:rPr>
+          <w:i/>
+          <w:iCs/>
+        </w:rPr>
+        <w:t>way</w:t>
+      </w:r>
+      <w:r>
+        <w:t xml:space="preserve"> (</w:t>
+      </w:r>
+      <w:r>
+        <w:t>linhas</w:t>
+      </w:r>
+      <w:r>
+        <w:t xml:space="preserve">) que possuem a </w:t>
+      </w:r>
+      <w:r>
+        <w:rPr>
+          <w:i/>
+          <w:iCs/>
+        </w:rPr>
+        <w:t>tag highway</w:t>
+      </w:r>
+      <w:r>
+        <w:t xml:space="preserve">, representando as vias. As informações obtidas são persistidas em uma tabela local para melhorar a performance e reduzir a necessidade de acessos </w:t>
+      </w:r>
+      <w:r>
+        <w:t>recorrentes</w:t>
+      </w:r>
+      <w:r>
+        <w:t xml:space="preserve"> ao OSM, que podem levar ao banimento do IP.</w:t>
+      </w:r>
+      <w:r>
+        <w:t xml:space="preserve"> </w:t>
+      </w:r>
+      <w:r>
+        <w:t xml:space="preserve">Visando não sobrecarregar a infraestrutura da </w:t>
+      </w:r>
+      <w:r>
+        <w:rPr>
+          <w:i/>
+          <w:iCs/>
+        </w:rPr>
+        <w:t>API Overpass</w:t>
+      </w:r>
+      <w:r>
+        <w:t xml:space="preserve"> gentilmente oferecida e respeitar as políticas de uso da comunidade OSM, as consultas são realizadas de forma iterativa, com intervalos de espera (</w:t>
+      </w:r>
+      <w:r>
+        <w:rPr>
+          <w:i/>
+          <w:iCs/>
+        </w:rPr>
+        <w:t>delays</w:t>
+      </w:r>
+      <w:r>
+        <w:t>) programados e mecanismos para evitar a redundância de requisições para um mesmo logradouro.</w:t>
+      </w:r>
+    </w:p>
+    <w:p>
+      <w:pPr>
+        <w:pStyle w:val="rspTEXTO0"/>
+      </w:pPr>
+      <w:r>
+        <w:t>Após a criação e o povoamento da tabela OSM_LOGRADOUROS, torna-se possível aplicar as transformações de rotação e translação na geometria da quadra. Esse processo é realizado com base nas coordenadas do logradouro de referência, recuperadas mediante uma consulta SQL à base de dados (</w:t>
+      </w:r>
+      <w:r>
+        <w:fldChar w:fldCharType="begin"/>
+      </w:r>
+      <w:r>
+        <w:instrText xml:space="preserve"> REF _Ref221804219 \h </w:instrText>
+      </w:r>
+      <w:r>
+        <w:instrText xml:space="preserve"> \* MERGEFORMAT </w:instrText>
+      </w:r>
+      <w:r>
+        <w:fldChar w:fldCharType="separate"/>
+      </w:r>
+      <w:r>
+        <w:t xml:space="preserve">Quadro </w:t>
+      </w:r>
+      <w:r>
+        <w:rPr>
+          <w:noProof/>
+        </w:rPr>
+        <w:t>1</w:t>
+      </w:r>
+      <w:r>
+        <w:fldChar w:fldCharType="end"/>
+      </w:r>
+      <w:r>
+        <w:t>).</w:t>
+      </w:r>
+    </w:p>
+    <w:p/>
+    <w:p>
+      <w:pPr>
+        <w:pStyle w:val="Legenda"/>
+      </w:pPr>
+      <w:bookmarkStart w:id="13" w:name="_Ref221804219"/>
+      <w:r>
+        <w:t xml:space="preserve">Quadro </w:t>
+      </w:r>
+      <w:fldSimple w:instr=" SEQ Quadro \* ARABIC ">
+        <w:r>
+          <w:rPr>
+            <w:noProof/>
+          </w:rPr>
+          <w:t>1</w:t>
+        </w:r>
+      </w:fldSimple>
+      <w:bookmarkEnd w:id="13"/>
+      <w:r>
+        <w:t xml:space="preserve"> – Consulta à tabela OSM_LOGRADOUROS</w:t>
+      </w:r>
+    </w:p>
+    <w:tbl>
+      <w:tblPr>
+        <w:tblStyle w:val="Tabelacomgrade"/>
+        <w:tblW w:w="0" w:type="auto"/>
+        <w:tblLook w:val="04A0" w:firstRow="1" w:lastRow="0" w:firstColumn="1" w:lastColumn="0" w:noHBand="0" w:noVBand="1"/>
+      </w:tblPr>
+      <w:tblGrid>
+        <w:gridCol w:w="8493"/>
+      </w:tblGrid>
+      <w:tr>
+        <w:tc>
+          <w:tcPr>
+            <w:tcW w:w="9061" w:type="dxa"/>
+          </w:tcPr>
+          <w:p>
+            <w:pPr>
+              <w:pStyle w:val="Codigo"/>
+              <w:rPr>
+                <w:b/>
+                <w:bCs/>
+              </w:rPr>
+            </w:pPr>
+            <w:r>
+              <w:rPr>
+                <w:b/>
+                <w:bCs/>
+              </w:rPr>
+              <w:t>-- MySQL/MariaDB 10.2</w:t>
+            </w:r>
+          </w:p>
+          <w:p>
+            <w:pPr>
+              <w:pStyle w:val="Codigo"/>
+            </w:pPr>
+            <w:r>
+              <w:t xml:space="preserve">SELECT </w:t>
+            </w:r>
+          </w:p>
+          <w:p>
+            <w:pPr>
+              <w:pStyle w:val="Codigo"/>
+            </w:pPr>
+            <w:r>
+              <w:t xml:space="preserve">    SC_ID_LOGRADOURO,</w:t>
+            </w:r>
+          </w:p>
+          <w:p>
+            <w:pPr>
+              <w:pStyle w:val="Codigo"/>
+            </w:pPr>
+            <w:r>
+              <w:t xml:space="preserve">    NOM_LOGRADOURO,</w:t>
+            </w:r>
+          </w:p>
+          <w:p>
+            <w:pPr>
+              <w:pStyle w:val="Codigo"/>
+            </w:pPr>
+            <w:r>
+              <w:t xml:space="preserve">    ST_AsText(GEOMETRIA) AS wkt_geometria</w:t>
+            </w:r>
+          </w:p>
+          <w:p>
+            <w:pPr>
+              <w:pStyle w:val="Codigo"/>
+            </w:pPr>
+            <w:r>
+              <w:t>FROM OSM_LOGRADOUROS</w:t>
+            </w:r>
+          </w:p>
+          <w:p>
+            <w:pPr>
+              <w:pStyle w:val="Codigo"/>
+              <w:rPr>
+                <w:lang w:val="en-US"/>
+              </w:rPr>
+            </w:pPr>
+            <w:r>
+              <w:rPr>
+                <w:lang w:val="en-US"/>
+              </w:rPr>
+              <w:t>WHERE SC_ID_LOGRADOURO = '5C81EDF2';</w:t>
+            </w:r>
+          </w:p>
+        </w:tc>
+      </w:tr>
+    </w:tbl>
+    <w:p>
+      <w:pPr>
+        <w:pStyle w:val="Legenda"/>
+      </w:pPr>
+      <w:r>
+        <w:t>Elaboração: Os autores (2026)</w:t>
+      </w:r>
+    </w:p>
+    <w:p/>
+    <w:p>
+      <w:pPr>
+        <w:pStyle w:val="rspTEXTO0"/>
+      </w:pPr>
+      <w:r>
+        <w:t>Para uma boa representação</w:t>
+      </w:r>
+      <w:r>
+        <w:t xml:space="preserve"> das quadras</w:t>
+      </w:r>
+      <w:r>
+        <w:t xml:space="preserve"> usando o OSM</w:t>
+      </w:r>
+      <w:r>
+        <w:t xml:space="preserve"> é fundamental selecionar dois pontos adjacentes ao centroide da face de quadra, posicionados em lados opostos, garantindo assim que o vetor calculado reflita a posição e a inclinação local da via. </w:t>
+      </w:r>
+    </w:p>
+    <w:p>
+      <w:pPr>
+        <w:pStyle w:val="rspTEXTO0"/>
+      </w:pPr>
+      <w:r>
+        <w:t xml:space="preserve">A metodologia de reconstrução geométrica das quadras baseia-se em um algoritmo de otimização por proximidade </w:t>
+      </w:r>
+      <w:r>
+        <w:fldChar w:fldCharType="begin"/>
+      </w:r>
+      <w:r>
+        <w:instrText xml:space="preserve"> ADDIN ZOTERO_ITEM CSL_CITATION {"citationID":"UQxIu6ma","properties":{"formattedCitation":"(Casanova et al., 2005)","plainCitation":"(Casanova et al., 2005)","dontUpdate":true,"noteIndex":0},"citationItems":[{"id":329,"uris":["http://zotero.org/users/15531986/items/ZFFXWSB7"],"itemData":{"id":329,"type":"book","ISBN":"8590520515","publisher":"MundoGEO","publisher-place":"Curitiba","title":"Bancos de Dados Geográficos","URL":"https://www-di.inf.puc-rio.br/~casanova//Publications/Books/2005-BDG.pdf","author":[{"family":"Casanova","given":"Marco Antonio"},{"family":"Câmara","given":"Gilberto"},{"family":"Davis","given":"Clodoveu"},{"family":"Vinhas","given":"Lúbia"},{"family":"Queiroz","given":"Ricardo Cartaxo"}],"issued":{"date-parts":[["2005"]]}}}],"schema":"https://github.com/citation-style-language/schema/raw/master/csl-citation.json"} </w:instrText>
+      </w:r>
+      <w:r>
+        <w:fldChar w:fldCharType="separate"/>
+      </w:r>
+      <w:r>
+        <w:t>(</w:t>
+      </w:r>
+      <w:r>
+        <w:t>CASANOVA</w:t>
+      </w:r>
+      <w:r>
+        <w:t xml:space="preserve"> et al., 2005)</w:t>
+      </w:r>
+      <w:r>
+        <w:fldChar w:fldCharType="end"/>
+      </w:r>
+      <w:r>
+        <w:t>.</w:t>
+      </w:r>
+    </w:p>
+    <w:p>
+      <w:pPr>
+        <w:pStyle w:val="rspTEXTO0"/>
+      </w:pPr>
+      <w:r>
+        <w:t>Com as geometrias dos logradouros devidamente consolidadas no banco de dados, realiza-se a filtragem espacial das vias (</w:t>
+      </w:r>
+      <w:r>
+        <w:rPr>
+          <w:i/>
+          <w:iCs/>
+        </w:rPr>
+        <w:t>Linestrings</w:t>
+      </w:r>
+      <w:r>
+        <w:t>) para mitigar erros de processamento em larga escala. Essa abordagem evita ambiguidades em vias extensas que se interceptam em múltiplos pontos da malha urbana, restringindo a análise ao escopo geográfico imediato da quadra.</w:t>
+      </w:r>
+    </w:p>
+    <w:p>
+      <w:pPr>
+        <w:pStyle w:val="rspTEXTO0"/>
+      </w:pPr>
+      <w:r>
+        <w:t>Em seguida o algoritmo compara todos os pontos dos logradouros adjacentes à procura de pontos coincidentes – ou com a menor distância euclidiana entre si. Esses pontos de "quase interseção" são candidatos a vértice da esquina.</w:t>
+      </w:r>
+    </w:p>
+    <w:p>
+      <w:pPr>
+        <w:pStyle w:val="rspTEXTO0"/>
+      </w:pPr>
+      <w:r>
+        <w:lastRenderedPageBreak/>
+        <w:t>Em situações complexas, como avenidas de pista dupla ou cruzamentos em "X", podem surgir múltiplos pontos de proximidade máxima. Nesse caso, para cada candidato a vértice, o algoritmo calcula a distância média em relação aos centroides das duas faces envolvidas. O ponto que possuir a menor distância combinada em relação aos centroides das faces é selecionado.</w:t>
+      </w:r>
+    </w:p>
+    <w:p>
+      <w:pPr>
+        <w:pStyle w:val="rspTEXTO0"/>
+      </w:pPr>
+      <w:r>
+        <w:t>Esse cuidado é importante porque a</w:t>
+      </w:r>
+      <w:r>
+        <w:t xml:space="preserve"> representação visual dos objetos rotacionados é fundamental para evidenciar possíveis discrepâncias de orientação espacial. Além disso, essa visualização permite que eventuais ajustes manuais sejam realizados, garantindo que as fachadas dos lotes sejam projetadas em conformidade com o alinhamento real do logradouro. Essa validação gráfica atua como uma camada de integridade, assegurando que o modelo digital reflita a morfologia urbana de forma consistente.</w:t>
+      </w:r>
+    </w:p>
+    <w:p>
+      <w:pPr>
+        <w:pStyle w:val="rspTEXTO0"/>
+      </w:pPr>
+      <w:r>
+        <w:t>Em seguida, o</w:t>
+      </w:r>
+      <w:r>
+        <w:t xml:space="preserve"> ajuste da orientação da quadra é feito a partir do azimute de uma das faces. Utiliza-se a função matemática do arco-tangente2 (atan2) para determinar o ângulo de direção (azimute) entre dois pontos consecutivos da via extraídos do OSM. O </w:t>
+      </w:r>
+      <w:r>
+        <w:fldChar w:fldCharType="begin"/>
+      </w:r>
+      <w:r>
+        <w:instrText xml:space="preserve"> REF _Ref224154451 \h </w:instrText>
+      </w:r>
+      <w:r>
+        <w:fldChar w:fldCharType="separate"/>
+      </w:r>
+      <w:r>
+        <w:t xml:space="preserve">Quadro </w:t>
+      </w:r>
+      <w:r>
+        <w:rPr>
+          <w:noProof/>
+        </w:rPr>
+        <w:t>2</w:t>
+      </w:r>
+      <w:r>
+        <w:fldChar w:fldCharType="end"/>
+      </w:r>
+      <w:r>
+        <w:t xml:space="preserve"> </w:t>
+      </w:r>
+      <w:r>
+        <w:t>apresenta a fórmula de cálculo.</w:t>
+      </w:r>
+    </w:p>
+    <w:p>
+      <w:pPr>
+        <w:pStyle w:val="Legenda"/>
+        <w:keepNext/>
+      </w:pPr>
+    </w:p>
+    <w:p>
+      <w:pPr>
+        <w:pStyle w:val="Legenda"/>
+        <w:keepNext/>
+      </w:pPr>
+      <w:bookmarkStart w:id="14" w:name="_Ref224154451"/>
+      <w:r>
+        <w:t xml:space="preserve">Quadro </w:t>
+      </w:r>
+      <w:fldSimple w:instr=" SEQ Quadro \* ARABIC ">
+        <w:r>
+          <w:rPr>
+            <w:noProof/>
+          </w:rPr>
+          <w:t>2</w:t>
+        </w:r>
+      </w:fldSimple>
+      <w:bookmarkEnd w:id="14"/>
+      <w:r>
+        <w:t xml:space="preserve"> </w:t>
+      </w:r>
+      <w:r>
+        <w:t>– Fórmula de azimute para pequenas distâncias</w:t>
+      </w:r>
+    </w:p>
+    <w:tbl>
+      <w:tblPr>
+        <w:tblStyle w:val="Tabelacomgrade"/>
+        <w:tblW w:w="0" w:type="auto"/>
+        <w:tblLook w:val="04A0" w:firstRow="1" w:lastRow="0" w:firstColumn="1" w:lastColumn="0" w:noHBand="0" w:noVBand="1"/>
+      </w:tblPr>
+      <w:tblGrid>
+        <w:gridCol w:w="8493"/>
+      </w:tblGrid>
+      <w:tr>
+        <w:tc>
+          <w:tcPr>
+            <w:tcW w:w="9061" w:type="dxa"/>
+          </w:tcPr>
+          <w:p>
+            <w:pPr>
+              <w:keepNext/>
+              <w:widowControl w:val="0"/>
+              <w:rPr>
+                <w:rFonts w:eastAsiaTheme="minorEastAsia"/>
+              </w:rPr>
+            </w:pPr>
+          </w:p>
+          <w:p>
+            <w:pPr>
+              <w:keepNext/>
+              <w:widowControl w:val="0"/>
+              <w:rPr>
+                <w:rFonts w:eastAsiaTheme="minorEastAsia"/>
+                <w:sz w:val="40"/>
+                <w:szCs w:val="36"/>
+              </w:rPr>
+            </w:pPr>
+            <m:oMathPara>
+              <m:oMath>
+                <m:r>
+                  <w:rPr>
+                    <w:rFonts w:ascii="Cambria Math" w:eastAsiaTheme="minorEastAsia" w:hAnsi="Cambria Math"/>
+                    <w:sz w:val="40"/>
+                    <w:szCs w:val="36"/>
+                  </w:rPr>
+                  <m:t>Azimute=atan2</m:t>
+                </m:r>
+                <m:d>
+                  <m:dPr>
+                    <m:ctrlPr>
+                      <w:rPr>
+                        <w:rFonts w:ascii="Cambria Math" w:eastAsiaTheme="minorEastAsia" w:hAnsi="Cambria Math"/>
+                        <w:i/>
+                        <w:sz w:val="40"/>
+                        <w:szCs w:val="36"/>
+                      </w:rPr>
+                    </m:ctrlPr>
+                  </m:dPr>
+                  <m:e>
+                    <m:r>
+                      <m:rPr>
+                        <m:sty m:val="bi"/>
+                      </m:rPr>
+                      <w:rPr>
+                        <w:rFonts w:ascii="Cambria Math" w:eastAsiaTheme="minorEastAsia" w:hAnsi="Cambria Math"/>
+                        <w:color w:val="984806" w:themeColor="accent6" w:themeShade="80"/>
+                        <w:sz w:val="40"/>
+                        <w:szCs w:val="36"/>
+                      </w:rPr>
+                      <m:t>y</m:t>
+                    </m:r>
+                    <m:r>
+                      <w:rPr>
+                        <w:rFonts w:ascii="Cambria Math" w:eastAsiaTheme="minorEastAsia" w:hAnsi="Cambria Math"/>
+                        <w:sz w:val="40"/>
+                        <w:szCs w:val="36"/>
+                      </w:rPr>
+                      <m:t>,</m:t>
+                    </m:r>
+                    <m:r>
+                      <m:rPr>
+                        <m:sty m:val="bi"/>
+                      </m:rPr>
+                      <w:rPr>
+                        <w:rFonts w:ascii="Cambria Math" w:eastAsiaTheme="minorEastAsia" w:hAnsi="Cambria Math"/>
+                        <w:color w:val="403152" w:themeColor="accent4" w:themeShade="80"/>
+                        <w:sz w:val="40"/>
+                        <w:szCs w:val="36"/>
+                      </w:rPr>
+                      <m:t>x</m:t>
+                    </m:r>
+                  </m:e>
+                </m:d>
+              </m:oMath>
+            </m:oMathPara>
+          </w:p>
+          <w:p>
+            <w:pPr>
+              <w:keepNext/>
+              <w:widowControl w:val="0"/>
+              <w:rPr>
+                <w:rFonts w:eastAsiaTheme="minorEastAsia"/>
+                <w:sz w:val="32"/>
+                <w:szCs w:val="28"/>
+              </w:rPr>
+            </w:pPr>
+          </w:p>
+          <w:p>
+            <w:pPr>
+              <w:pStyle w:val="Citao0"/>
+              <w:ind w:left="317"/>
+            </w:pPr>
+            <w:r>
+              <w:t>Onde:</w:t>
+            </w:r>
+          </w:p>
+          <w:p>
+            <w:pPr>
+              <w:pStyle w:val="Citao0"/>
+              <w:ind w:left="317"/>
+            </w:pPr>
+            <m:oMath>
+              <m:r>
+                <m:rPr>
+                  <m:sty m:val="bi"/>
+                </m:rPr>
+                <w:rPr>
+                  <w:rFonts w:ascii="Cambria Math" w:hAnsi="Cambria Math"/>
+                  <w:color w:val="984806" w:themeColor="accent6" w:themeShade="80"/>
+                  <w:sz w:val="32"/>
+                  <w:szCs w:val="32"/>
+                </w:rPr>
+                <m:t>y</m:t>
+              </m:r>
+            </m:oMath>
+            <w:r>
+              <w:t xml:space="preserve">: é o deslocamento no eixo Leste-Oeste (Longitude), que representa a diferença de longitude corrigida pelo cosseno da latitude média </w:t>
+            </w:r>
+            <m:oMath>
+              <m:sSub>
+                <m:sSubPr>
+                  <m:ctrlPr>
+                    <w:rPr>
+                      <w:rFonts w:ascii="Cambria Math" w:hAnsi="Cambria Math"/>
+                      <w:i/>
+                    </w:rPr>
+                  </m:ctrlPr>
+                </m:sSubPr>
+                <m:e>
+                  <m:r>
+                    <w:rPr>
+                      <w:rFonts w:ascii="Cambria Math" w:hAnsi="Cambria Math"/>
+                    </w:rPr>
+                    <m:t>ϕ</m:t>
+                  </m:r>
+                </m:e>
+                <m:sub>
+                  <m:r>
+                    <w:rPr>
+                      <w:rFonts w:ascii="Cambria Math" w:hAnsi="Cambria Math"/>
+                    </w:rPr>
+                    <m:t>m</m:t>
+                  </m:r>
+                </m:sub>
+              </m:sSub>
+            </m:oMath>
+            <w:r>
+              <w:t xml:space="preserve"> para converter graus em uma distância linear proporcional. </w:t>
+            </w:r>
+          </w:p>
+          <w:p>
+            <w:pPr>
+              <w:pStyle w:val="PargrafodaLista"/>
+              <w:ind w:left="317"/>
+              <w:jc w:val="left"/>
+              <w:rPr>
+                <w:sz w:val="32"/>
+                <w:szCs w:val="28"/>
+              </w:rPr>
+            </w:pPr>
+            <m:oMathPara>
+              <m:oMath>
+                <m:r>
+                  <m:rPr>
+                    <m:sty m:val="bi"/>
+                  </m:rPr>
+                  <w:rPr>
+                    <w:rFonts w:ascii="Cambria Math" w:hAnsi="Cambria Math"/>
+                    <w:color w:val="984806" w:themeColor="accent6" w:themeShade="80"/>
+                    <w:sz w:val="32"/>
+                    <w:szCs w:val="28"/>
+                  </w:rPr>
+                  <m:t>y</m:t>
+                </m:r>
+                <m:r>
+                  <w:rPr>
+                    <w:rFonts w:ascii="Cambria Math" w:hAnsi="Cambria Math"/>
+                    <w:sz w:val="32"/>
+                    <w:szCs w:val="28"/>
+                  </w:rPr>
+                  <m:t>=</m:t>
+                </m:r>
+                <m:d>
+                  <m:dPr>
+                    <m:ctrlPr>
+                      <w:rPr>
+                        <w:rFonts w:ascii="Cambria Math" w:hAnsi="Cambria Math"/>
+                        <w:i/>
+                        <w:sz w:val="32"/>
+                        <w:szCs w:val="28"/>
+                      </w:rPr>
+                    </m:ctrlPr>
+                  </m:dPr>
+                  <m:e>
+                    <m:sSub>
+                      <m:sSubPr>
+                        <m:ctrlPr>
+                          <w:rPr>
+                            <w:rFonts w:ascii="Cambria Math" w:hAnsi="Cambria Math"/>
+                            <w:i/>
+                            <w:sz w:val="32"/>
+                            <w:szCs w:val="28"/>
+                          </w:rPr>
+                        </m:ctrlPr>
+                      </m:sSubPr>
+                      <m:e>
+                        <m:r>
+                          <w:rPr>
+                            <w:rFonts w:ascii="Cambria Math" w:hAnsi="Cambria Math"/>
+                            <w:sz w:val="32"/>
+                            <w:szCs w:val="28"/>
+                          </w:rPr>
+                          <m:t>λ</m:t>
+                        </m:r>
+                      </m:e>
+                      <m:sub>
+                        <m:r>
+                          <w:rPr>
+                            <w:rFonts w:ascii="Cambria Math" w:hAnsi="Cambria Math"/>
+                            <w:sz w:val="32"/>
+                            <w:szCs w:val="28"/>
+                          </w:rPr>
+                          <m:t>2</m:t>
+                        </m:r>
+                      </m:sub>
+                    </m:sSub>
+                    <m:r>
+                      <w:rPr>
+                        <w:rFonts w:ascii="Cambria Math" w:hAnsi="Cambria Math"/>
+                        <w:sz w:val="32"/>
+                        <w:szCs w:val="28"/>
+                      </w:rPr>
+                      <m:t>-</m:t>
+                    </m:r>
+                    <m:sSub>
+                      <m:sSubPr>
+                        <m:ctrlPr>
+                          <w:rPr>
+                            <w:rFonts w:ascii="Cambria Math" w:hAnsi="Cambria Math"/>
+                            <w:i/>
+                            <w:sz w:val="32"/>
+                            <w:szCs w:val="28"/>
+                          </w:rPr>
+                        </m:ctrlPr>
+                      </m:sSubPr>
+                      <m:e>
+                        <m:r>
+                          <w:rPr>
+                            <w:rFonts w:ascii="Cambria Math" w:hAnsi="Cambria Math"/>
+                            <w:sz w:val="32"/>
+                            <w:szCs w:val="28"/>
+                          </w:rPr>
+                          <m:t>λ</m:t>
+                        </m:r>
+                      </m:e>
+                      <m:sub>
+                        <m:r>
+                          <w:rPr>
+                            <w:rFonts w:ascii="Cambria Math" w:hAnsi="Cambria Math"/>
+                            <w:sz w:val="32"/>
+                            <w:szCs w:val="28"/>
+                          </w:rPr>
+                          <m:t>1</m:t>
+                        </m:r>
+                      </m:sub>
+                    </m:sSub>
+                  </m:e>
+                </m:d>
+                <m:r>
+                  <m:rPr>
+                    <m:sty m:val="p"/>
+                  </m:rPr>
+                  <w:rPr>
+                    <w:rFonts w:ascii="Cambria Math" w:hAnsi="Cambria Math"/>
+                    <w:sz w:val="32"/>
+                    <w:szCs w:val="28"/>
+                  </w:rPr>
+                  <m:t>⋅</m:t>
+                </m:r>
+                <m:func>
+                  <m:funcPr>
+                    <m:ctrlPr>
+                      <w:rPr>
+                        <w:rFonts w:ascii="Cambria Math" w:hAnsi="Cambria Math"/>
+                        <w:sz w:val="32"/>
+                        <w:szCs w:val="28"/>
+                      </w:rPr>
+                    </m:ctrlPr>
+                  </m:funcPr>
+                  <m:fName>
+                    <m:r>
+                      <m:rPr>
+                        <m:sty m:val="p"/>
+                      </m:rPr>
+                      <w:rPr>
+                        <w:rFonts w:ascii="Cambria Math" w:hAnsi="Cambria Math"/>
+                        <w:sz w:val="32"/>
+                        <w:szCs w:val="28"/>
+                      </w:rPr>
+                      <m:t>cos</m:t>
+                    </m:r>
+                    <m:ctrlPr>
+                      <w:rPr>
+                        <w:rFonts w:ascii="Cambria Math" w:hAnsi="Cambria Math"/>
+                        <w:i/>
+                        <w:sz w:val="32"/>
+                        <w:szCs w:val="28"/>
+                      </w:rPr>
+                    </m:ctrlPr>
+                  </m:fName>
+                  <m:e>
+                    <m:d>
+                      <m:dPr>
+                        <m:ctrlPr>
+                          <w:rPr>
+                            <w:rFonts w:ascii="Cambria Math" w:hAnsi="Cambria Math"/>
+                            <w:i/>
+                            <w:sz w:val="32"/>
+                            <w:szCs w:val="28"/>
+                          </w:rPr>
+                        </m:ctrlPr>
+                      </m:dPr>
+                      <m:e>
+                        <m:sSub>
+                          <m:sSubPr>
+                            <m:ctrlPr>
+                              <w:rPr>
+                                <w:rFonts w:ascii="Cambria Math" w:hAnsi="Cambria Math"/>
+                                <w:i/>
+                                <w:sz w:val="32"/>
+                                <w:szCs w:val="28"/>
+                              </w:rPr>
+                            </m:ctrlPr>
+                          </m:sSubPr>
+                          <m:e>
+                            <m:r>
+                              <w:rPr>
+                                <w:rFonts w:ascii="Cambria Math" w:hAnsi="Cambria Math"/>
+                                <w:sz w:val="32"/>
+                                <w:szCs w:val="28"/>
+                              </w:rPr>
+                              <m:t>ϕ</m:t>
+                            </m:r>
+                          </m:e>
+                          <m:sub>
+                            <m:r>
+                              <w:rPr>
+                                <w:rFonts w:ascii="Cambria Math" w:hAnsi="Cambria Math"/>
+                                <w:sz w:val="32"/>
+                                <w:szCs w:val="28"/>
+                              </w:rPr>
+                              <m:t>m</m:t>
+                            </m:r>
+                          </m:sub>
+                        </m:sSub>
+                      </m:e>
+                    </m:d>
+                  </m:e>
+                </m:func>
+              </m:oMath>
+            </m:oMathPara>
+          </w:p>
+          <w:p>
+            <w:pPr>
+              <w:keepNext/>
+              <w:widowControl w:val="0"/>
+              <w:ind w:left="317"/>
+              <w:rPr>
+                <w:rFonts w:eastAsiaTheme="minorEastAsia"/>
+              </w:rPr>
+            </w:pPr>
+          </w:p>
+          <w:p>
+            <w:pPr>
+              <w:pStyle w:val="Citao0"/>
+              <w:ind w:left="317"/>
+            </w:pPr>
+            <m:oMath>
+              <m:r>
+                <m:rPr>
+                  <m:sty m:val="bi"/>
+                </m:rPr>
+                <w:rPr>
+                  <w:rFonts w:ascii="Cambria Math" w:hAnsi="Cambria Math"/>
+                  <w:color w:val="403152" w:themeColor="accent4" w:themeShade="80"/>
+                  <w:sz w:val="32"/>
+                  <w:szCs w:val="32"/>
+                </w:rPr>
+                <m:t>x</m:t>
+              </m:r>
+            </m:oMath>
+            <w:r>
+              <w:rPr>
+                <w:b/>
+                <w:bCs/>
+              </w:rPr>
+              <w:t>:</w:t>
+            </w:r>
+            <w:r>
+              <w:t xml:space="preserve"> é o deslocamento no eixo Norte-Sul (Latitude), que representa a diferença direta de latitude, pois a distância entre paralelos é constante.</w:t>
+            </w:r>
+          </w:p>
+          <w:p>
+            <w:pPr>
+              <w:pStyle w:val="PargrafodaLista"/>
+              <w:ind w:left="317"/>
+              <w:rPr>
+                <w:rFonts w:eastAsiaTheme="minorEastAsia"/>
+                <w:sz w:val="32"/>
+                <w:szCs w:val="28"/>
+              </w:rPr>
+            </w:pPr>
+            <m:oMathPara>
+              <m:oMath>
+                <m:r>
+                  <m:rPr>
+                    <m:sty m:val="bi"/>
+                  </m:rPr>
+                  <w:rPr>
+                    <w:rFonts w:ascii="Cambria Math" w:hAnsi="Cambria Math"/>
+                    <w:color w:val="403152" w:themeColor="accent4" w:themeShade="80"/>
+                    <w:sz w:val="32"/>
+                    <w:szCs w:val="28"/>
+                  </w:rPr>
+                  <m:t>x</m:t>
+                </m:r>
+                <m:r>
+                  <w:rPr>
+                    <w:rFonts w:ascii="Cambria Math" w:hAnsi="Cambria Math"/>
+                    <w:sz w:val="32"/>
+                    <w:szCs w:val="28"/>
+                  </w:rPr>
+                  <m:t>=</m:t>
+                </m:r>
+                <m:sSub>
+                  <m:sSubPr>
+                    <m:ctrlPr>
+                      <w:rPr>
+                        <w:rFonts w:ascii="Cambria Math" w:hAnsi="Cambria Math"/>
+                        <w:i/>
+                        <w:sz w:val="32"/>
+                        <w:szCs w:val="28"/>
+                      </w:rPr>
+                    </m:ctrlPr>
+                  </m:sSubPr>
+                  <m:e>
+                    <m:r>
+                      <w:rPr>
+                        <w:rFonts w:ascii="Cambria Math" w:hAnsi="Cambria Math"/>
+                        <w:sz w:val="32"/>
+                        <w:szCs w:val="28"/>
+                      </w:rPr>
+                      <m:t>ϕ</m:t>
+                    </m:r>
+                  </m:e>
+                  <m:sub>
+                    <m:r>
+                      <w:rPr>
+                        <w:rFonts w:ascii="Cambria Math" w:hAnsi="Cambria Math"/>
+                        <w:sz w:val="32"/>
+                        <w:szCs w:val="28"/>
+                      </w:rPr>
+                      <m:t>2</m:t>
+                    </m:r>
+                  </m:sub>
+                </m:sSub>
+                <m:r>
+                  <w:rPr>
+                    <w:rFonts w:ascii="Cambria Math" w:hAnsi="Cambria Math"/>
+                    <w:sz w:val="32"/>
+                    <w:szCs w:val="28"/>
+                  </w:rPr>
+                  <m:t>-</m:t>
+                </m:r>
+                <m:sSub>
+                  <m:sSubPr>
+                    <m:ctrlPr>
+                      <w:rPr>
+                        <w:rFonts w:ascii="Cambria Math" w:hAnsi="Cambria Math"/>
+                        <w:i/>
+                        <w:sz w:val="32"/>
+                        <w:szCs w:val="28"/>
+                      </w:rPr>
+                    </m:ctrlPr>
+                  </m:sSubPr>
+                  <m:e>
+                    <m:r>
+                      <w:rPr>
+                        <w:rFonts w:ascii="Cambria Math" w:hAnsi="Cambria Math"/>
+                        <w:sz w:val="32"/>
+                        <w:szCs w:val="28"/>
+                      </w:rPr>
+                      <m:t>ϕ</m:t>
+                    </m:r>
+                  </m:e>
+                  <m:sub>
+                    <m:r>
+                      <w:rPr>
+                        <w:rFonts w:ascii="Cambria Math" w:hAnsi="Cambria Math"/>
+                        <w:sz w:val="32"/>
+                        <w:szCs w:val="28"/>
+                      </w:rPr>
+                      <m:t>1</m:t>
+                    </m:r>
+                  </m:sub>
+                </m:sSub>
+              </m:oMath>
+            </m:oMathPara>
+          </w:p>
+          <w:p>
+            <w:pPr>
+              <w:keepNext/>
+              <w:widowControl w:val="0"/>
+              <w:ind w:right="590"/>
+              <w:rPr>
+                <w:rFonts w:eastAsiaTheme="minorEastAsia"/>
+              </w:rPr>
+            </w:pPr>
+          </w:p>
+        </w:tc>
+      </w:tr>
+    </w:tbl>
+    <w:p>
+      <w:pPr>
+        <w:pStyle w:val="Legenda"/>
+      </w:pPr>
+      <w:r>
+        <w:t xml:space="preserve">Fonte: </w:t>
+      </w:r>
+      <w:r>
+        <w:fldChar w:fldCharType="begin"/>
+      </w:r>
+      <w:r>
+        <w:instrText xml:space="preserve"> ADDIN ZOTERO_ITEM CSL_CITATION {"citationID":"UIGCwpdq","properties":{"formattedCitation":"(Tuler; Saraiva, 2014)","plainCitation":"(Tuler; Saraiva, 2014)","dontUpdate":true,"noteIndex":0},"citationItems":[{"id":328,"uris":["http://zotero.org/users/15531986/items/PBPMTZH6"],"itemData":{"id":328,"type":"book","ISBN":"978-85-8260-124-2","publisher":"Bookman Editora","publisher-place":"Porto Alegre","title":"Fundamentos de Topografia","author":[{"family":"Tuler","given":"Marcelo de Carvalho"},{"family":"Saraiva","given":"Sérgio Alberto"}],"issued":{"date-parts":[["2014"]]}}}],"schema":"https://github.com/citation-style-language/schema/raw/master/csl-citation.json"} </w:instrText>
+      </w:r>
+      <w:r>
+        <w:fldChar w:fldCharType="separate"/>
+      </w:r>
+      <w:r>
+        <w:rPr>
+          <w:rFonts w:ascii="Calibri" w:hAnsi="Calibri" w:cs="Calibri"/>
+        </w:rPr>
+        <w:t>(</w:t>
+      </w:r>
+      <w:r>
+        <w:rPr>
+          <w:rFonts w:ascii="Calibri" w:hAnsi="Calibri" w:cs="Calibri"/>
+        </w:rPr>
+        <w:t>TULER</w:t>
+      </w:r>
+      <w:r>
+        <w:rPr>
+          <w:rFonts w:ascii="Calibri" w:hAnsi="Calibri" w:cs="Calibri"/>
+        </w:rPr>
+        <w:t xml:space="preserve">; </w:t>
+      </w:r>
+      <w:r>
+        <w:rPr>
+          <w:rFonts w:ascii="Calibri" w:hAnsi="Calibri" w:cs="Calibri"/>
+        </w:rPr>
+        <w:t>SARAIVA</w:t>
+      </w:r>
+      <w:r>
+        <w:rPr>
+          <w:rFonts w:ascii="Calibri" w:hAnsi="Calibri" w:cs="Calibri"/>
+        </w:rPr>
+        <w:t>, 2014)</w:t>
+      </w:r>
+      <w:r>
+        <w:fldChar w:fldCharType="end"/>
+      </w:r>
+    </w:p>
+    <w:p>
+      <w:pPr>
+        <w:pStyle w:val="rspTEXTO0"/>
+      </w:pPr>
+    </w:p>
+    <w:p>
+      <w:pPr>
+        <w:pStyle w:val="rspTEXTO0"/>
+      </w:pPr>
+      <w:r>
+        <w:lastRenderedPageBreak/>
+        <w:t xml:space="preserve">Na </w:t>
+      </w:r>
+      <w:r>
+        <w:fldChar w:fldCharType="begin"/>
+      </w:r>
+      <w:r>
+        <w:instrText xml:space="preserve"> REF _Ref224143108 \h </w:instrText>
+      </w:r>
+      <w:r>
+        <w:fldChar w:fldCharType="separate"/>
+      </w:r>
+      <w:r>
+        <w:t xml:space="preserve">Figura </w:t>
+      </w:r>
+      <w:r>
+        <w:rPr>
+          <w:noProof/>
+        </w:rPr>
+        <w:t>4</w:t>
+      </w:r>
+      <w:r>
+        <w:fldChar w:fldCharType="end"/>
+      </w:r>
+      <w:r>
+        <w:t xml:space="preserve"> pode-se verificar o resultado do cálculo do azimute </w:t>
+      </w:r>
+      <w:r>
+        <w:t>usando os pontos OSM_ selecionados para a Rua Caramurus.</w:t>
+      </w:r>
+    </w:p>
+    <w:p>
+      <w:pPr>
+        <w:pStyle w:val="rspTEXTO0"/>
+      </w:pPr>
+    </w:p>
+    <w:p>
+      <w:pPr>
+        <w:pStyle w:val="Legenda"/>
+        <w:keepNext/>
+      </w:pPr>
+      <w:bookmarkStart w:id="15" w:name="_Ref224143108"/>
+      <w:r>
+        <w:t xml:space="preserve">Figura </w:t>
+      </w:r>
+      <w:fldSimple w:instr=" SEQ Figura \* ARABIC ">
+        <w:r>
+          <w:rPr>
+            <w:noProof/>
+          </w:rPr>
+          <w:t>4</w:t>
+        </w:r>
+      </w:fldSimple>
+      <w:bookmarkEnd w:id="15"/>
+      <w:r>
+        <w:t xml:space="preserve"> – Quadra 01.03.002.3.0054 rotacionada com </w:t>
+      </w:r>
+      <w:r>
+        <w:rPr>
+          <w:i/>
+        </w:rPr>
+        <w:t>OSM</w:t>
+      </w:r>
+    </w:p>
+    <w:tbl>
+      <w:tblPr>
+        <w:tblStyle w:val="Tabelacomgrade"/>
+        <w:tblW w:w="0" w:type="auto"/>
+        <w:tblLook w:val="04A0" w:firstRow="1" w:lastRow="0" w:firstColumn="1" w:lastColumn="0" w:noHBand="0" w:noVBand="1"/>
+      </w:tblPr>
+      <w:tblGrid>
+        <w:gridCol w:w="8493"/>
+      </w:tblGrid>
+      <w:tr>
+        <w:tc>
+          <w:tcPr>
+            <w:tcW w:w="9061" w:type="dxa"/>
+          </w:tcPr>
+          <w:p>
+            <w:pPr>
+              <w:keepNext/>
+              <w:widowControl w:val="0"/>
+              <w:ind w:left="-118"/>
+            </w:pPr>
+            <w:r>
+              <w:rPr>
+                <w:noProof/>
+              </w:rPr>
+              <w:drawing>
+                <wp:inline distT="0" distB="0" distL="0" distR="0" wp14:anchorId="405AB9BA" wp14:editId="1D8C0895">
+                  <wp:extent cx="5759726" cy="3239845"/>
+                  <wp:effectExtent l="0" t="0" r="0" b="0"/>
+                  <wp:docPr id="1599614804" name="Imagem 3"/>
+                  <wp:cNvGraphicFramePr>
+                    <a:graphicFrameLocks xmlns:a="http://schemas.openxmlformats.org/drawingml/2006/main" noChangeAspect="1"/>
+                  </wp:cNvGraphicFramePr>
+                  <a:graphic xmlns:a="http://schemas.openxmlformats.org/drawingml/2006/main">
+                    <a:graphicData uri="http://schemas.openxmlformats.org/drawingml/2006/picture">
+                      <pic:pic xmlns:pic="http://schemas.openxmlformats.org/drawingml/2006/picture">
+                        <pic:nvPicPr>
+                          <pic:cNvPr id="1599614804" name="Imagem 3"/>
+                          <pic:cNvPicPr/>
+                        </pic:nvPicPr>
+                        <pic:blipFill>
+                          <a:blip r:embed="rId11"/>
+                          <a:stretch>
+                            <a:fillRect/>
+                          </a:stretch>
+                        </pic:blipFill>
+                        <pic:spPr>
+                          <a:xfrm>
+                            <a:off x="0" y="0"/>
+                            <a:ext cx="5759726" cy="3239845"/>
+                          </a:xfrm>
+                          <a:prstGeom prst="rect">
+                            <a:avLst/>
+                          </a:prstGeom>
+                        </pic:spPr>
+                      </pic:pic>
+                    </a:graphicData>
+                  </a:graphic>
+                </wp:inline>
+              </w:drawing>
+            </w:r>
+          </w:p>
+        </w:tc>
+      </w:tr>
+    </w:tbl>
+    <w:p>
+      <w:pPr>
+        <w:pStyle w:val="Legenda"/>
+      </w:pPr>
+      <w:r>
+        <w:t>Elaboração: Os autores (2026)</w:t>
+      </w:r>
+    </w:p>
+    <w:p>
+      <w:pPr>
+        <w:pStyle w:val="rspTEXTO0"/>
+      </w:pPr>
+    </w:p>
+    <w:p>
+      <w:pPr>
+        <w:pStyle w:val="rspTEXTO0"/>
+      </w:pPr>
+      <w:r>
+        <w:t xml:space="preserve">Como resultado da aplicação do azimute, obtém-se um polígono rotacionado cujo alinhamento coincide com o ângulo do logradouro de referência. A </w:t>
+      </w:r>
+      <w:r>
+        <w:fldChar w:fldCharType="begin"/>
+      </w:r>
+      <w:r>
+        <w:instrText xml:space="preserve"> REF _Ref221782119 \h </w:instrText>
+      </w:r>
+      <w:r>
+        <w:fldChar w:fldCharType="separate"/>
+      </w:r>
+      <w:r>
+        <w:t xml:space="preserve">Figura </w:t>
+      </w:r>
+      <w:r>
+        <w:rPr>
+          <w:noProof/>
+        </w:rPr>
+        <w:t>5</w:t>
+      </w:r>
+      <w:r>
+        <w:fldChar w:fldCharType="end"/>
+      </w:r>
+      <w:r>
+        <w:t xml:space="preserve"> ilustra a nova orientação da quadra 01.03.002.3.0054.</w:t>
+      </w:r>
+    </w:p>
+    <w:p>
+      <w:pPr>
+        <w:pStyle w:val="rspTEXTO0"/>
+      </w:pPr>
+    </w:p>
+    <w:p>
+      <w:pPr>
+        <w:pStyle w:val="Legenda"/>
+        <w:keepNext/>
+      </w:pPr>
+      <w:bookmarkStart w:id="16" w:name="_Ref221782119"/>
+      <w:r>
+        <w:lastRenderedPageBreak/>
+        <w:t xml:space="preserve">Figura </w:t>
+      </w:r>
+      <w:fldSimple w:instr=" SEQ Figura \* ARABIC ">
+        <w:r>
+          <w:rPr>
+            <w:noProof/>
+          </w:rPr>
+          <w:t>5</w:t>
+        </w:r>
+      </w:fldSimple>
+      <w:bookmarkEnd w:id="16"/>
+      <w:r>
+        <w:t xml:space="preserve"> – Quadra 01.03.002.3.0054 rotacionada com </w:t>
+      </w:r>
+      <w:r>
+        <w:rPr>
+          <w:i/>
+        </w:rPr>
+        <w:t>OSM</w:t>
+      </w:r>
+    </w:p>
+    <w:tbl>
+      <w:tblPr>
+        <w:tblStyle w:val="Tabelacomgrade"/>
+        <w:tblW w:w="0" w:type="auto"/>
+        <w:tblLook w:val="04A0" w:firstRow="1" w:lastRow="0" w:firstColumn="1" w:lastColumn="0" w:noHBand="0" w:noVBand="1"/>
+      </w:tblPr>
+      <w:tblGrid>
+        <w:gridCol w:w="8493"/>
+      </w:tblGrid>
+      <w:tr>
+        <w:tc>
+          <w:tcPr>
+            <w:tcW w:w="9061" w:type="dxa"/>
+          </w:tcPr>
+          <w:p>
+            <w:pPr>
+              <w:keepNext/>
+              <w:widowControl w:val="0"/>
+              <w:ind w:left="-118"/>
+            </w:pPr>
+            <w:r>
+              <w:rPr>
+                <w:noProof/>
+              </w:rPr>
+              <w:drawing>
+                <wp:inline distT="0" distB="0" distL="0" distR="0" wp14:anchorId="357DE5AB" wp14:editId="7A1563CF">
+                  <wp:extent cx="5759726" cy="4303395"/>
+                  <wp:effectExtent l="0" t="0" r="0" b="1905"/>
+                  <wp:docPr id="936953631" name="Imagem 3"/>
+                  <wp:cNvGraphicFramePr>
+                    <a:graphicFrameLocks xmlns:a="http://schemas.openxmlformats.org/drawingml/2006/main" noChangeAspect="1"/>
+                  </wp:cNvGraphicFramePr>
+                  <a:graphic xmlns:a="http://schemas.openxmlformats.org/drawingml/2006/main">
+                    <a:graphicData uri="http://schemas.openxmlformats.org/drawingml/2006/picture">
+                      <pic:pic xmlns:pic="http://schemas.openxmlformats.org/drawingml/2006/picture">
+                        <pic:nvPicPr>
+                          <pic:cNvPr id="936953631" name="Imagem 3"/>
+                          <pic:cNvPicPr/>
+                        </pic:nvPicPr>
+                        <pic:blipFill>
+                          <a:blip r:embed="rId12"/>
+                          <a:stretch>
+                            <a:fillRect/>
+                          </a:stretch>
+                        </pic:blipFill>
+                        <pic:spPr>
+                          <a:xfrm>
+                            <a:off x="0" y="0"/>
+                            <a:ext cx="5759726" cy="4303395"/>
+                          </a:xfrm>
+                          <a:prstGeom prst="rect">
+                            <a:avLst/>
+                          </a:prstGeom>
+                        </pic:spPr>
+                      </pic:pic>
+                    </a:graphicData>
+                  </a:graphic>
+                </wp:inline>
+              </w:drawing>
+            </w:r>
+          </w:p>
+        </w:tc>
+      </w:tr>
+    </w:tbl>
+    <w:p>
+      <w:pPr>
+        <w:pStyle w:val="Legenda"/>
+      </w:pPr>
+      <w:r>
+        <w:t>Elaboração: Os autores (2026)</w:t>
+      </w:r>
+    </w:p>
+    <w:p/>
+    <w:p>
+      <w:pPr>
+        <w:pStyle w:val="rspTEXTO0"/>
+      </w:pPr>
+      <w:r>
+        <w:t xml:space="preserve">Após o ajuste da orientação, o algoritmo executa a translação da geometria para sua posição definitiva. Este processo fundamenta-se no cálculo do centroide dos pontos mais próximos (vizinhos) ao centroide original das faces da quadra, obtidos a partir da malha viária do </w:t>
+      </w:r>
+      <w:r>
+        <w:rPr>
+          <w:i/>
+          <w:iCs/>
+        </w:rPr>
+        <w:t>OpenStreetMap</w:t>
+      </w:r>
+      <w:r>
+        <w:t xml:space="preserve">. </w:t>
+      </w:r>
+    </w:p>
+    <w:p>
+      <w:pPr>
+        <w:pStyle w:val="rspTEXTO0"/>
+      </w:pPr>
+      <w:r>
+        <w:t xml:space="preserve">Ao estabelecer esse novo ponto de referência, é possível determinar o vetor de deslocamento necessário para alinhar a quadra ao contexto geográfico do OSM. A </w:t>
+      </w:r>
+      <w:r>
+        <w:fldChar w:fldCharType="begin"/>
+      </w:r>
+      <w:r>
+        <w:instrText xml:space="preserve"> REF _Ref223080638 \h </w:instrText>
+      </w:r>
+      <w:r>
+        <w:fldChar w:fldCharType="separate"/>
+      </w:r>
+      <w:r>
+        <w:t xml:space="preserve">Figura </w:t>
+      </w:r>
+      <w:r>
+        <w:rPr>
+          <w:noProof/>
+        </w:rPr>
+        <w:t>6</w:t>
+      </w:r>
+      <w:r>
+        <w:fldChar w:fldCharType="end"/>
+      </w:r>
+      <w:r>
+        <w:t xml:space="preserve"> ilustra o deslocamento vetorial aplicado à quadra 01.03.002.3.0054, resultando na correção do </w:t>
+      </w:r>
+      <w:r>
+        <w:rPr>
+          <w:i/>
+          <w:iCs/>
+        </w:rPr>
+        <w:t>offset</w:t>
+      </w:r>
+      <w:r>
+        <w:t xml:space="preserve"> posiciona</w:t>
+      </w:r>
+      <w:r>
+        <w:t>l</w:t>
+      </w:r>
+      <w:r>
+        <w:t>. Ressalta-se que, embora seja um deslocamento pequeno, a aplicação da translação pode melhorar significativamente a acurácia posicional da quadra.</w:t>
+      </w:r>
+    </w:p>
+    <w:p>
+      <w:pPr>
+        <w:pStyle w:val="Legenda"/>
+        <w:keepNext/>
+      </w:pPr>
+      <w:bookmarkStart w:id="17" w:name="_Ref223080638"/>
+    </w:p>
+    <w:p>
+      <w:pPr>
+        <w:pStyle w:val="Legenda"/>
+        <w:keepNext/>
+      </w:pPr>
+      <w:r>
+        <w:t xml:space="preserve">Figura </w:t>
+      </w:r>
+      <w:fldSimple w:instr=" SEQ Figura \* ARABIC ">
+        <w:r>
+          <w:rPr>
+            <w:noProof/>
+          </w:rPr>
+          <w:t>6</w:t>
+        </w:r>
+      </w:fldSimple>
+      <w:bookmarkEnd w:id="17"/>
+      <w:r>
+        <w:t xml:space="preserve"> – Quadra 01.03.002.3.0054 após os processos de rotação e translação.</w:t>
+      </w:r>
+    </w:p>
+    <w:tbl>
+      <w:tblPr>
+        <w:tblStyle w:val="Tabelacomgrade"/>
+        <w:tblW w:w="0" w:type="auto"/>
+        <w:jc w:val="center"/>
+        <w:tblLook w:val="04A0" w:firstRow="1" w:lastRow="0" w:firstColumn="1" w:lastColumn="0" w:noHBand="0" w:noVBand="1"/>
+      </w:tblPr>
+      <w:tblGrid>
+        <w:gridCol w:w="8493"/>
+      </w:tblGrid>
+      <w:tr>
+        <w:trPr>
+          <w:jc w:val="center"/>
+        </w:trPr>
+        <w:tc>
+          <w:tcPr>
+            <w:tcW w:w="9061" w:type="dxa"/>
+          </w:tcPr>
+          <w:p>
+            <w:pPr>
+              <w:keepNext/>
+              <w:widowControl w:val="0"/>
+              <w:ind w:left="-118"/>
+              <w:jc w:val="center"/>
+            </w:pPr>
+            <w:r>
+              <w:rPr>
+                <w:noProof/>
+              </w:rPr>
+              <w:drawing>
+                <wp:inline distT="0" distB="0" distL="0" distR="0" wp14:anchorId="4F5021BB" wp14:editId="4A04C106">
+                  <wp:extent cx="5731241" cy="4300219"/>
+                  <wp:effectExtent l="0" t="0" r="3175" b="5715"/>
+                  <wp:docPr id="414918544" name="Imagem 2"/>
+                  <wp:cNvGraphicFramePr>
+                    <a:graphicFrameLocks xmlns:a="http://schemas.openxmlformats.org/drawingml/2006/main" noChangeAspect="1"/>
+                  </wp:cNvGraphicFramePr>
+                  <a:graphic xmlns:a="http://schemas.openxmlformats.org/drawingml/2006/main">
+                    <a:graphicData uri="http://schemas.openxmlformats.org/drawingml/2006/picture">
+                      <pic:pic xmlns:pic="http://schemas.openxmlformats.org/drawingml/2006/picture">
+                        <pic:nvPicPr>
+                          <pic:cNvPr id="414918544" name="Imagem 2"/>
+                          <pic:cNvPicPr/>
+                        </pic:nvPicPr>
+                        <pic:blipFill>
+                          <a:blip r:embed="rId13"/>
+                          <a:stretch>
+                            <a:fillRect/>
+                          </a:stretch>
+                        </pic:blipFill>
+                        <pic:spPr>
+                          <a:xfrm>
+                            <a:off x="0" y="0"/>
+                            <a:ext cx="5731241" cy="4300219"/>
+                          </a:xfrm>
+                          <a:prstGeom prst="rect">
+                            <a:avLst/>
+                          </a:prstGeom>
+                        </pic:spPr>
+                      </pic:pic>
+                    </a:graphicData>
+                  </a:graphic>
+                </wp:inline>
+              </w:drawing>
+            </w:r>
+          </w:p>
+        </w:tc>
+      </w:tr>
+    </w:tbl>
+    <w:p>
+      <w:pPr>
+        <w:pStyle w:val="Legenda"/>
+      </w:pPr>
+      <w:r>
+        <w:t>Fonte:</w:t>
+      </w:r>
+      <w:r>
+        <w:t xml:space="preserve"> </w:t>
+      </w:r>
+      <w:r>
+        <w:fldChar w:fldCharType="begin"/>
+      </w:r>
+      <w:r>
+        <w:instrText xml:space="preserve"> ADDIN ZOTERO_ITEM CSL_CITATION {"citationID":"5Fuqyh1l","properties":{"formattedCitation":"(\\uc0\\u8220{}SIGWEB-Capanema\\uc0\\u8221{}, 2025)","plainCitation":"(“SIGWEB-Capanema”, 2025)","noteIndex":0},"citationItems":[{"id":286,"uris":["http://zotero.org/users/15531986/items/W89LG5YN"],"itemData":{"id":286,"type":"webpage","title":"SIGWEB-Capanema","URL":"https://capanema.ctmgeo.com.br/geo-view/index.ctm","accessed":{"date-parts":[["2025",12,14]]},"issued":{"date-parts":[["2025"]]}}}],"schema":"https://github.com/citation-style-language/schema/raw/master/csl-citation.json"} </w:instrText>
+      </w:r>
+      <w:r>
+        <w:fldChar w:fldCharType="separate"/>
+      </w:r>
+      <w:r>
+        <w:rPr>
+          <w:rFonts w:ascii="Calibri" w:hAnsi="Calibri" w:cs="Calibri"/>
+        </w:rPr>
+        <w:t>(“SIGWEB-Capanema”, 2025)</w:t>
+      </w:r>
+      <w:r>
+        <w:fldChar w:fldCharType="end"/>
+      </w:r>
+      <w:r>
+        <w:t xml:space="preserve"> </w:t>
+      </w:r>
+      <w:r>
+        <w:t>;</w:t>
+      </w:r>
+      <w:r>
+        <w:t>Elaboração: Os autores (2026)</w:t>
+      </w:r>
+    </w:p>
+    <w:p>
+      <w:pPr>
+        <w:pStyle w:val="rspTEXTO0"/>
+      </w:pPr>
     </w:p>
     <w:p>
       <w:pPr>
         <w:pStyle w:val="rspTtulo2"/>
       </w:pPr>
+      <w:bookmarkStart w:id="18" w:name="_Toc224143512"/>
       <w:r>
         <w:t>Validação e Avaliação de Acurácia</w:t>
       </w:r>
+      <w:bookmarkEnd w:id="18"/>
     </w:p>
     <w:p>
       <w:pPr>
@@ -1513,9 +5134,11 @@
       <w:pPr>
         <w:pStyle w:val="rspTtulo1"/>
       </w:pPr>
+      <w:bookmarkStart w:id="19" w:name="_Toc224143513"/>
       <w:r>
         <w:t>Resultados e discussão</w:t>
       </w:r>
+      <w:bookmarkEnd w:id="19"/>
     </w:p>
     <w:p>
       <w:pPr>
@@ -1541,9 +5164,11 @@
       <w:pPr>
         <w:pStyle w:val="rspTtulo2"/>
       </w:pPr>
+      <w:bookmarkStart w:id="20" w:name="_Toc224143514"/>
       <w:r>
         <w:t>Eficiência na Espacialização em Larga Escala</w:t>
       </w:r>
+      <w:bookmarkEnd w:id="20"/>
     </w:p>
     <w:p>
       <w:pPr>
@@ -1562,24 +5187,19 @@
           <w:rFonts w:ascii="Times New Roman" w:eastAsia="Calibri" w:hAnsi="Times New Roman" w:cs="Times New Roman"/>
           <w:szCs w:val="24"/>
         </w:rPr>
-        <w:t xml:space="preserve">O fluxo de trabalho automatizado permitiu processar a malha urbana com uma velocidade significativamente superior aos métodos tradicionais de vetorização manual ou levantamento de campo inicial. A utilização de algoritmos para a rotação de quadras </w:t>
-      </w:r>
-      <w:r>
-        <w:rPr>
-          <w:rFonts w:ascii="Times New Roman" w:eastAsia="Calibri" w:hAnsi="Times New Roman" w:cs="Times New Roman"/>
-          <w:szCs w:val="24"/>
-        </w:rPr>
         <w:lastRenderedPageBreak/>
-        <w:t>e o ajuste de vértices mostrou-se eficaz para corrigir distorções históricas dos cadastros descritivos, alinhando as unidades imobiliárias à cartografia do sistema viário disponível.</w:t>
+        <w:t>O fluxo de trabalho automatizado permitiu processar a malha urbana com uma velocidade significativamente superior aos métodos tradicionais de vetorização manual ou levantamento de campo inicial. A utilização de algoritmos para a rotação de quadras e o ajuste de vértices mostrou-se eficaz para corrigir distorções históricas dos cadastros descritivos, alinhando as unidades imobiliárias à cartografia do sistema viário disponível.</w:t>
       </w:r>
     </w:p>
     <w:p>
       <w:pPr>
         <w:pStyle w:val="rspTtulo2"/>
       </w:pPr>
+      <w:bookmarkStart w:id="21" w:name="_Toc224143515"/>
       <w:r>
         <w:t>Análise de Acurácia e Aplicabilidade Administrativa</w:t>
       </w:r>
+      <w:bookmarkEnd w:id="21"/>
     </w:p>
     <w:p>
       <w:pPr>
@@ -1629,9 +5249,11 @@
       <w:pPr>
         <w:pStyle w:val="rspTtulo2"/>
       </w:pPr>
+      <w:bookmarkStart w:id="22" w:name="_Toc224143516"/>
       <w:r>
         <w:t>Viabilidade Económica e Autonomia Tecnológica</w:t>
       </w:r>
+      <w:bookmarkEnd w:id="22"/>
     </w:p>
     <w:p>
       <w:pPr>
@@ -1645,9 +5267,11 @@
       <w:pPr>
         <w:pStyle w:val="rspTtulo2"/>
       </w:pPr>
+      <w:bookmarkStart w:id="23" w:name="_Toc224143517"/>
       <w:r>
         <w:t>Integração com Sistemas Federais (SINTER)</w:t>
       </w:r>
+      <w:bookmarkEnd w:id="23"/>
     </w:p>
     <w:p>
       <w:pPr>
@@ -1796,7 +5420,7 @@
                     <pic:cNvPicPr/>
                   </pic:nvPicPr>
                   <pic:blipFill>
-                    <a:blip r:embed="rId8">
+                    <a:blip r:embed="rId14">
                       <a:extLst>
                         <a:ext uri="{28A0092B-C50C-407E-A947-70E740481C1C}">
                           <a14:useLocalDpi xmlns:a14="http://schemas.microsoft.com/office/drawing/2010/main" val="0"/>
@@ -1914,7 +5538,7 @@
                     <pic:cNvPicPr/>
                   </pic:nvPicPr>
                   <pic:blipFill>
-                    <a:blip r:embed="rId9">
+                    <a:blip r:embed="rId15">
                       <a:extLst>
                         <a:ext uri="{28A0092B-C50C-407E-A947-70E740481C1C}">
                           <a14:useLocalDpi xmlns:a14="http://schemas.microsoft.com/office/drawing/2010/main" val="0"/>
@@ -2164,9 +5788,11 @@
       <w:pPr>
         <w:pStyle w:val="rspTtulo1"/>
       </w:pPr>
+      <w:bookmarkStart w:id="24" w:name="_Toc224143518"/>
       <w:r>
         <w:t>Considerações Finais</w:t>
       </w:r>
+      <w:bookmarkEnd w:id="24"/>
     </w:p>
     <w:p>
       <w:pPr>
@@ -2247,27 +5873,101 @@
         <w:t>Referências</w:t>
       </w:r>
     </w:p>
-    <w:bookmarkEnd w:id="0"/>
+    <w:bookmarkEnd w:id="1"/>
     <w:p>
       <w:pPr>
         <w:pStyle w:val="Bibliografia"/>
         <w:rPr>
           <w:rFonts w:ascii="Times New Roman" w:hAnsi="Times New Roman" w:cs="Times New Roman"/>
+          <w:lang w:val="en-US"/>
+        </w:rPr>
+      </w:pPr>
+      <w:r>
+        <w:fldChar w:fldCharType="begin"/>
+      </w:r>
+      <w:r>
+        <w:instrText xml:space="preserve"> ADDIN ZOTERO_BIBL {"uncited":[],"omitted":[],"custom":[]} CSL_BIBLIOGRAPHY </w:instrText>
+      </w:r>
+      <w:r>
+        <w:fldChar w:fldCharType="separate"/>
+      </w:r>
+      <w:r>
+        <w:rPr>
+          <w:rFonts w:ascii="Times New Roman" w:hAnsi="Times New Roman" w:cs="Times New Roman"/>
+        </w:rPr>
+        <w:t xml:space="preserve">CASANOVA, Marco Antonio </w:t>
+      </w:r>
+      <w:r>
+        <w:rPr>
+          <w:rFonts w:ascii="Times New Roman" w:hAnsi="Times New Roman" w:cs="Times New Roman"/>
+          <w:i/>
+          <w:iCs/>
+        </w:rPr>
+        <w:t>et al.</w:t>
+      </w:r>
+      <w:r>
+        <w:rPr>
+          <w:rFonts w:ascii="Times New Roman" w:hAnsi="Times New Roman" w:cs="Times New Roman"/>
+        </w:rPr>
+        <w:t xml:space="preserve"> </w:t>
+      </w:r>
+      <w:r>
+        <w:rPr>
+          <w:rFonts w:ascii="Times New Roman" w:hAnsi="Times New Roman" w:cs="Times New Roman"/>
+          <w:b/>
+          <w:bCs/>
+          <w:lang w:val="en-US"/>
+        </w:rPr>
+        <w:t>Bancos de Dados Geográficos</w:t>
+      </w:r>
+      <w:r>
+        <w:rPr>
+          <w:rFonts w:ascii="Times New Roman" w:hAnsi="Times New Roman" w:cs="Times New Roman"/>
+          <w:lang w:val="en-US"/>
+        </w:rPr>
+        <w:t xml:space="preserve">. Curitiba: MundoGEO, 2005. </w:t>
+      </w:r>
+    </w:p>
+    <w:p>
+      <w:pPr>
+        <w:pStyle w:val="Bibliografia"/>
+        <w:rPr>
+          <w:rFonts w:ascii="Times New Roman" w:hAnsi="Times New Roman" w:cs="Times New Roman"/>
+          <w:lang w:val="en-US"/>
+        </w:rPr>
+      </w:pPr>
+      <w:r>
+        <w:rPr>
+          <w:rFonts w:ascii="Times New Roman" w:hAnsi="Times New Roman" w:cs="Times New Roman"/>
+          <w:lang w:val="en-US"/>
+        </w:rPr>
+        <w:t xml:space="preserve">HAKLAY, Mordechai. How Good is Volunteered Geographical Information? A Comparative Study of OpenStreetMap and Ordnance Survey Datasets. </w:t>
+      </w:r>
+      <w:r>
+        <w:rPr>
+          <w:rFonts w:ascii="Times New Roman" w:hAnsi="Times New Roman" w:cs="Times New Roman"/>
+          <w:b/>
+          <w:bCs/>
+          <w:lang w:val="en-US"/>
+        </w:rPr>
+        <w:t>Environment and Planning B: Planning and Design</w:t>
+      </w:r>
+      <w:r>
+        <w:rPr>
+          <w:rFonts w:ascii="Times New Roman" w:hAnsi="Times New Roman" w:cs="Times New Roman"/>
+          <w:lang w:val="en-US"/>
+        </w:rPr>
+        <w:t xml:space="preserve">, v. 37, n. 4, p. 682–703, ago. 2010. </w:t>
+      </w:r>
+    </w:p>
+    <w:p>
+      <w:pPr>
+        <w:pStyle w:val="Bibliografia"/>
+        <w:rPr>
+          <w:rFonts w:ascii="Times New Roman" w:hAnsi="Times New Roman" w:cs="Times New Roman"/>
           <w:lang w:val="pt-BR"/>
         </w:rPr>
       </w:pPr>
-      <w:r>
-        <w:fldChar w:fldCharType="begin"/>
-      </w:r>
-      <w:r>
-        <w:rPr>
-          <w:lang w:val="pt-BR"/>
-        </w:rPr>
-        <w:instrText xml:space="preserve"> ADDIN ZOTERO_BIBL {"uncited":[],"omitted":[],"custom":[]} CSL_BIBLIOGRAPHY </w:instrText>
-      </w:r>
-      <w:r>
-        <w:fldChar w:fldCharType="separate"/>
-      </w:r>
       <w:r>
         <w:rPr>
           <w:rFonts w:ascii="Times New Roman" w:hAnsi="Times New Roman" w:cs="Times New Roman"/>
@@ -2337,6 +6037,22 @@
           <w:rFonts w:ascii="Times New Roman" w:hAnsi="Times New Roman" w:cs="Times New Roman"/>
           <w:lang w:val="pt-BR"/>
         </w:rPr>
+        <w:t xml:space="preserve">NALON, Filipe; LISBOA FILHO, Jugurta; PEIXOTO, Douglas. Modelagem de dados geográficos utilizando um perfil UML alinhado a padrões internacionais e à abordagem MDA. abr. 2015. </w:t>
+      </w:r>
+    </w:p>
+    <w:p>
+      <w:pPr>
+        <w:pStyle w:val="Bibliografia"/>
+        <w:rPr>
+          <w:rFonts w:ascii="Times New Roman" w:hAnsi="Times New Roman" w:cs="Times New Roman"/>
+          <w:lang w:val="pt-BR"/>
+        </w:rPr>
+      </w:pPr>
+      <w:r>
+        <w:rPr>
+          <w:rFonts w:ascii="Times New Roman" w:hAnsi="Times New Roman" w:cs="Times New Roman"/>
+          <w:lang w:val="pt-BR"/>
+        </w:rPr>
         <w:t xml:space="preserve">NUNES, Maria das Graças Volpe. </w:t>
       </w:r>
       <w:r>
@@ -2361,15 +6077,9 @@
         <w:pStyle w:val="Bibliografia"/>
         <w:rPr>
           <w:rFonts w:ascii="Times New Roman" w:hAnsi="Times New Roman" w:cs="Times New Roman"/>
-        </w:rPr>
-      </w:pPr>
-      <w:r>
-        <w:rPr>
-          <w:rFonts w:ascii="Times New Roman" w:hAnsi="Times New Roman" w:cs="Times New Roman"/>
           <w:lang w:val="pt-BR"/>
         </w:rPr>
-        <w:t xml:space="preserve">SILVA, Everton da (ORG.). </w:t>
-      </w:r>
+      </w:pPr>
       <w:r>
         <w:rPr>
           <w:rFonts w:ascii="Times New Roman" w:hAnsi="Times New Roman" w:cs="Times New Roman"/>
@@ -2377,6 +6087,38 @@
           <w:bCs/>
           <w:lang w:val="pt-BR"/>
         </w:rPr>
+        <w:t>SIGWEB-Capanema</w:t>
+      </w:r>
+      <w:r>
+        <w:rPr>
+          <w:rFonts w:ascii="Times New Roman" w:hAnsi="Times New Roman" w:cs="Times New Roman"/>
+          <w:lang w:val="pt-BR"/>
+        </w:rPr>
+        <w:t xml:space="preserve">. Disponível em: &lt;https://capanema.ctmgeo.com.br/geo-view/index.ctm&gt;. Acesso em: 14 dez. 2025. </w:t>
+      </w:r>
+    </w:p>
+    <w:p>
+      <w:pPr>
+        <w:pStyle w:val="Bibliografia"/>
+        <w:rPr>
+          <w:rFonts w:ascii="Times New Roman" w:hAnsi="Times New Roman" w:cs="Times New Roman"/>
+          <w:lang w:val="pt-BR"/>
+        </w:rPr>
+      </w:pPr>
+      <w:r>
+        <w:rPr>
+          <w:rFonts w:ascii="Times New Roman" w:hAnsi="Times New Roman" w:cs="Times New Roman"/>
+          <w:lang w:val="pt-BR"/>
+        </w:rPr>
+        <w:t xml:space="preserve">SILVA, Everton da (ORG.). </w:t>
+      </w:r>
+      <w:r>
+        <w:rPr>
+          <w:rFonts w:ascii="Times New Roman" w:hAnsi="Times New Roman" w:cs="Times New Roman"/>
+          <w:b/>
+          <w:bCs/>
+          <w:lang w:val="pt-BR"/>
+        </w:rPr>
         <w:t>Cadastro Territorial Multifinalitário aplicado à gestão municipal</w:t>
       </w:r>
       <w:r>
@@ -2384,13 +6126,39 @@
           <w:rFonts w:ascii="Times New Roman" w:hAnsi="Times New Roman" w:cs="Times New Roman"/>
           <w:lang w:val="pt-BR"/>
         </w:rPr>
-        <w:t xml:space="preserve">. </w:t>
-      </w:r>
-      <w:r>
-        <w:rPr>
-          <w:rFonts w:ascii="Times New Roman" w:hAnsi="Times New Roman" w:cs="Times New Roman"/>
-        </w:rPr>
-        <w:t xml:space="preserve">Florianópolis, SC: Ufsc, 2023. </w:t>
+        <w:t xml:space="preserve">. Florianópolis, SC: Ufsc, 2023. </w:t>
+      </w:r>
+    </w:p>
+    <w:p>
+      <w:pPr>
+        <w:pStyle w:val="Bibliografia"/>
+        <w:rPr>
+          <w:rFonts w:ascii="Times New Roman" w:hAnsi="Times New Roman" w:cs="Times New Roman"/>
+          <w:lang w:val="pt-BR"/>
+        </w:rPr>
+      </w:pPr>
+      <w:r>
+        <w:rPr>
+          <w:rFonts w:ascii="Times New Roman" w:hAnsi="Times New Roman" w:cs="Times New Roman"/>
+          <w:lang w:val="pt-BR"/>
+        </w:rPr>
+        <w:t xml:space="preserve">TULER, Marcelo de Carvalho; SARAIVA, Sérgio Alberto. </w:t>
+      </w:r>
+      <w:r>
+        <w:rPr>
+          <w:rFonts w:ascii="Times New Roman" w:hAnsi="Times New Roman" w:cs="Times New Roman"/>
+          <w:b/>
+          <w:bCs/>
+          <w:lang w:val="pt-BR"/>
+        </w:rPr>
+        <w:t>Fundamentos de Topografia</w:t>
+      </w:r>
+      <w:r>
+        <w:rPr>
+          <w:rFonts w:ascii="Times New Roman" w:hAnsi="Times New Roman" w:cs="Times New Roman"/>
+          <w:lang w:val="pt-BR"/>
+        </w:rPr>
+        <w:t xml:space="preserve">. Porto Alegre: Bookman Editora, 2014. </w:t>
       </w:r>
     </w:p>
     <w:p>
@@ -2692,7 +6460,15 @@
           <w:rFonts w:ascii="Times New Roman" w:hAnsi="Times New Roman" w:cs="Times New Roman"/>
           <w:sz w:val="22"/>
         </w:rPr>
-        <w:t>As autorias cedem à Revista do Serviço Público (RSP) os direitos exclusivos de primeira publicação, com o trabalho simultaneamente licenciado sob a Licença Creative Commons Atribuição Não-Comercial 4.0 Internacional (CC BY-NC 4.0). Esta licença permite que terceiros remixem, adaptem e criem a partir do trabalho publicado, atribuindo o devido crédito de autoria e publicação inicial neste periódico. As autorias têm autorização para assumir contratos adicionais separadamente, para distribuição não exclusiva da versão do trabalho publicada neste periódico (ex.: publicar em repositório institucional, em site pessoal, publicar uma tradução, ou como capítulo de livro), com reconhecimento de autoria e publicação inicial neste periódico. </w:t>
+        <w:t xml:space="preserve">As autorias cedem à Revista do Serviço Público (RSP) os direitos exclusivos de primeira publicação, com o trabalho simultaneamente licenciado sob a Licença Creative Commons Atribuição Não-Comercial 4.0 Internacional (CC BY-NC 4.0). Esta licença permite que terceiros </w:t>
+      </w:r>
+      <w:r>
+        <w:rPr>
+          <w:rFonts w:ascii="Times New Roman" w:hAnsi="Times New Roman" w:cs="Times New Roman"/>
+          <w:sz w:val="22"/>
+        </w:rPr>
+        <w:lastRenderedPageBreak/>
+        <w:t>remixem, adaptem e criem a partir do trabalho publicado, atribuindo o devido crédito de autoria e publicação inicial neste periódico. As autorias têm autorização para assumir contratos adicionais separadamente, para distribuição não exclusiva da versão do trabalho publicada neste periódico (ex.: publicar em repositório institucional, em site pessoal, publicar uma tradução, ou como capítulo de livro), com reconhecimento de autoria e publicação inicial neste periódico. </w:t>
       </w:r>
     </w:p>
     <w:p>
@@ -2786,8 +6562,8 @@
       </w:pPr>
     </w:p>
     <w:sectPr>
-      <w:headerReference w:type="default" r:id="rId10"/>
-      <w:footerReference w:type="default" r:id="rId11"/>
+      <w:headerReference w:type="default" r:id="rId16"/>
+      <w:footerReference w:type="default" r:id="rId17"/>
       <w:pgSz w:w="11905" w:h="16837" w:code="9"/>
       <w:pgMar w:top="1417" w:right="1701" w:bottom="1417" w:left="1701" w:header="1417" w:footer="1417" w:gutter="0"/>
       <w:pgNumType w:start="1"/>
@@ -5792,6 +9568,119 @@
     </w:lvl>
   </w:abstractNum>
   <w:abstractNum w:abstractNumId="27" w15:restartNumberingAfterBreak="0">
+    <w:nsid w:val="6C66461E"/>
+    <w:multiLevelType w:val="multilevel"/>
+    <w:tmpl w:val="3C505BB4"/>
+    <w:lvl w:ilvl="0">
+      <w:start w:val="1"/>
+      <w:numFmt w:val="lowerLetter"/>
+      <w:lvlText w:val="%1)"/>
+      <w:lvlJc w:val="left"/>
+      <w:pPr>
+        <w:tabs>
+          <w:tab w:val="num" w:pos="720"/>
+        </w:tabs>
+        <w:ind w:left="720" w:hanging="360"/>
+      </w:pPr>
+    </w:lvl>
+    <w:lvl w:ilvl="1" w:tentative="1">
+      <w:start w:val="1"/>
+      <w:numFmt w:val="decimal"/>
+      <w:lvlText w:val="%2."/>
+      <w:lvlJc w:val="left"/>
+      <w:pPr>
+        <w:tabs>
+          <w:tab w:val="num" w:pos="1440"/>
+        </w:tabs>
+        <w:ind w:left="1440" w:hanging="360"/>
+      </w:pPr>
+    </w:lvl>
+    <w:lvl w:ilvl="2" w:tentative="1">
+      <w:start w:val="1"/>
+      <w:numFmt w:val="decimal"/>
+      <w:lvlText w:val="%3."/>
+      <w:lvlJc w:val="left"/>
+      <w:pPr>
+        <w:tabs>
+          <w:tab w:val="num" w:pos="2160"/>
+        </w:tabs>
+        <w:ind w:left="2160" w:hanging="360"/>
+      </w:pPr>
+    </w:lvl>
+    <w:lvl w:ilvl="3" w:tentative="1">
+      <w:start w:val="1"/>
+      <w:numFmt w:val="decimal"/>
+      <w:lvlText w:val="%4."/>
+      <w:lvlJc w:val="left"/>
+      <w:pPr>
+        <w:tabs>
+          <w:tab w:val="num" w:pos="2880"/>
+        </w:tabs>
+        <w:ind w:left="2880" w:hanging="360"/>
+      </w:pPr>
+    </w:lvl>
+    <w:lvl w:ilvl="4" w:tentative="1">
+      <w:start w:val="1"/>
+      <w:numFmt w:val="decimal"/>
+      <w:lvlText w:val="%5."/>
+      <w:lvlJc w:val="left"/>
+      <w:pPr>
+        <w:tabs>
+          <w:tab w:val="num" w:pos="3600"/>
+        </w:tabs>
+        <w:ind w:left="3600" w:hanging="360"/>
+      </w:pPr>
+    </w:lvl>
+    <w:lvl w:ilvl="5" w:tentative="1">
+      <w:start w:val="1"/>
+      <w:numFmt w:val="decimal"/>
+      <w:lvlText w:val="%6."/>
+      <w:lvlJc w:val="left"/>
+      <w:pPr>
+        <w:tabs>
+          <w:tab w:val="num" w:pos="4320"/>
+        </w:tabs>
+        <w:ind w:left="4320" w:hanging="360"/>
+      </w:pPr>
+    </w:lvl>
+    <w:lvl w:ilvl="6" w:tentative="1">
+      <w:start w:val="1"/>
+      <w:numFmt w:val="decimal"/>
+      <w:lvlText w:val="%7."/>
+      <w:lvlJc w:val="left"/>
+      <w:pPr>
+        <w:tabs>
+          <w:tab w:val="num" w:pos="5040"/>
+        </w:tabs>
+        <w:ind w:left="5040" w:hanging="360"/>
+      </w:pPr>
+    </w:lvl>
+    <w:lvl w:ilvl="7" w:tentative="1">
+      <w:start w:val="1"/>
+      <w:numFmt w:val="decimal"/>
+      <w:lvlText w:val="%8."/>
+      <w:lvlJc w:val="left"/>
+      <w:pPr>
+        <w:tabs>
+          <w:tab w:val="num" w:pos="5760"/>
+        </w:tabs>
+        <w:ind w:left="5760" w:hanging="360"/>
+      </w:pPr>
+    </w:lvl>
+    <w:lvl w:ilvl="8" w:tentative="1">
+      <w:start w:val="1"/>
+      <w:numFmt w:val="decimal"/>
+      <w:lvlText w:val="%9."/>
+      <w:lvlJc w:val="left"/>
+      <w:pPr>
+        <w:tabs>
+          <w:tab w:val="num" w:pos="6480"/>
+        </w:tabs>
+        <w:ind w:left="6480" w:hanging="360"/>
+      </w:pPr>
+    </w:lvl>
+  </w:abstractNum>
+  <w:abstractNum w:abstractNumId="28" w15:restartNumberingAfterBreak="0">
     <w:nsid w:val="77F00D56"/>
     <w:multiLevelType w:val="hybridMultilevel"/>
     <w:tmpl w:val="344EF5D0"/>
@@ -5880,7 +9769,7 @@
       </w:pPr>
     </w:lvl>
   </w:abstractNum>
-  <w:abstractNum w:abstractNumId="28" w15:restartNumberingAfterBreak="0">
+  <w:abstractNum w:abstractNumId="29" w15:restartNumberingAfterBreak="0">
     <w:nsid w:val="78564BA0"/>
     <w:multiLevelType w:val="hybridMultilevel"/>
     <w:tmpl w:val="19F6488A"/>
@@ -5993,7 +9882,7 @@
       </w:rPr>
     </w:lvl>
   </w:abstractNum>
-  <w:abstractNum w:abstractNumId="29" w15:restartNumberingAfterBreak="0">
+  <w:abstractNum w:abstractNumId="30" w15:restartNumberingAfterBreak="0">
     <w:nsid w:val="78DB2E46"/>
     <w:multiLevelType w:val="multilevel"/>
     <w:tmpl w:val="0416001F"/>
@@ -6079,7 +9968,7 @@
       </w:pPr>
     </w:lvl>
   </w:abstractNum>
-  <w:abstractNum w:abstractNumId="30" w15:restartNumberingAfterBreak="0">
+  <w:abstractNum w:abstractNumId="31" w15:restartNumberingAfterBreak="0">
     <w:nsid w:val="7C6E6C85"/>
     <w:multiLevelType w:val="hybridMultilevel"/>
     <w:tmpl w:val="09EE4F84"/>
@@ -6192,7 +10081,7 @@
       </w:rPr>
     </w:lvl>
   </w:abstractNum>
-  <w:abstractNum w:abstractNumId="31" w15:restartNumberingAfterBreak="0">
+  <w:abstractNum w:abstractNumId="32" w15:restartNumberingAfterBreak="0">
     <w:nsid w:val="7CC902EF"/>
     <w:multiLevelType w:val="multilevel"/>
     <w:tmpl w:val="5F34DF78"/>
@@ -6375,7 +10264,7 @@
     <w:abstractNumId w:val="14"/>
   </w:num>
   <w:num w:numId="12" w16cid:durableId="1333140535">
-    <w:abstractNumId w:val="30"/>
+    <w:abstractNumId w:val="31"/>
   </w:num>
   <w:num w:numId="13" w16cid:durableId="1028607704">
     <w:abstractNumId w:val="0"/>
@@ -6405,10 +10294,10 @@
     <w:abstractNumId w:val="16"/>
   </w:num>
   <w:num w:numId="22" w16cid:durableId="1269316117">
-    <w:abstractNumId w:val="28"/>
+    <w:abstractNumId w:val="29"/>
   </w:num>
   <w:num w:numId="23" w16cid:durableId="1883715247">
-    <w:abstractNumId w:val="27"/>
+    <w:abstractNumId w:val="28"/>
   </w:num>
   <w:num w:numId="24" w16cid:durableId="717818573">
     <w:abstractNumId w:val="5"/>
@@ -6417,7 +10306,7 @@
     <w:abstractNumId w:val="23"/>
   </w:num>
   <w:num w:numId="26" w16cid:durableId="427384163">
-    <w:abstractNumId w:val="29"/>
+    <w:abstractNumId w:val="30"/>
   </w:num>
   <w:num w:numId="27" w16cid:durableId="1842116323">
     <w:abstractNumId w:val="19"/>
@@ -6429,13 +10318,16 @@
     <w:abstractNumId w:val="1"/>
   </w:num>
   <w:num w:numId="30" w16cid:durableId="1134908391">
-    <w:abstractNumId w:val="31"/>
+    <w:abstractNumId w:val="32"/>
   </w:num>
   <w:num w:numId="31" w16cid:durableId="1670020274">
     <w:abstractNumId w:val="7"/>
   </w:num>
   <w:num w:numId="32" w16cid:durableId="1793594382">
     <w:abstractNumId w:val="24"/>
+  </w:num>
+  <w:num w:numId="33" w16cid:durableId="932587009">
+    <w:abstractNumId w:val="27"/>
   </w:num>
   <w:numIdMacAtCleanup w:val="5"/>
 </w:numbering>
@@ -6839,7 +10731,7 @@
   <w:style w:type="paragraph" w:default="1" w:styleId="Normal">
     <w:name w:val="Normal"/>
     <w:qFormat/>
-    <w:rsid w:val="00EE7B08"/>
+    <w:rsid w:val="00706ECC"/>
     <w:pPr>
       <w:spacing w:after="0" w:line="240" w:lineRule="auto"/>
       <w:jc w:val="both"/>
@@ -7093,6 +10985,7 @@
   <w:style w:type="character" w:default="1" w:styleId="Fontepargpadro">
     <w:name w:val="Default Paragraph Font"/>
     <w:uiPriority w:val="1"/>
+    <w:semiHidden/>
     <w:unhideWhenUsed/>
   </w:style>
   <w:style w:type="table" w:default="1" w:styleId="Tabelanormal">
@@ -7629,6 +11522,7 @@
   </w:style>
   <w:style w:type="paragraph" w:styleId="Legenda">
     <w:name w:val="caption"/>
+    <w:aliases w:val="Nota de Rodapé"/>
     <w:basedOn w:val="Normal"/>
     <w:next w:val="Normal"/>
     <w:uiPriority w:val="35"/>
@@ -10498,6 +14392,99 @@
       <w:szCs w:val="24"/>
       <w:lang w:eastAsia="pt-BR"/>
     </w:rPr>
+  </w:style>
+  <w:style w:type="paragraph" w:customStyle="1" w:styleId="Codigo">
+    <w:name w:val="Codigo"/>
+    <w:basedOn w:val="Normal"/>
+    <w:link w:val="CodigoChar"/>
+    <w:qFormat/>
+    <w:rsid w:val="00C76083"/>
+    <w:pPr>
+      <w:ind w:left="447"/>
+    </w:pPr>
+    <w:rPr>
+      <w:rFonts w:ascii="Courier New" w:hAnsi="Courier New" w:cs="Courier New"/>
+      <w:sz w:val="20"/>
+      <w:szCs w:val="20"/>
+    </w:rPr>
+  </w:style>
+  <w:style w:type="character" w:customStyle="1" w:styleId="CodigoChar">
+    <w:name w:val="Codigo Char"/>
+    <w:basedOn w:val="Fontepargpadro"/>
+    <w:link w:val="Codigo"/>
+    <w:rsid w:val="00C76083"/>
+    <w:rPr>
+      <w:rFonts w:ascii="Courier New" w:hAnsi="Courier New" w:cs="Courier New"/>
+      <w:sz w:val="20"/>
+      <w:szCs w:val="20"/>
+    </w:rPr>
+  </w:style>
+  <w:style w:type="paragraph" w:customStyle="1" w:styleId="Citao0">
+    <w:name w:val="_Citação"/>
+    <w:basedOn w:val="Normal"/>
+    <w:link w:val="CitaoChar0"/>
+    <w:qFormat/>
+    <w:rsid w:val="00246EBD"/>
+    <w:pPr>
+      <w:spacing w:line="360" w:lineRule="auto"/>
+      <w:ind w:left="2268"/>
+    </w:pPr>
+    <w:rPr>
+      <w:rFonts w:ascii="Arial" w:hAnsi="Arial"/>
+      <w:sz w:val="20"/>
+      <w:szCs w:val="20"/>
+      <w:lang w:eastAsia="pt-BR"/>
+    </w:rPr>
+  </w:style>
+  <w:style w:type="character" w:customStyle="1" w:styleId="CitaoChar0">
+    <w:name w:val="_Citação Char"/>
+    <w:basedOn w:val="Fontepargpadro"/>
+    <w:link w:val="Citao0"/>
+    <w:rsid w:val="00246EBD"/>
+    <w:rPr>
+      <w:rFonts w:ascii="Arial" w:hAnsi="Arial"/>
+      <w:sz w:val="20"/>
+      <w:szCs w:val="20"/>
+      <w:lang w:eastAsia="pt-BR"/>
+    </w:rPr>
+  </w:style>
+  <w:style w:type="paragraph" w:styleId="Sumrio1">
+    <w:name w:val="toc 1"/>
+    <w:basedOn w:val="Normal"/>
+    <w:next w:val="Normal"/>
+    <w:autoRedefine/>
+    <w:uiPriority w:val="39"/>
+    <w:unhideWhenUsed/>
+    <w:rsid w:val="002E311C"/>
+    <w:pPr>
+      <w:spacing w:after="100"/>
+    </w:pPr>
+  </w:style>
+  <w:style w:type="paragraph" w:styleId="Sumrio2">
+    <w:name w:val="toc 2"/>
+    <w:basedOn w:val="Normal"/>
+    <w:next w:val="Normal"/>
+    <w:autoRedefine/>
+    <w:uiPriority w:val="39"/>
+    <w:unhideWhenUsed/>
+    <w:rsid w:val="002E311C"/>
+    <w:pPr>
+      <w:spacing w:after="100"/>
+      <w:ind w:left="240"/>
+    </w:pPr>
+  </w:style>
+  <w:style w:type="paragraph" w:styleId="Sumrio3">
+    <w:name w:val="toc 3"/>
+    <w:basedOn w:val="Normal"/>
+    <w:next w:val="Normal"/>
+    <w:autoRedefine/>
+    <w:uiPriority w:val="39"/>
+    <w:unhideWhenUsed/>
+    <w:rsid w:val="002E311C"/>
+    <w:pPr>
+      <w:spacing w:after="100"/>
+      <w:ind w:left="480"/>
+    </w:pPr>
   </w:style>
 </w:styles>
 </file>

--- a/Artigo RSP/Artigo RSP.docx
+++ b/Artigo RSP/Artigo RSP.docx
@@ -82,6 +82,9 @@
         <w:t>Cadastro</w:t>
       </w:r>
       <w:r>
+        <w:t xml:space="preserve"> Urbano</w:t>
+      </w:r>
+      <w:r>
         <w:t>.</w:t>
       </w:r>
     </w:p>
@@ -104,13 +107,35 @@
         <w:rPr>
           <w:lang w:val="es-ES"/>
         </w:rPr>
-        <w:t xml:space="preserve">La gestión territorial urbana en Brasil enfrenta el desafío de conectar los datos catastrales descriptivos con la realidad espacial de las ciudades. Aunque el georreferenciamiento es fundamental para el Catastro Multifinalitario y para la justicia fiscal, la mayoría de los municipios carece de bases cartográficas actualizadas. Este artículo presenta una metodología para el georreferenciamiento de parcelas urbanas a gran escala, desarrollada para superar la brecha tecnológica entre los modelos legados y las exigencias modernas de gestión geoespacial. El trabajo demuestra la viabilidad de la espacialización automatizada de la trama urbana utilizando un flujo de trabajo que integra datos administrativos existentes con bases de datos abiertas, como el CNEFE/IBGE y OpenStreetMap. El enfoque se centra en la optimización de los recursos públicos mediante la automatización de los procesos de geocodificación y el ajuste de vértices, permitiendo convertir registros descriptivos en información geográfica sin costes de licencia de software. Los resultados indican que la precisión obtenida es compatible con las necesidades de planificación y fiscalización municipal, ofreciendo una alternativa técnica viable para la transición gradual al Catastro Multifinalitario </w:t>
-      </w:r>
+        <w:t xml:space="preserve">La gestión territorial en Brasil, en muchos casos, carece de conexión entre los datos descriptivos y la realidad espacial. Este trabajo presenta una metodología rápida y de bajo costo para la </w:t>
+      </w:r>
+      <w:proofErr w:type="spellStart"/>
       <w:r>
         <w:rPr>
           <w:lang w:val="es-ES"/>
         </w:rPr>
-        <w:t>y el cumplimiento de los requerimientos normativos.</w:t>
+        <w:t>espacialización</w:t>
+      </w:r>
+      <w:proofErr w:type="spellEnd"/>
+      <w:r>
+        <w:rPr>
+          <w:lang w:val="es-ES"/>
+        </w:rPr>
+        <w:t xml:space="preserve"> de parcelas urbanas a gran escala, integrando datos administrativos con el CNEFE/IBGE y OpenStreetMap. A través de flujos automatizados en SQL y JavaScript, el enfoque </w:t>
+      </w:r>
+      <w:proofErr w:type="spellStart"/>
+      <w:r>
+        <w:rPr>
+          <w:lang w:val="es-ES"/>
+        </w:rPr>
+        <w:t>espacializa</w:t>
+      </w:r>
+      <w:proofErr w:type="spellEnd"/>
+      <w:r>
+        <w:rPr>
+          <w:lang w:val="es-ES"/>
+        </w:rPr>
+        <w:t xml:space="preserve"> registros alfanuméricos en objetos geográficos sin costos de licencia de software. La técnica optimiza los recursos públicos al automatizar la geocodificación y el ajuste de vértices, garantizando una precisión compatible con las exigencias del Catastro Territorial Multifinalitario (CTM) básico y del SINTER. Los resultados validan la metodología como una alternativa técnica viable para la modernización de la fiscalización y la planificación municipal.</w:t>
       </w:r>
     </w:p>
     <w:p>
@@ -238,8 +263,9 @@
           <w:szCs w:val="22"/>
           <w:lang w:val="en-US"/>
         </w:rPr>
-        <w:t xml:space="preserve">Urban territorial management in Brazil faces the critical challenge of integrating descriptive cadastral records into the spatial reality of cities. Although georeferencing is fundamental to the Multipurpose Cadastre and tax justice, most municipalities lack up-to-date cartographic bases. This paper presents a methodology for the large-scale georeferencing of urban </w:t>
-      </w:r>
+        <w:t xml:space="preserve">Urban territorial management in Brazil faces the critical challenge of integrating descriptive cadastral records into the spatial reality of cities. Although georeferencing is fundamental to the Multipurpose Cadastre and tax justice, most municipalities lack up-to-date cartographic bases. This paper presents a methodology for the large-scale georeferencing of urban parcels, developed to bridge the technological gap between legacy models and modern geospatial management requirements. The study demonstrates the feasibility of automated spatialization of </w:t>
+      </w:r>
+      <w:proofErr w:type="gramStart"/>
       <w:r>
         <w:rPr>
           <w:rStyle w:val="rspTEXTOChar0"/>
@@ -247,10 +273,9 @@
           <w:szCs w:val="22"/>
           <w:lang w:val="en-US"/>
         </w:rPr>
-        <w:lastRenderedPageBreak/>
-        <w:t xml:space="preserve">parcels, developed to bridge the technological gap between legacy models and modern geospatial management requirements. The study demonstrates the feasibility of automated spatialization of </w:t>
-      </w:r>
-      <w:proofErr w:type="gramStart"/>
+        <w:t>the urban</w:t>
+      </w:r>
+      <w:proofErr w:type="gramEnd"/>
       <w:r>
         <w:rPr>
           <w:rStyle w:val="rspTEXTOChar0"/>
@@ -258,9 +283,8 @@
           <w:szCs w:val="22"/>
           <w:lang w:val="en-US"/>
         </w:rPr>
-        <w:t>the urban</w:t>
-      </w:r>
-      <w:proofErr w:type="gramEnd"/>
+        <w:t xml:space="preserve"> fabric using a workflow that integrates existing administrative data with open-source databases, such as CNEFE/IBGE and OpenStreetMap. The approach focuses on optimizing public resources by automating geocoding processes and vertex adjustments, enabling the conversion of descriptive records into geographic information without software licensing costs. </w:t>
+      </w:r>
       <w:r>
         <w:rPr>
           <w:rStyle w:val="rspTEXTOChar0"/>
@@ -268,7 +292,8 @@
           <w:szCs w:val="22"/>
           <w:lang w:val="en-US"/>
         </w:rPr>
-        <w:t xml:space="preserve"> fabric using a workflow that integrates existing administrative data with open-source databases, such as CNEFE/IBGE and OpenStreetMap. The approach focuses on optimizing public resources by automating geocoding processes and vertex adjustments, enabling the conversion of descriptive records into geographic information without software licensing costs. The results indicate that the achieved accuracy is compatible with municipal planning and oversight needs, offering a viable technical alternative for the gradual transition to the Multipurpose Cadastre and compliance with government requirements</w:t>
+        <w:lastRenderedPageBreak/>
+        <w:t>The results indicate that the achieved accuracy is compatible with municipal planning and oversight needs, offering a viable technical alternative for the gradual transition to the Multipurpose Cadastre and compliance with government requirements</w:t>
       </w:r>
       <w:r>
         <w:rPr>
@@ -481,11 +506,7 @@
         <w:t>relevância desta pesquisa</w:t>
       </w:r>
       <w:r>
-        <w:t xml:space="preserve"> justifica-se pela necessidade de modernização administrativa frente às exigências do SINTER e da reforma tributária. Ao oferecer uma alternativa técnica que dispensa, em um primeiro momento, levantamentos topográficos </w:t>
-      </w:r>
-      <w:r>
-        <w:lastRenderedPageBreak/>
-        <w:t>onerosos para toda a malha urbana, o estudo fornece aos gestores públicos um caminho viável para a democratização do geoprocessamento e o fortalecimento da governança de terras em municípios com limitações orçamentárias.</w:t>
+        <w:t xml:space="preserve"> justifica-se pela necessidade de modernização administrativa frente às exigências do SINTER e da reforma tributária. Ao oferecer uma alternativa técnica que dispensa, em um primeiro momento, levantamentos topográficos onerosos para toda a malha urbana, o estudo fornece aos gestores públicos um caminho viável para a democratização do geoprocessamento e o fortalecimento da governança de terras em municípios com limitações orçamentárias.</w:t>
       </w:r>
     </w:p>
     <w:p>
@@ -504,6 +525,7 @@
       </w:pPr>
       <w:bookmarkStart w:id="2" w:name="_Toc224218559"/>
       <w:r>
+        <w:lastRenderedPageBreak/>
         <w:t>Referencial teórico</w:t>
       </w:r>
       <w:bookmarkEnd w:id="2"/>
@@ -740,17 +762,20 @@
       </w:pPr>
       <w:bookmarkStart w:id="6" w:name="_Toc224218563"/>
       <w:r>
+        <w:t>Metodologia</w:t>
+      </w:r>
+      <w:bookmarkEnd w:id="6"/>
+    </w:p>
+    <w:p>
+      <w:pPr>
+        <w:pStyle w:val="rspTEXTO0"/>
+      </w:pPr>
+      <w:r>
+        <w:t xml:space="preserve">A metodologia adotada fundamenta-se em uma abordagem de geoprocessamento automatizado para a conversão de cadastros alfanuméricos (descritivos) em bases vetoriais georreferenciadas. O fluxo de trabalho utiliza a integração entre dados </w:t>
+      </w:r>
+      <w:r>
         <w:lastRenderedPageBreak/>
-        <w:t>Metodologia</w:t>
-      </w:r>
-      <w:bookmarkEnd w:id="6"/>
-    </w:p>
-    <w:p>
-      <w:pPr>
-        <w:pStyle w:val="rspTEXTO0"/>
-      </w:pPr>
-      <w:r>
-        <w:t>A metodologia adotada fundamenta-se em uma abordagem de geoprocessamento automatizado para a conversão de cadastros alfanuméricos (descritivos) em bases vetoriais georreferenciadas. O fluxo de trabalho utiliza a integração entre dados administrativos municipais e bases de dados abertas, dividindo-se em etapas que garantem a integridade e a interoperabilidade das informações.</w:t>
+        <w:t>administrativos municipais e bases de dados abertas, dividindo-se em etapas que garantem a integridade e a interoperabilidade das informações.</w:t>
       </w:r>
     </w:p>
     <w:p>
@@ -978,30 +1003,33 @@
         </w:numPr>
       </w:pPr>
       <w:r>
+        <w:t>Tratamento de abreviaturas e padronização de títulos (</w:t>
+      </w:r>
+      <w:proofErr w:type="spellStart"/>
+      <w:r>
+        <w:t>ex</w:t>
+      </w:r>
+      <w:proofErr w:type="spellEnd"/>
+      <w:r>
+        <w:t>: convertendo "Av. Gov. Leonel Brizola" para "AVENIDA GOVERNADOR LEONEL BRIZOLA").</w:t>
+      </w:r>
+    </w:p>
+    <w:p>
+      <w:pPr>
+        <w:pStyle w:val="rspTEXTO0"/>
+      </w:pPr>
+      <w:r>
+        <w:t xml:space="preserve">Essa operação é crítica para a viabilidade do método, pois a estratégia de vincular as quadras entre as duas bases de dados depende da identidade exata </w:t>
+      </w:r>
+      <w:r>
+        <w:t>d</w:t>
+      </w:r>
+      <w:r>
+        <w:t xml:space="preserve">as denominações dos logradouros que as circundam. Sem essa rigorosa atenção aos nomes das vias, a </w:t>
+      </w:r>
+      <w:r>
         <w:lastRenderedPageBreak/>
-        <w:t>Tratamento de abreviaturas e padronização de títulos (</w:t>
-      </w:r>
-      <w:proofErr w:type="spellStart"/>
-      <w:r>
-        <w:t>ex</w:t>
-      </w:r>
-      <w:proofErr w:type="spellEnd"/>
-      <w:r>
-        <w:t>: convertendo "Av. Gov. Leonel Brizola" para "AVENIDA GOVERNADOR LEONEL BRIZOLA").</w:t>
-      </w:r>
-    </w:p>
-    <w:p>
-      <w:pPr>
-        <w:pStyle w:val="rspTEXTO0"/>
-      </w:pPr>
-      <w:r>
-        <w:t xml:space="preserve">Essa operação é crítica para a viabilidade do método, pois a estratégia de vincular as quadras entre as duas bases de dados depende da identidade exata </w:t>
-      </w:r>
-      <w:r>
-        <w:t>d</w:t>
-      </w:r>
-      <w:r>
-        <w:t>as denominações dos logradouros que as circundam. Sem essa rigorosa atenção aos nomes das vias, a automação do georreferenciamento em larga escala restaria comprometida por inconsistências ortográficas.</w:t>
+        <w:t>automação do georreferenciamento em larga escala restaria comprometida por inconsistências ortográficas.</w:t>
       </w:r>
     </w:p>
     <w:p>
@@ -1162,7 +1190,6 @@
           <w:b/>
           <w:bCs/>
         </w:rPr>
-        <w:lastRenderedPageBreak/>
         <w:t>Equivalência de Logradouros:</w:t>
       </w:r>
       <w:r>
@@ -1220,6 +1247,7 @@
           <w:b/>
           <w:bCs/>
         </w:rPr>
+        <w:lastRenderedPageBreak/>
         <w:t>Criação do Identificador Unificado:</w:t>
       </w:r>
       <w:r>
@@ -1457,7 +1485,11 @@
         <w:t>)</w:t>
       </w:r>
       <w:r>
-        <w:t>. Esta arquitetura garante a rastreabilidade da informação e permite auditorias futuras sem comprometer as bases legadas.</w:t>
+        <w:t xml:space="preserve">. Esta arquitetura </w:t>
+      </w:r>
+      <w:r>
+        <w:lastRenderedPageBreak/>
+        <w:t>garante a rastreabilidade da informação e permite auditorias futuras sem comprometer as bases legadas.</w:t>
       </w:r>
     </w:p>
     <w:p>
@@ -1593,19 +1625,41 @@
         </w:rPr>
         <w:t>(</w:t>
       </w:r>
-      <w:proofErr w:type="spellStart"/>
       <w:r>
         <w:rPr>
           <w:rFonts w:ascii="Calibri" w:hAnsi="Calibri" w:cs="Calibri"/>
         </w:rPr>
-        <w:t>Nalon</w:t>
-      </w:r>
-      <w:proofErr w:type="spellEnd"/>
+        <w:t>NALON</w:t>
+      </w:r>
       <w:r>
         <w:rPr>
           <w:rFonts w:ascii="Calibri" w:hAnsi="Calibri" w:cs="Calibri"/>
         </w:rPr>
-        <w:t>; Lisboa Filho; Peixoto, 2015)</w:t>
+        <w:t xml:space="preserve">; </w:t>
+      </w:r>
+      <w:r>
+        <w:rPr>
+          <w:rFonts w:ascii="Calibri" w:hAnsi="Calibri" w:cs="Calibri"/>
+        </w:rPr>
+        <w:t>LISBOA FILHO</w:t>
+      </w:r>
+      <w:r>
+        <w:rPr>
+          <w:rFonts w:ascii="Calibri" w:hAnsi="Calibri" w:cs="Calibri"/>
+        </w:rPr>
+        <w:t xml:space="preserve">; </w:t>
+      </w:r>
+      <w:r>
+        <w:rPr>
+          <w:rFonts w:ascii="Calibri" w:hAnsi="Calibri" w:cs="Calibri"/>
+        </w:rPr>
+        <w:t>PEIXOTO</w:t>
+      </w:r>
+      <w:r>
+        <w:rPr>
+          <w:rFonts w:ascii="Calibri" w:hAnsi="Calibri" w:cs="Calibri"/>
+        </w:rPr>
+        <w:t>, 2015)</w:t>
       </w:r>
       <w:r>
         <w:fldChar w:fldCharType="end"/>
@@ -3286,6 +3340,15 @@
           <w:sz w:val="20"/>
           <w:szCs w:val="20"/>
         </w:rPr>
+      </w:r>
+      <w:r>
+        <w:rPr>
+          <w:rFonts w:asciiTheme="minorHAnsi" w:eastAsia="Times New Roman" w:hAnsiTheme="minorHAnsi" w:cs="Arial"/>
+          <w:b/>
+          <w:bCs/>
+          <w:sz w:val="20"/>
+          <w:szCs w:val="20"/>
+        </w:rPr>
         <w:fldChar w:fldCharType="separate"/>
       </w:r>
       <w:r>
@@ -3895,11 +3958,9 @@
       <w:r>
         <w:t xml:space="preserve">pela </w:t>
       </w:r>
-      <w:proofErr w:type="spellStart"/>
-      <w:r>
-        <w:t>metofologia</w:t>
-      </w:r>
-      <w:proofErr w:type="spellEnd"/>
+      <w:r>
+        <w:t>metodologia</w:t>
+      </w:r>
     </w:p>
     <w:tbl>
       <w:tblPr>
@@ -4118,6 +4179,11 @@
     <w:p>
       <w:pPr>
         <w:pStyle w:val="rspTEXTO0"/>
+      </w:pPr>
+    </w:p>
+    <w:p>
+      <w:pPr>
+        <w:pStyle w:val="rspTEXTO0"/>
         <w:numPr>
           <w:ilvl w:val="0"/>
           <w:numId w:val="36"/>
@@ -7443,29 +7509,10 @@
         <w:fldChar w:fldCharType="end"/>
       </w:r>
       <w:r>
-        <w:fldChar w:fldCharType="begin"/>
-      </w:r>
-      <w:r>
-        <w:instrText xml:space="preserve"> REF _Ref223617976 \h </w:instrText>
-      </w:r>
-      <w:r>
-        <w:instrText xml:space="preserve"> \* MERGEFORMAT </w:instrText>
-      </w:r>
-      <w:r>
-        <w:fldChar w:fldCharType="separate"/>
-      </w:r>
-      <w:r>
-        <w:rPr>
-          <w:b/>
-          <w:bCs/>
-        </w:rPr>
-        <w:t>Erro! Fonte de referência não encontrada.</w:t>
-      </w:r>
-      <w:r>
-        <w:fldChar w:fldCharType="end"/>
-      </w:r>
-      <w:r>
-        <w:t xml:space="preserve">. </w:t>
+        <w:t>.</w:t>
+      </w:r>
+      <w:r>
+        <w:t xml:space="preserve"> </w:t>
       </w:r>
     </w:p>
     <w:p>
@@ -8173,25 +8220,6 @@
         <w:fldChar w:fldCharType="end"/>
       </w:r>
       <w:r>
-        <w:fldChar w:fldCharType="begin"/>
-      </w:r>
-      <w:r>
-        <w:instrText xml:space="preserve"> REF _Ref222304998 \h </w:instrText>
-      </w:r>
-      <w:r>
-        <w:fldChar w:fldCharType="separate"/>
-      </w:r>
-      <w:r>
-        <w:rPr>
-          <w:b/>
-          <w:bCs/>
-        </w:rPr>
-        <w:t>Erro! Fonte de referência não encontrada.</w:t>
-      </w:r>
-      <w:r>
-        <w:fldChar w:fldCharType="end"/>
-      </w:r>
-      <w:r>
         <w:t xml:space="preserve">, quantificam os valores que se comportam como </w:t>
       </w:r>
       <w:r>
@@ -11051,23 +11079,7 @@
           <w:rFonts w:ascii="Times New Roman" w:hAnsi="Times New Roman" w:cs="Times New Roman"/>
           <w:lang w:val="pt-BR"/>
         </w:rPr>
-        <w:t xml:space="preserve">CARNEIRO, Andréa F. T. Cadastro imobiliário e registro de imóveis: a Lei n. 10,267/2001, Decreto n. 4,449/2002 e atos normativos do INCRA. São Paulo, SP, Porto Alegre: Instituto de Registro Imobiliário do </w:t>
-      </w:r>
-      <w:proofErr w:type="gramStart"/>
-      <w:r>
-        <w:rPr>
-          <w:rFonts w:ascii="Times New Roman" w:hAnsi="Times New Roman" w:cs="Times New Roman"/>
-          <w:lang w:val="pt-BR"/>
-        </w:rPr>
-        <w:t>Brasil ;</w:t>
-      </w:r>
-      <w:proofErr w:type="gramEnd"/>
-      <w:r>
-        <w:rPr>
-          <w:rFonts w:ascii="Times New Roman" w:hAnsi="Times New Roman" w:cs="Times New Roman"/>
-          <w:lang w:val="pt-BR"/>
-        </w:rPr>
-        <w:t xml:space="preserve"> S.A. Fabris Editor, 2003. </w:t>
+        <w:t xml:space="preserve">CARNEIRO, Andréa F. T. Cadastro imobiliário e registro de imóveis: a Lei n. 10,267/2001, Decreto n. 4,449/2002 e atos normativos do INCRA. São Paulo, SP, Porto Alegre: Instituto de Registro Imobiliário do Brasil ; S.A. Fabris Editor, 2003. </w:t>
       </w:r>
     </w:p>
     <w:p>
@@ -11103,39 +11115,39 @@
           <w:rFonts w:ascii="Times New Roman" w:hAnsi="Times New Roman" w:cs="Times New Roman"/>
           <w:lang w:val="pt-BR"/>
         </w:rPr>
-        <w:t xml:space="preserve">Bancos de Dados Geográficos. Curitiba: </w:t>
-      </w:r>
-      <w:proofErr w:type="spellStart"/>
-      <w:r>
+        <w:t xml:space="preserve">Bancos de Dados Geográficos. Curitiba: MundoGEO, 2005. </w:t>
+      </w:r>
+    </w:p>
+    <w:p>
+      <w:pPr>
+        <w:pStyle w:val="Bibliografia"/>
+        <w:rPr>
+          <w:rFonts w:ascii="Times New Roman" w:hAnsi="Times New Roman" w:cs="Times New Roman"/>
+          <w:lang w:val="en-US"/>
+        </w:rPr>
+      </w:pPr>
+      <w:r>
+        <w:rPr>
+          <w:rFonts w:ascii="Times New Roman" w:hAnsi="Times New Roman" w:cs="Times New Roman"/>
+          <w:lang w:val="en-US"/>
+        </w:rPr>
+        <w:t xml:space="preserve">HAKLAY, Mordechai. How Good is Volunteered Geographical Information? A Comparative Study of OpenStreetMap and Ordnance Survey Datasets. Environment and Planning B: Planning and Design, v. 37, n. 4, p. 682–703, ago. 2010. </w:t>
+      </w:r>
+    </w:p>
+    <w:p>
+      <w:pPr>
+        <w:pStyle w:val="Bibliografia"/>
         <w:rPr>
           <w:rFonts w:ascii="Times New Roman" w:hAnsi="Times New Roman" w:cs="Times New Roman"/>
           <w:lang w:val="pt-BR"/>
         </w:rPr>
-        <w:t>MundoGEO</w:t>
-      </w:r>
-      <w:proofErr w:type="spellEnd"/>
+      </w:pPr>
       <w:r>
         <w:rPr>
           <w:rFonts w:ascii="Times New Roman" w:hAnsi="Times New Roman" w:cs="Times New Roman"/>
           <w:lang w:val="pt-BR"/>
         </w:rPr>
-        <w:t xml:space="preserve">, 2005. </w:t>
-      </w:r>
-    </w:p>
-    <w:p>
-      <w:pPr>
-        <w:pStyle w:val="Bibliografia"/>
-        <w:rPr>
-          <w:rFonts w:ascii="Times New Roman" w:hAnsi="Times New Roman" w:cs="Times New Roman"/>
-          <w:lang w:val="en-US"/>
-        </w:rPr>
-      </w:pPr>
-      <w:r>
-        <w:rPr>
-          <w:rFonts w:ascii="Times New Roman" w:hAnsi="Times New Roman" w:cs="Times New Roman"/>
-          <w:lang w:val="en-US"/>
-        </w:rPr>
-        <w:t xml:space="preserve">HAKLAY, Mordechai. How Good is Volunteered Geographical Information? A Comparative Study of OpenStreetMap and Ordnance Survey Datasets. Environment and Planning B: Planning and Design, v. 37, n. 4, p. 682–703, ago. 2010. </w:t>
+        <w:t xml:space="preserve">IBGE. MUNIC 2019. Disponível em: &lt;https://ftp.ibge.gov.br/Perfil_Municipios/2019/Base_de_Dados/&gt;. Acesso em: 19 jul. 2025a. </w:t>
       </w:r>
     </w:p>
     <w:p>
@@ -11151,39 +11163,39 @@
           <w:rFonts w:ascii="Times New Roman" w:hAnsi="Times New Roman" w:cs="Times New Roman"/>
           <w:lang w:val="pt-BR"/>
         </w:rPr>
-        <w:t>IBGE. MUNIC 2019. Disponível em: &lt;https://ftp.ibge.gov.br/</w:t>
-      </w:r>
-      <w:proofErr w:type="spellStart"/>
-      <w:r>
+        <w:t>IBGE. Padrão de Registro de Endereços - liv101639. , 2019b. Disponível em: &lt;https://biblioteca.ibge.gov.br/visualizacao/livros/liv101639.pdf&gt;</w:t>
+      </w:r>
+    </w:p>
+    <w:p>
+      <w:pPr>
+        <w:pStyle w:val="Bibliografia"/>
         <w:rPr>
           <w:rFonts w:ascii="Times New Roman" w:hAnsi="Times New Roman" w:cs="Times New Roman"/>
           <w:lang w:val="pt-BR"/>
         </w:rPr>
-        <w:t>Perfil_Municipios</w:t>
-      </w:r>
-      <w:proofErr w:type="spellEnd"/>
+      </w:pPr>
       <w:r>
         <w:rPr>
           <w:rFonts w:ascii="Times New Roman" w:hAnsi="Times New Roman" w:cs="Times New Roman"/>
           <w:lang w:val="pt-BR"/>
         </w:rPr>
-        <w:t>/2019/</w:t>
-      </w:r>
-      <w:proofErr w:type="spellStart"/>
-      <w:r>
+        <w:t xml:space="preserve">LOCH, Carlos; ERBA, Diego Alfonso. Gestão Municipal e Cadastro Territorial Multipurpose. Florianópolis: Editora da UFSC, 2007. </w:t>
+      </w:r>
+    </w:p>
+    <w:p>
+      <w:pPr>
+        <w:pStyle w:val="Bibliografia"/>
         <w:rPr>
           <w:rFonts w:ascii="Times New Roman" w:hAnsi="Times New Roman" w:cs="Times New Roman"/>
           <w:lang w:val="pt-BR"/>
         </w:rPr>
-        <w:t>Base_de_Dados</w:t>
-      </w:r>
-      <w:proofErr w:type="spellEnd"/>
+      </w:pPr>
       <w:r>
         <w:rPr>
           <w:rFonts w:ascii="Times New Roman" w:hAnsi="Times New Roman" w:cs="Times New Roman"/>
           <w:lang w:val="pt-BR"/>
         </w:rPr>
-        <w:t xml:space="preserve">/&gt;. Acesso em: 19 jul. 2025a. </w:t>
+        <w:t xml:space="preserve">NALON, Filipe; LISBOA FILHO, Jugurta; PEIXOTO, Douglas. Modelagem de dados geográficos utilizando um perfil UML alinhado a padrões internacionais e à abordagem MDA. abr. 2015. </w:t>
       </w:r>
     </w:p>
     <w:p>
@@ -11199,23 +11211,23 @@
           <w:rFonts w:ascii="Times New Roman" w:hAnsi="Times New Roman" w:cs="Times New Roman"/>
           <w:lang w:val="pt-BR"/>
         </w:rPr>
-        <w:t>IBGE. Padrão de Registro de Endereços - liv101639</w:t>
-      </w:r>
-      <w:proofErr w:type="gramStart"/>
-      <w:r>
+        <w:t xml:space="preserve">NUNES, Maria das Graças Volpe. Processamento de Linguagem Natural: Conceitos, Técnicas e Aplicações em Português. 2. ed. São Carlos, SP: Graça Nunes, 2024. </w:t>
+      </w:r>
+    </w:p>
+    <w:p>
+      <w:pPr>
+        <w:pStyle w:val="Bibliografia"/>
         <w:rPr>
           <w:rFonts w:ascii="Times New Roman" w:hAnsi="Times New Roman" w:cs="Times New Roman"/>
           <w:lang w:val="pt-BR"/>
         </w:rPr>
-        <w:t>. ,</w:t>
-      </w:r>
-      <w:proofErr w:type="gramEnd"/>
+      </w:pPr>
       <w:r>
         <w:rPr>
           <w:rFonts w:ascii="Times New Roman" w:hAnsi="Times New Roman" w:cs="Times New Roman"/>
           <w:lang w:val="pt-BR"/>
         </w:rPr>
-        <w:t xml:space="preserve"> 2019b. Disponível em: &lt;https://biblioteca.ibge.gov.br/visualizacao/livros/liv101639.pdf&gt;</w:t>
+        <w:t xml:space="preserve">SERPRO. Superciata/PROJETO CIATA - MANUAL DO CADASTRO IMOBILIÁRIO.pdf. Disponível em: &lt;https://superciata.smuu.com.br/docs/ProjetoCiata_ManualCadastroImobiliario_OCR.pdf&gt;. Acesso em: 13 nov. 2025. </w:t>
       </w:r>
     </w:p>
     <w:p>
@@ -11231,23 +11243,23 @@
           <w:rFonts w:ascii="Times New Roman" w:hAnsi="Times New Roman" w:cs="Times New Roman"/>
           <w:lang w:val="pt-BR"/>
         </w:rPr>
-        <w:t xml:space="preserve">LOCH, Carlos; ERBA, Diego Alfonso. Gestão Municipal e Cadastro Territorial </w:t>
-      </w:r>
-      <w:proofErr w:type="spellStart"/>
-      <w:r>
+        <w:t xml:space="preserve">SIGWEB-Capanema. Disponível em: &lt;https://capanema.ctmgeo.com.br/geo-view/index.ctm&gt;. Acesso em: 14 dez. 2025. </w:t>
+      </w:r>
+    </w:p>
+    <w:p>
+      <w:pPr>
+        <w:pStyle w:val="Bibliografia"/>
         <w:rPr>
           <w:rFonts w:ascii="Times New Roman" w:hAnsi="Times New Roman" w:cs="Times New Roman"/>
           <w:lang w:val="pt-BR"/>
         </w:rPr>
-        <w:t>Multipurpose</w:t>
-      </w:r>
-      <w:proofErr w:type="spellEnd"/>
+      </w:pPr>
       <w:r>
         <w:rPr>
           <w:rFonts w:ascii="Times New Roman" w:hAnsi="Times New Roman" w:cs="Times New Roman"/>
           <w:lang w:val="pt-BR"/>
         </w:rPr>
-        <w:t xml:space="preserve">. Florianópolis: Editora da UFSC, 2007. </w:t>
+        <w:t>SILVA, Camila da. Proposta de modelagem para as variáveis de localização empregadas na avaliação em massa de imóveis. Dissertação (Mestrado em Engenharia de Produção)—Florianópolis: Universidade Federal de Santa Catarina, Centro Tecnológico, 2026.</w:t>
       </w:r>
     </w:p>
     <w:p>
@@ -11263,199 +11275,7 @@
           <w:rFonts w:ascii="Times New Roman" w:hAnsi="Times New Roman" w:cs="Times New Roman"/>
           <w:lang w:val="pt-BR"/>
         </w:rPr>
-        <w:t xml:space="preserve">NALON, Filipe; LISBOA FILHO, </w:t>
-      </w:r>
-      <w:proofErr w:type="spellStart"/>
-      <w:r>
-        <w:rPr>
-          <w:rFonts w:ascii="Times New Roman" w:hAnsi="Times New Roman" w:cs="Times New Roman"/>
-          <w:lang w:val="pt-BR"/>
-        </w:rPr>
-        <w:t>Jugurta</w:t>
-      </w:r>
-      <w:proofErr w:type="spellEnd"/>
-      <w:r>
-        <w:rPr>
-          <w:rFonts w:ascii="Times New Roman" w:hAnsi="Times New Roman" w:cs="Times New Roman"/>
-          <w:lang w:val="pt-BR"/>
-        </w:rPr>
-        <w:t xml:space="preserve">; PEIXOTO, Douglas. Modelagem de dados geográficos utilizando um perfil UML alinhado a padrões internacionais e à abordagem MDA. abr. 2015. </w:t>
-      </w:r>
-    </w:p>
-    <w:p>
-      <w:pPr>
-        <w:pStyle w:val="Bibliografia"/>
-        <w:rPr>
-          <w:rFonts w:ascii="Times New Roman" w:hAnsi="Times New Roman" w:cs="Times New Roman"/>
-          <w:lang w:val="pt-BR"/>
-        </w:rPr>
-      </w:pPr>
-      <w:r>
-        <w:rPr>
-          <w:rFonts w:ascii="Times New Roman" w:hAnsi="Times New Roman" w:cs="Times New Roman"/>
-          <w:lang w:val="pt-BR"/>
-        </w:rPr>
-        <w:t xml:space="preserve">NUNES, Maria das Graças Volpe. Processamento de Linguagem Natural: Conceitos, Técnicas e Aplicações em </w:t>
-      </w:r>
-      <w:proofErr w:type="gramStart"/>
-      <w:r>
-        <w:rPr>
-          <w:rFonts w:ascii="Times New Roman" w:hAnsi="Times New Roman" w:cs="Times New Roman"/>
-          <w:lang w:val="pt-BR"/>
-        </w:rPr>
-        <w:t>Português</w:t>
-      </w:r>
-      <w:proofErr w:type="gramEnd"/>
-      <w:r>
-        <w:rPr>
-          <w:rFonts w:ascii="Times New Roman" w:hAnsi="Times New Roman" w:cs="Times New Roman"/>
-          <w:lang w:val="pt-BR"/>
-        </w:rPr>
-        <w:t xml:space="preserve">. 2. ed. São Carlos, SP: Graça Nunes, 2024. </w:t>
-      </w:r>
-    </w:p>
-    <w:p>
-      <w:pPr>
-        <w:pStyle w:val="Bibliografia"/>
-        <w:rPr>
-          <w:rFonts w:ascii="Times New Roman" w:hAnsi="Times New Roman" w:cs="Times New Roman"/>
-          <w:lang w:val="pt-BR"/>
-        </w:rPr>
-      </w:pPr>
-      <w:r>
-        <w:rPr>
-          <w:rFonts w:ascii="Times New Roman" w:hAnsi="Times New Roman" w:cs="Times New Roman"/>
-          <w:lang w:val="pt-BR"/>
-        </w:rPr>
-        <w:t xml:space="preserve">SERPRO. </w:t>
-      </w:r>
-      <w:proofErr w:type="spellStart"/>
-      <w:r>
-        <w:rPr>
-          <w:rFonts w:ascii="Times New Roman" w:hAnsi="Times New Roman" w:cs="Times New Roman"/>
-          <w:lang w:val="pt-BR"/>
-        </w:rPr>
-        <w:t>Superciata</w:t>
-      </w:r>
-      <w:proofErr w:type="spellEnd"/>
-      <w:r>
-        <w:rPr>
-          <w:rFonts w:ascii="Times New Roman" w:hAnsi="Times New Roman" w:cs="Times New Roman"/>
-          <w:lang w:val="pt-BR"/>
-        </w:rPr>
-        <w:t xml:space="preserve">/PROJETO CIATA - MANUAL DO CADASTRO IMOBILIÁRIO.pdf. Disponível em: &lt;https://superciata.smuu.com.br/docs/ProjetoCiata_ManualCadastroImobiliario_OCR.pdf&gt;. Acesso em: 13 nov. 2025. </w:t>
-      </w:r>
-    </w:p>
-    <w:p>
-      <w:pPr>
-        <w:pStyle w:val="Bibliografia"/>
-        <w:rPr>
-          <w:rFonts w:ascii="Times New Roman" w:hAnsi="Times New Roman" w:cs="Times New Roman"/>
-          <w:lang w:val="pt-BR"/>
-        </w:rPr>
-      </w:pPr>
-      <w:r>
-        <w:rPr>
-          <w:rFonts w:ascii="Times New Roman" w:hAnsi="Times New Roman" w:cs="Times New Roman"/>
-          <w:lang w:val="pt-BR"/>
-        </w:rPr>
-        <w:t>SIGWEB-Capanema. Disponível em: &lt;https://capanema.ctmgeo.com.br/</w:t>
-      </w:r>
-      <w:proofErr w:type="spellStart"/>
-      <w:r>
-        <w:rPr>
-          <w:rFonts w:ascii="Times New Roman" w:hAnsi="Times New Roman" w:cs="Times New Roman"/>
-          <w:lang w:val="pt-BR"/>
-        </w:rPr>
-        <w:t>geo-view</w:t>
-      </w:r>
-      <w:proofErr w:type="spellEnd"/>
-      <w:r>
-        <w:rPr>
-          <w:rFonts w:ascii="Times New Roman" w:hAnsi="Times New Roman" w:cs="Times New Roman"/>
-          <w:lang w:val="pt-BR"/>
-        </w:rPr>
-        <w:t>/</w:t>
-      </w:r>
-      <w:proofErr w:type="spellStart"/>
-      <w:r>
-        <w:rPr>
-          <w:rFonts w:ascii="Times New Roman" w:hAnsi="Times New Roman" w:cs="Times New Roman"/>
-          <w:lang w:val="pt-BR"/>
-        </w:rPr>
-        <w:t>index.ctm</w:t>
-      </w:r>
-      <w:proofErr w:type="spellEnd"/>
-      <w:r>
-        <w:rPr>
-          <w:rFonts w:ascii="Times New Roman" w:hAnsi="Times New Roman" w:cs="Times New Roman"/>
-          <w:lang w:val="pt-BR"/>
-        </w:rPr>
-        <w:t xml:space="preserve">&gt;. Acesso em: 14 dez. 2025. </w:t>
-      </w:r>
-    </w:p>
-    <w:p>
-      <w:pPr>
-        <w:pStyle w:val="Bibliografia"/>
-        <w:rPr>
-          <w:rFonts w:ascii="Times New Roman" w:hAnsi="Times New Roman" w:cs="Times New Roman"/>
-          <w:lang w:val="pt-BR"/>
-        </w:rPr>
-      </w:pPr>
-      <w:r>
-        <w:rPr>
-          <w:rFonts w:ascii="Times New Roman" w:hAnsi="Times New Roman" w:cs="Times New Roman"/>
-          <w:lang w:val="pt-BR"/>
-        </w:rPr>
-        <w:t xml:space="preserve">SILVA, Camila da. Proposta de modelagem para as variáveis de localização empregadas na avaliação em massa de imóveis. Dissertação (Mestrado em Engenharia de </w:t>
-      </w:r>
-      <w:proofErr w:type="gramStart"/>
-      <w:r>
-        <w:rPr>
-          <w:rFonts w:ascii="Times New Roman" w:hAnsi="Times New Roman" w:cs="Times New Roman"/>
-          <w:lang w:val="pt-BR"/>
-        </w:rPr>
-        <w:t>Produção)—</w:t>
-      </w:r>
-      <w:proofErr w:type="gramEnd"/>
-      <w:r>
-        <w:rPr>
-          <w:rFonts w:ascii="Times New Roman" w:hAnsi="Times New Roman" w:cs="Times New Roman"/>
-          <w:lang w:val="pt-BR"/>
-        </w:rPr>
-        <w:t>Florianópolis: Universidade Federal de Santa Catarina, Centro Tecnológico, 2026.</w:t>
-      </w:r>
-    </w:p>
-    <w:p>
-      <w:pPr>
-        <w:pStyle w:val="Bibliografia"/>
-        <w:rPr>
-          <w:rFonts w:ascii="Times New Roman" w:hAnsi="Times New Roman" w:cs="Times New Roman"/>
-          <w:lang w:val="pt-BR"/>
-        </w:rPr>
-      </w:pPr>
-      <w:r>
-        <w:rPr>
-          <w:rFonts w:ascii="Times New Roman" w:hAnsi="Times New Roman" w:cs="Times New Roman"/>
-          <w:lang w:val="pt-BR"/>
-        </w:rPr>
-        <w:t xml:space="preserve">SILVA, Everton da (ORG.). Cadastro Territorial Multifinalitário aplicado à gestão municipal. Florianópolis, SC: </w:t>
-      </w:r>
-      <w:proofErr w:type="spellStart"/>
-      <w:r>
-        <w:rPr>
-          <w:rFonts w:ascii="Times New Roman" w:hAnsi="Times New Roman" w:cs="Times New Roman"/>
-          <w:lang w:val="pt-BR"/>
-        </w:rPr>
-        <w:t>Ufsc</w:t>
-      </w:r>
-      <w:proofErr w:type="spellEnd"/>
-      <w:r>
-        <w:rPr>
-          <w:rFonts w:ascii="Times New Roman" w:hAnsi="Times New Roman" w:cs="Times New Roman"/>
-          <w:lang w:val="pt-BR"/>
-        </w:rPr>
-        <w:t xml:space="preserve">, 2023. </w:t>
+        <w:t xml:space="preserve">SILVA, Everton da (ORG.). Cadastro Territorial Multifinalitário aplicado à gestão municipal. Florianópolis, SC: Ufsc, 2023. </w:t>
       </w:r>
     </w:p>
     <w:p>

--- a/Artigo RSP/Artigo RSP.docx
+++ b/Artigo RSP/Artigo RSP.docx
@@ -16627,6 +16627,7 @@
   <w:style w:type="character" w:default="1" w:styleId="Fontepargpadro">
     <w:name w:val="Default Paragraph Font"/>
     <w:uiPriority w:val="1"/>
+    <w:semiHidden/>
     <w:unhideWhenUsed/>
   </w:style>
   <w:style w:type="table" w:default="1" w:styleId="Tabelanormal">
